--- a/docs/CBM-Mentor-Guide.docx
+++ b/docs/CBM-Mentor-Guide.docx
@@ -348,7 +348,7 @@
                 <w:b w:val="false"/>
                 <w:bCs w:val="false"/>
               </w:rPr>
-              <w:t xml:space="preserve">06-11-26 09:30</w:t>
+              <w:t xml:space="preserve">06-12-26 04:45</w:t>
             </w:r>
           </w:p>
         </w:tc>
@@ -3021,6 +3021,129 @@
           <w:iCs w:val="false"/>
         </w:rPr>
         <w:t xml:space="preserve"> as you go. Either works — choose whatever keeps your record clear and easy to pick up later. Many mentors keep the meeting-by-meeting detail on the Sessions and use the engagement only for the bigger picture.</w:t>
+      </w:r>
+    </w:p>
+    <w:p>
+      <w:pPr>
+        <w:spacing w:after="160" w:line="276"/>
+      </w:pPr>
+      <w:r>
+        <w:rPr>
+          <w:rFonts w:ascii="Arial" w:cs="Arial" w:eastAsia="Arial" w:hAnsi="Arial"/>
+          <w:i/>
+          <w:iCs/>
+        </w:rPr>
+        <w:t xml:space="preserve">Adding a co-mentor, or stepping off an engagement. </w:t>
+      </w:r>
+      <w:r>
+        <w:rPr>
+          <w:rFonts w:ascii="Arial" w:cs="Arial" w:eastAsia="Arial" w:hAnsi="Arial"/>
+          <w:b w:val="false"/>
+          <w:bCs w:val="false"/>
+          <w:i w:val="false"/>
+          <w:iCs w:val="false"/>
+        </w:rPr>
+        <w:t xml:space="preserve">You can also change who's mentoring an engagement. To bring in a </w:t>
+      </w:r>
+      <w:r>
+        <w:rPr>
+          <w:rFonts w:ascii="Arial" w:cs="Arial" w:eastAsia="Arial" w:hAnsi="Arial"/>
+          <w:b/>
+          <w:bCs/>
+          <w:i w:val="false"/>
+          <w:iCs w:val="false"/>
+        </w:rPr>
+        <w:t xml:space="preserve">co-mentor</w:t>
+      </w:r>
+      <w:r>
+        <w:rPr>
+          <w:rFonts w:ascii="Arial" w:cs="Arial" w:eastAsia="Arial" w:hAnsi="Arial"/>
+          <w:b w:val="false"/>
+          <w:bCs w:val="false"/>
+          <w:i w:val="false"/>
+          <w:iCs w:val="false"/>
+        </w:rPr>
+        <w:t xml:space="preserve">, add them to the engagement's </w:t>
+      </w:r>
+      <w:r>
+        <w:rPr>
+          <w:rFonts w:ascii="Arial" w:cs="Arial" w:eastAsia="Arial" w:hAnsi="Arial"/>
+          <w:b/>
+          <w:bCs/>
+          <w:i w:val="false"/>
+          <w:iCs w:val="false"/>
+        </w:rPr>
+        <w:t xml:space="preserve">Assigned Mentor</w:t>
+      </w:r>
+      <w:r>
+        <w:rPr>
+          <w:rFonts w:ascii="Arial" w:cs="Arial" w:eastAsia="Arial" w:hAnsi="Arial"/>
+          <w:b w:val="false"/>
+          <w:bCs w:val="false"/>
+          <w:i w:val="false"/>
+          <w:iCs w:val="false"/>
+        </w:rPr>
+        <w:t xml:space="preserve"> and </w:t>
+      </w:r>
+      <w:r>
+        <w:rPr>
+          <w:rFonts w:ascii="Arial" w:cs="Arial" w:eastAsia="Arial" w:hAnsi="Arial"/>
+          <w:b/>
+          <w:bCs/>
+          <w:i w:val="false"/>
+          <w:iCs w:val="false"/>
+        </w:rPr>
+        <w:t xml:space="preserve">Assigned Users</w:t>
+      </w:r>
+      <w:r>
+        <w:rPr>
+          <w:rFonts w:ascii="Arial" w:cs="Arial" w:eastAsia="Arial" w:hAnsi="Arial"/>
+          <w:b w:val="false"/>
+          <w:bCs w:val="false"/>
+          <w:i w:val="false"/>
+          <w:iCs w:val="false"/>
+        </w:rPr>
+        <w:t xml:space="preserve"> fields; for them to see the client's people and record, they'll also need to be the </w:t>
+      </w:r>
+      <w:r>
+        <w:rPr>
+          <w:rFonts w:ascii="Arial" w:cs="Arial" w:eastAsia="Arial" w:hAnsi="Arial"/>
+          <w:b/>
+          <w:bCs/>
+          <w:i w:val="false"/>
+          <w:iCs w:val="false"/>
+        </w:rPr>
+        <w:t xml:space="preserve">Assigned User</w:t>
+      </w:r>
+      <w:r>
+        <w:rPr>
+          <w:rFonts w:ascii="Arial" w:cs="Arial" w:eastAsia="Arial" w:hAnsi="Arial"/>
+          <w:b w:val="false"/>
+          <w:bCs w:val="false"/>
+          <w:i w:val="false"/>
+          <w:iCs w:val="false"/>
+        </w:rPr>
+        <w:t xml:space="preserve"> on the engagement's contacts and the client (your Client Assignment team can help with this). To </w:t>
+      </w:r>
+      <w:r>
+        <w:rPr>
+          <w:rFonts w:ascii="Arial" w:cs="Arial" w:eastAsia="Arial" w:hAnsi="Arial"/>
+          <w:b/>
+          <w:bCs/>
+          <w:i w:val="false"/>
+          <w:iCs w:val="false"/>
+        </w:rPr>
+        <w:t xml:space="preserve">step off</w:t>
+      </w:r>
+      <w:r>
+        <w:rPr>
+          <w:rFonts w:ascii="Arial" w:cs="Arial" w:eastAsia="Arial" w:hAnsi="Arial"/>
+          <w:b w:val="false"/>
+          <w:bCs w:val="false"/>
+          <w:i w:val="false"/>
+          <w:iCs w:val="false"/>
+        </w:rPr>
+        <w:t xml:space="preserve"> an engagement and hand it to someone else, remove yourself from those fields once another mentor is in place — that transfers the client to them.</w:t>
       </w:r>
     </w:p>
     <w:p>

--- a/docs/CBM-Mentor-Guide.docx
+++ b/docs/CBM-Mentor-Guide.docx
@@ -232,15 +232,7 @@
                 <w:b w:val="false"/>
                 <w:bCs w:val="false"/>
               </w:rPr>
-              <w:t>1.</w:t>
-            </w:r>
-            <w:r>
-              <w:rPr>
-                <w:rFonts w:eastAsia="Arial" w:cs="Arial"/>
-                <w:b w:val="false"/>
-                <w:bCs w:val="false"/>
-              </w:rPr>
-              <w:t>2</w:t>
+              <w:t>1.2</w:t>
             </w:r>
           </w:p>
         </w:tc>
@@ -294,7 +286,7 @@
                 <w:b w:val="false"/>
                 <w:bCs w:val="false"/>
               </w:rPr>
-              <w:t>Draft</w:t>
+              <w:t>Depricated!  - See https://docs.clevelandbusinessmentors.org/shelves/mentor-documentation/edit</w:t>
             </w:r>
           </w:p>
         </w:tc>
@@ -348,23 +340,7 @@
                 <w:b w:val="false"/>
                 <w:bCs w:val="false"/>
               </w:rPr>
-              <w:t>06-15-26 0</w:t>
-            </w:r>
-            <w:r>
-              <w:rPr>
-                <w:rFonts w:eastAsia="Arial" w:cs="Arial"/>
-                <w:b w:val="false"/>
-                <w:bCs w:val="false"/>
-              </w:rPr>
-              <w:t>7</w:t>
-            </w:r>
-            <w:r>
-              <w:rPr>
-                <w:rFonts w:eastAsia="Arial" w:cs="Arial"/>
-                <w:b w:val="false"/>
-                <w:bCs w:val="false"/>
-              </w:rPr>
-              <w:t>:20</w:t>
+              <w:t>06-15-26 07:20</w:t>
             </w:r>
           </w:p>
         </w:tc>
@@ -403,13 +379,8 @@
         <w:p>
           <w:pPr>
             <w:pStyle w:val="Normal"/>
-            <w:widowControl/>
-            <w:suppressAutoHyphens w:val="true"/>
-            <w:bidi w:val="0"/>
-            <w:spacing w:before="0" w:after="0"/>
-            <w:jc w:val="left"/>
             <w:rPr>
-              <w:rFonts w:ascii="Arial" w:hAnsi="Arial" w:eastAsia="Arial" w:cs="Arial"/>
+              <w:rFonts w:eastAsia="Arial" w:cs="Arial"/>
               <w:color w:val="auto"/>
               <w:kern w:val="0"/>
               <w:sz w:val="24"/>
@@ -487,10 +458,29 @@
     <w:p>
       <w:pPr>
         <w:pStyle w:val="Normal"/>
-        <w:rPr/>
-      </w:pPr>
-      <w:r>
-        <w:rPr/>
+        <w:widowControl/>
+        <w:suppressAutoHyphens w:val="true"/>
+        <w:bidi w:val="0"/>
+        <w:spacing w:before="0" w:after="0"/>
+        <w:jc w:val="left"/>
+        <w:rPr>
+          <w:rFonts w:ascii="Arial" w:hAnsi="Arial" w:eastAsia="Arial" w:cs="Arial"/>
+          <w:color w:val="auto"/>
+          <w:kern w:val="0"/>
+          <w:sz w:val="24"/>
+          <w:szCs w:val="24"/>
+          <w:lang w:val="en-US" w:eastAsia="zh-CN" w:bidi="hi-IN"/>
+        </w:rPr>
+      </w:pPr>
+      <w:r>
+        <w:rPr>
+          <w:rFonts w:eastAsia="Arial" w:cs="Arial"/>
+          <w:color w:val="auto"/>
+          <w:kern w:val="0"/>
+          <w:sz w:val="24"/>
+          <w:szCs w:val="24"/>
+          <w:lang w:val="en-US" w:eastAsia="zh-CN" w:bidi="hi-IN"/>
+        </w:rPr>
       </w:r>
     </w:p>
     <w:p>
@@ -509,6 +499,38 @@
       </w:pPr>
       <w:r>
         <w:rPr/>
+      </w:r>
+    </w:p>
+    <w:p>
+      <w:pPr>
+        <w:pStyle w:val="Normal"/>
+        <w:rPr/>
+      </w:pPr>
+      <w:r>
+        <w:rPr/>
+      </w:r>
+    </w:p>
+    <w:p>
+      <w:pPr>
+        <w:pStyle w:val="Normal"/>
+        <w:jc w:val="center"/>
+        <w:rPr>
+          <w:b/>
+          <w:bCs/>
+          <w:color w:val="FF4000"/>
+          <w:sz w:val="72"/>
+          <w:szCs w:val="72"/>
+        </w:rPr>
+      </w:pPr>
+      <w:r>
+        <w:rPr>
+          <w:b/>
+          <w:bCs/>
+          <w:color w:val="FF4000"/>
+          <w:sz w:val="72"/>
+          <w:szCs w:val="72"/>
+        </w:rPr>
+        <w:t>DEPRECATED</w:t>
       </w:r>
       <w:r>
         <w:br w:type="page"/>
@@ -769,7 +791,7 @@
         <w:pStyle w:val="ListParagraph"/>
         <w:numPr>
           <w:ilvl w:val="0"/>
-          <w:numId w:val="14"/>
+          <w:numId w:val="42"/>
         </w:numPr>
         <w:spacing w:lineRule="exact" w:line="276" w:before="0" w:after="100"/>
         <w:rPr/>
@@ -810,7 +832,7 @@
         <w:pStyle w:val="ListParagraph"/>
         <w:numPr>
           <w:ilvl w:val="0"/>
-          <w:numId w:val="15"/>
+          <w:numId w:val="43"/>
         </w:numPr>
         <w:spacing w:lineRule="exact" w:line="276" w:before="0" w:after="100"/>
         <w:rPr/>
@@ -831,7 +853,7 @@
         <w:pStyle w:val="ListParagraph"/>
         <w:numPr>
           <w:ilvl w:val="0"/>
-          <w:numId w:val="16"/>
+          <w:numId w:val="44"/>
         </w:numPr>
         <w:spacing w:lineRule="exact" w:line="276" w:before="0" w:after="100"/>
         <w:rPr/>
@@ -872,7 +894,7 @@
         <w:pStyle w:val="ListParagraph"/>
         <w:numPr>
           <w:ilvl w:val="0"/>
-          <w:numId w:val="17"/>
+          <w:numId w:val="45"/>
         </w:numPr>
         <w:spacing w:lineRule="exact" w:line="276" w:before="0" w:after="100"/>
         <w:rPr/>
@@ -893,7 +915,7 @@
         <w:pStyle w:val="ListParagraph"/>
         <w:numPr>
           <w:ilvl w:val="0"/>
-          <w:numId w:val="18"/>
+          <w:numId w:val="46"/>
         </w:numPr>
         <w:spacing w:lineRule="exact" w:line="276" w:before="0" w:after="100"/>
         <w:rPr/>
@@ -914,7 +936,7 @@
         <w:pStyle w:val="ListParagraph"/>
         <w:numPr>
           <w:ilvl w:val="0"/>
-          <w:numId w:val="19"/>
+          <w:numId w:val="47"/>
         </w:numPr>
         <w:spacing w:lineRule="exact" w:line="276" w:before="0" w:after="100"/>
         <w:rPr/>
@@ -1327,7 +1349,7 @@
         <w:pStyle w:val="ListParagraph"/>
         <w:numPr>
           <w:ilvl w:val="0"/>
-          <w:numId w:val="20"/>
+          <w:numId w:val="48"/>
         </w:numPr>
         <w:spacing w:lineRule="exact" w:line="276" w:before="0" w:after="100"/>
         <w:rPr/>
@@ -1408,7 +1430,7 @@
         <w:pStyle w:val="ListParagraph"/>
         <w:numPr>
           <w:ilvl w:val="0"/>
-          <w:numId w:val="21"/>
+          <w:numId w:val="49"/>
         </w:numPr>
         <w:spacing w:lineRule="exact" w:line="276" w:before="0" w:after="100"/>
         <w:rPr/>
@@ -1536,7 +1558,7 @@
         <w:pStyle w:val="ListParagraph"/>
         <w:numPr>
           <w:ilvl w:val="0"/>
-          <w:numId w:val="22"/>
+          <w:numId w:val="50"/>
         </w:numPr>
         <w:spacing w:lineRule="exact" w:line="276" w:before="0" w:after="100"/>
         <w:rPr/>
@@ -1577,7 +1599,7 @@
         <w:pStyle w:val="ListParagraph"/>
         <w:numPr>
           <w:ilvl w:val="0"/>
-          <w:numId w:val="23"/>
+          <w:numId w:val="51"/>
         </w:numPr>
         <w:spacing w:lineRule="exact" w:line="276" w:before="0" w:after="100"/>
         <w:rPr/>
@@ -1618,7 +1640,7 @@
         <w:pStyle w:val="ListParagraph"/>
         <w:numPr>
           <w:ilvl w:val="0"/>
-          <w:numId w:val="24"/>
+          <w:numId w:val="52"/>
         </w:numPr>
         <w:spacing w:lineRule="exact" w:line="276" w:before="0" w:after="100"/>
         <w:rPr/>
@@ -1659,7 +1681,7 @@
         <w:pStyle w:val="ListParagraph"/>
         <w:numPr>
           <w:ilvl w:val="0"/>
-          <w:numId w:val="25"/>
+          <w:numId w:val="53"/>
         </w:numPr>
         <w:spacing w:lineRule="exact" w:line="276" w:before="0" w:after="100"/>
         <w:rPr/>
@@ -1720,7 +1742,7 @@
         <w:pStyle w:val="ListParagraph"/>
         <w:numPr>
           <w:ilvl w:val="0"/>
-          <w:numId w:val="26"/>
+          <w:numId w:val="54"/>
         </w:numPr>
         <w:spacing w:lineRule="exact" w:line="276" w:before="0" w:after="100"/>
         <w:rPr/>
@@ -1786,7 +1808,7 @@
         <w:pStyle w:val="ListParagraph"/>
         <w:numPr>
           <w:ilvl w:val="0"/>
-          <w:numId w:val="27"/>
+          <w:numId w:val="55"/>
         </w:numPr>
         <w:spacing w:lineRule="exact" w:line="276" w:before="0" w:after="100"/>
         <w:rPr/>
@@ -1817,7 +1839,7 @@
         <w:pStyle w:val="ListParagraph"/>
         <w:numPr>
           <w:ilvl w:val="0"/>
-          <w:numId w:val="28"/>
+          <w:numId w:val="56"/>
         </w:numPr>
         <w:spacing w:lineRule="exact" w:line="276" w:before="0" w:after="100"/>
         <w:rPr/>
@@ -1913,7 +1935,7 @@
         <w:pStyle w:val="ListParagraph"/>
         <w:numPr>
           <w:ilvl w:val="0"/>
-          <w:numId w:val="29"/>
+          <w:numId w:val="57"/>
         </w:numPr>
         <w:spacing w:lineRule="exact" w:line="276" w:before="0" w:after="100"/>
         <w:rPr/>
@@ -1954,7 +1976,7 @@
         <w:pStyle w:val="ListParagraph"/>
         <w:numPr>
           <w:ilvl w:val="0"/>
-          <w:numId w:val="30"/>
+          <w:numId w:val="58"/>
         </w:numPr>
         <w:spacing w:lineRule="exact" w:line="276" w:before="0" w:after="100"/>
         <w:rPr/>
@@ -2035,7 +2057,7 @@
         <w:pStyle w:val="ListParagraph"/>
         <w:numPr>
           <w:ilvl w:val="0"/>
-          <w:numId w:val="31"/>
+          <w:numId w:val="59"/>
         </w:numPr>
         <w:spacing w:lineRule="exact" w:line="276" w:before="0" w:after="100"/>
         <w:rPr/>
@@ -2379,7 +2401,7 @@
         <w:pStyle w:val="ListParagraph"/>
         <w:numPr>
           <w:ilvl w:val="0"/>
-          <w:numId w:val="32"/>
+          <w:numId w:val="60"/>
         </w:numPr>
         <w:spacing w:lineRule="exact" w:line="276" w:before="0" w:after="100"/>
         <w:rPr/>
@@ -2440,7 +2462,7 @@
         <w:pStyle w:val="ListParagraph"/>
         <w:numPr>
           <w:ilvl w:val="0"/>
-          <w:numId w:val="33"/>
+          <w:numId w:val="61"/>
         </w:numPr>
         <w:spacing w:lineRule="exact" w:line="276" w:before="0" w:after="100"/>
         <w:rPr/>
@@ -2501,7 +2523,7 @@
         <w:pStyle w:val="ListParagraph"/>
         <w:numPr>
           <w:ilvl w:val="1"/>
-          <w:numId w:val="34"/>
+          <w:numId w:val="62"/>
         </w:numPr>
         <w:spacing w:lineRule="exact" w:line="276" w:before="0" w:after="100"/>
         <w:rPr/>
@@ -2522,7 +2544,7 @@
         <w:pStyle w:val="ListParagraph"/>
         <w:numPr>
           <w:ilvl w:val="0"/>
-          <w:numId w:val="35"/>
+          <w:numId w:val="63"/>
         </w:numPr>
         <w:spacing w:lineRule="exact" w:line="276" w:before="0" w:after="100"/>
         <w:rPr/>
@@ -2563,7 +2585,7 @@
         <w:pStyle w:val="ListParagraph"/>
         <w:numPr>
           <w:ilvl w:val="0"/>
-          <w:numId w:val="36"/>
+          <w:numId w:val="64"/>
         </w:numPr>
         <w:spacing w:lineRule="exact" w:line="276" w:before="0" w:after="100"/>
         <w:rPr/>
@@ -2604,7 +2626,7 @@
         <w:pStyle w:val="ListParagraph"/>
         <w:numPr>
           <w:ilvl w:val="0"/>
-          <w:numId w:val="37"/>
+          <w:numId w:val="65"/>
         </w:numPr>
         <w:spacing w:lineRule="exact" w:line="276" w:before="0" w:after="100"/>
         <w:rPr/>
@@ -2645,7 +2667,7 @@
         <w:pStyle w:val="ListParagraph"/>
         <w:numPr>
           <w:ilvl w:val="0"/>
-          <w:numId w:val="38"/>
+          <w:numId w:val="66"/>
         </w:numPr>
         <w:spacing w:lineRule="exact" w:line="276" w:before="0" w:after="100"/>
         <w:rPr/>
@@ -2686,7 +2708,7 @@
         <w:pStyle w:val="ListParagraph"/>
         <w:numPr>
           <w:ilvl w:val="0"/>
-          <w:numId w:val="39"/>
+          <w:numId w:val="67"/>
         </w:numPr>
         <w:spacing w:lineRule="exact" w:line="276" w:before="0" w:after="100"/>
         <w:rPr/>
@@ -2727,7 +2749,7 @@
         <w:pStyle w:val="ListParagraph"/>
         <w:numPr>
           <w:ilvl w:val="0"/>
-          <w:numId w:val="40"/>
+          <w:numId w:val="68"/>
         </w:numPr>
         <w:spacing w:lineRule="exact" w:line="276" w:before="0" w:after="100"/>
         <w:rPr/>
@@ -2768,7 +2790,7 @@
         <w:pStyle w:val="ListParagraph"/>
         <w:numPr>
           <w:ilvl w:val="0"/>
-          <w:numId w:val="41"/>
+          <w:numId w:val="69"/>
         </w:numPr>
         <w:spacing w:lineRule="exact" w:line="276" w:before="0" w:after="100"/>
         <w:rPr/>
@@ -3153,7 +3175,7 @@
         <w:pStyle w:val="ListParagraph"/>
         <w:numPr>
           <w:ilvl w:val="0"/>
-          <w:numId w:val="42"/>
+          <w:numId w:val="70"/>
         </w:numPr>
         <w:spacing w:lineRule="exact" w:line="276" w:before="0" w:after="100"/>
         <w:rPr/>
@@ -3175,7 +3197,7 @@
         <w:widowControl/>
         <w:numPr>
           <w:ilvl w:val="0"/>
-          <w:numId w:val="43"/>
+          <w:numId w:val="71"/>
         </w:numPr>
         <w:bidi w:val="0"/>
         <w:spacing w:lineRule="exact" w:line="276" w:before="0" w:after="100"/>
@@ -3206,7 +3228,7 @@
         <w:widowControl/>
         <w:numPr>
           <w:ilvl w:val="1"/>
-          <w:numId w:val="44"/>
+          <w:numId w:val="72"/>
         </w:numPr>
         <w:bidi w:val="0"/>
         <w:spacing w:lineRule="exact" w:line="276" w:before="0" w:after="100"/>
@@ -3237,7 +3259,7 @@
         <w:widowControl/>
         <w:numPr>
           <w:ilvl w:val="0"/>
-          <w:numId w:val="45"/>
+          <w:numId w:val="73"/>
         </w:numPr>
         <w:bidi w:val="0"/>
         <w:spacing w:lineRule="exact" w:line="276" w:before="0" w:after="100"/>
@@ -3511,7 +3533,7 @@
         <w:pStyle w:val="ListParagraph"/>
         <w:numPr>
           <w:ilvl w:val="0"/>
-          <w:numId w:val="46"/>
+          <w:numId w:val="74"/>
         </w:numPr>
         <w:spacing w:lineRule="exact" w:line="276" w:before="0" w:after="100"/>
         <w:rPr/>
@@ -3552,7 +3574,7 @@
         <w:pStyle w:val="ListParagraph"/>
         <w:numPr>
           <w:ilvl w:val="0"/>
-          <w:numId w:val="47"/>
+          <w:numId w:val="75"/>
         </w:numPr>
         <w:spacing w:lineRule="exact" w:line="276" w:before="0" w:after="100"/>
         <w:rPr/>
@@ -3593,7 +3615,7 @@
         <w:pStyle w:val="ListParagraph"/>
         <w:numPr>
           <w:ilvl w:val="0"/>
-          <w:numId w:val="48"/>
+          <w:numId w:val="76"/>
         </w:numPr>
         <w:spacing w:lineRule="exact" w:line="276" w:before="0" w:after="100"/>
         <w:rPr/>
@@ -3614,7 +3636,7 @@
         <w:pStyle w:val="ListParagraph"/>
         <w:numPr>
           <w:ilvl w:val="0"/>
-          <w:numId w:val="49"/>
+          <w:numId w:val="77"/>
         </w:numPr>
         <w:spacing w:lineRule="exact" w:line="276" w:before="0" w:after="100"/>
         <w:rPr/>
@@ -3655,7 +3677,7 @@
         <w:pStyle w:val="ListParagraph"/>
         <w:numPr>
           <w:ilvl w:val="0"/>
-          <w:numId w:val="50"/>
+          <w:numId w:val="78"/>
         </w:numPr>
         <w:spacing w:lineRule="exact" w:line="276" w:before="0" w:after="100"/>
         <w:rPr/>
@@ -3686,7 +3708,7 @@
         <w:pStyle w:val="ListParagraph"/>
         <w:numPr>
           <w:ilvl w:val="0"/>
-          <w:numId w:val="51"/>
+          <w:numId w:val="79"/>
         </w:numPr>
         <w:spacing w:lineRule="exact" w:line="276" w:before="0" w:after="100"/>
         <w:rPr/>
@@ -3938,7 +3960,7 @@
         <w:pStyle w:val="ListParagraph"/>
         <w:numPr>
           <w:ilvl w:val="0"/>
-          <w:numId w:val="52"/>
+          <w:numId w:val="80"/>
         </w:numPr>
         <w:spacing w:lineRule="exact" w:line="276" w:before="0" w:after="100"/>
         <w:rPr/>
@@ -3979,7 +4001,7 @@
         <w:pStyle w:val="ListParagraph"/>
         <w:numPr>
           <w:ilvl w:val="0"/>
-          <w:numId w:val="53"/>
+          <w:numId w:val="81"/>
         </w:numPr>
         <w:spacing w:lineRule="exact" w:line="276" w:before="0" w:after="100"/>
         <w:rPr/>
@@ -5074,8 +5096,8 @@
       </w:tblPr>
       <w:tblGrid>
         <w:gridCol w:w="1400"/>
-        <w:gridCol w:w="1998"/>
-        <w:gridCol w:w="5962"/>
+        <w:gridCol w:w="1997"/>
+        <w:gridCol w:w="5963"/>
       </w:tblGrid>
       <w:tr>
         <w:trPr/>
@@ -5107,7 +5129,7 @@
         </w:tc>
         <w:tc>
           <w:tcPr>
-            <w:tcW w:w="1998" w:type="dxa"/>
+            <w:tcW w:w="1997" w:type="dxa"/>
             <w:tcBorders>
               <w:top w:val="single" w:sz="4" w:space="0" w:color="AAAAAA"/>
               <w:left w:val="single" w:sz="4" w:space="0" w:color="AAAAAA"/>
@@ -5133,7 +5155,7 @@
         </w:tc>
         <w:tc>
           <w:tcPr>
-            <w:tcW w:w="5962" w:type="dxa"/>
+            <w:tcW w:w="5963" w:type="dxa"/>
             <w:tcBorders>
               <w:top w:val="single" w:sz="4" w:space="0" w:color="AAAAAA"/>
               <w:left w:val="single" w:sz="4" w:space="0" w:color="AAAAAA"/>
@@ -5187,7 +5209,7 @@
         </w:tc>
         <w:tc>
           <w:tcPr>
-            <w:tcW w:w="1998" w:type="dxa"/>
+            <w:tcW w:w="1997" w:type="dxa"/>
             <w:tcBorders>
               <w:top w:val="single" w:sz="4" w:space="0" w:color="CCCCCC"/>
               <w:left w:val="single" w:sz="4" w:space="0" w:color="CCCCCC"/>
@@ -5212,7 +5234,7 @@
         </w:tc>
         <w:tc>
           <w:tcPr>
-            <w:tcW w:w="5962" w:type="dxa"/>
+            <w:tcW w:w="5963" w:type="dxa"/>
             <w:tcBorders>
               <w:top w:val="single" w:sz="4" w:space="0" w:color="CCCCCC"/>
               <w:left w:val="single" w:sz="4" w:space="0" w:color="CCCCCC"/>
@@ -5265,7 +5287,7 @@
         </w:tc>
         <w:tc>
           <w:tcPr>
-            <w:tcW w:w="1998" w:type="dxa"/>
+            <w:tcW w:w="1997" w:type="dxa"/>
             <w:tcBorders>
               <w:top w:val="single" w:sz="4" w:space="0" w:color="CCCCCC"/>
               <w:left w:val="single" w:sz="4" w:space="0" w:color="CCCCCC"/>
@@ -5290,7 +5312,7 @@
         </w:tc>
         <w:tc>
           <w:tcPr>
-            <w:tcW w:w="5962" w:type="dxa"/>
+            <w:tcW w:w="5963" w:type="dxa"/>
             <w:tcBorders>
               <w:top w:val="single" w:sz="4" w:space="0" w:color="CCCCCC"/>
               <w:left w:val="single" w:sz="4" w:space="0" w:color="CCCCCC"/>
@@ -5338,7 +5360,7 @@
         </w:tc>
         <w:tc>
           <w:tcPr>
-            <w:tcW w:w="1998" w:type="dxa"/>
+            <w:tcW w:w="1997" w:type="dxa"/>
             <w:tcBorders>
               <w:left w:val="single" w:sz="4" w:space="0" w:color="CCCCCC"/>
               <w:bottom w:val="single" w:sz="4" w:space="0" w:color="CCCCCC"/>
@@ -5358,7 +5380,7 @@
         </w:tc>
         <w:tc>
           <w:tcPr>
-            <w:tcW w:w="5962" w:type="dxa"/>
+            <w:tcW w:w="5963" w:type="dxa"/>
             <w:tcBorders>
               <w:left w:val="single" w:sz="4" w:space="0" w:color="CCCCCC"/>
               <w:bottom w:val="single" w:sz="4" w:space="0" w:color="CCCCCC"/>
@@ -5431,7 +5453,7 @@
     </w:r>
     <w:r>
       <w:rPr/>
-      <w:t>13</w:t>
+      <w:t>15</w:t>
     </w:r>
     <w:r>
       <w:rPr/>
@@ -5465,7 +5487,7 @@
     </w:r>
     <w:r>
       <w:rPr/>
-      <w:t>13</w:t>
+      <w:t>15</w:t>
     </w:r>
     <w:r>
       <w:rPr/>
@@ -5600,6 +5622,601 @@
   <w:abstractNum w:abstractNumId="2">
     <w:lvl w:ilvl="0">
       <w:start w:val="1"/>
+      <w:numFmt w:val="decimal"/>
+      <w:lvlText w:val="%1."/>
+      <w:lvlJc w:val="left"/>
+      <w:pPr>
+        <w:tabs>
+          <w:tab w:val="num" w:pos="0"/>
+        </w:tabs>
+        <w:ind w:left="720" w:hanging="360"/>
+      </w:pPr>
+      <w:rPr/>
+    </w:lvl>
+    <w:lvl w:ilvl="1">
+      <w:start w:val="1"/>
+      <w:numFmt w:val="decimal"/>
+      <w:lvlText w:val="%2."/>
+      <w:lvlJc w:val="left"/>
+      <w:pPr>
+        <w:tabs>
+          <w:tab w:val="num" w:pos="1080"/>
+        </w:tabs>
+        <w:ind w:left="1080" w:hanging="360"/>
+      </w:pPr>
+      <w:rPr/>
+    </w:lvl>
+    <w:lvl w:ilvl="2">
+      <w:start w:val="1"/>
+      <w:numFmt w:val="decimal"/>
+      <w:lvlText w:val="%3."/>
+      <w:lvlJc w:val="left"/>
+      <w:pPr>
+        <w:tabs>
+          <w:tab w:val="num" w:pos="1440"/>
+        </w:tabs>
+        <w:ind w:left="1440" w:hanging="360"/>
+      </w:pPr>
+      <w:rPr/>
+    </w:lvl>
+    <w:lvl w:ilvl="3">
+      <w:start w:val="1"/>
+      <w:numFmt w:val="decimal"/>
+      <w:lvlText w:val="%4."/>
+      <w:lvlJc w:val="left"/>
+      <w:pPr>
+        <w:tabs>
+          <w:tab w:val="num" w:pos="1800"/>
+        </w:tabs>
+        <w:ind w:left="1800" w:hanging="360"/>
+      </w:pPr>
+      <w:rPr/>
+    </w:lvl>
+    <w:lvl w:ilvl="4">
+      <w:start w:val="1"/>
+      <w:numFmt w:val="decimal"/>
+      <w:lvlText w:val="%5."/>
+      <w:lvlJc w:val="left"/>
+      <w:pPr>
+        <w:tabs>
+          <w:tab w:val="num" w:pos="2160"/>
+        </w:tabs>
+        <w:ind w:left="2160" w:hanging="360"/>
+      </w:pPr>
+      <w:rPr/>
+    </w:lvl>
+    <w:lvl w:ilvl="5">
+      <w:start w:val="1"/>
+      <w:numFmt w:val="decimal"/>
+      <w:lvlText w:val="%6."/>
+      <w:lvlJc w:val="left"/>
+      <w:pPr>
+        <w:tabs>
+          <w:tab w:val="num" w:pos="2520"/>
+        </w:tabs>
+        <w:ind w:left="2520" w:hanging="360"/>
+      </w:pPr>
+      <w:rPr/>
+    </w:lvl>
+    <w:lvl w:ilvl="6">
+      <w:start w:val="1"/>
+      <w:numFmt w:val="decimal"/>
+      <w:lvlText w:val="%7."/>
+      <w:lvlJc w:val="left"/>
+      <w:pPr>
+        <w:tabs>
+          <w:tab w:val="num" w:pos="2880"/>
+        </w:tabs>
+        <w:ind w:left="2880" w:hanging="360"/>
+      </w:pPr>
+      <w:rPr/>
+    </w:lvl>
+    <w:lvl w:ilvl="7">
+      <w:start w:val="1"/>
+      <w:numFmt w:val="decimal"/>
+      <w:lvlText w:val="%8."/>
+      <w:lvlJc w:val="left"/>
+      <w:pPr>
+        <w:tabs>
+          <w:tab w:val="num" w:pos="3240"/>
+        </w:tabs>
+        <w:ind w:left="3240" w:hanging="360"/>
+      </w:pPr>
+      <w:rPr/>
+    </w:lvl>
+    <w:lvl w:ilvl="8">
+      <w:start w:val="1"/>
+      <w:numFmt w:val="decimal"/>
+      <w:lvlText w:val="%9."/>
+      <w:lvlJc w:val="left"/>
+      <w:pPr>
+        <w:tabs>
+          <w:tab w:val="num" w:pos="3600"/>
+        </w:tabs>
+        <w:ind w:left="3600" w:hanging="360"/>
+      </w:pPr>
+      <w:rPr/>
+    </w:lvl>
+  </w:abstractNum>
+  <w:abstractNum w:abstractNumId="3">
+    <w:lvl w:ilvl="0">
+      <w:start w:val="1"/>
+      <w:numFmt w:val="decimal"/>
+      <w:lvlText w:val="%1."/>
+      <w:lvlJc w:val="left"/>
+      <w:pPr>
+        <w:tabs>
+          <w:tab w:val="num" w:pos="0"/>
+        </w:tabs>
+        <w:ind w:left="720" w:hanging="360"/>
+      </w:pPr>
+      <w:rPr/>
+    </w:lvl>
+    <w:lvl w:ilvl="1">
+      <w:start w:val="1"/>
+      <w:numFmt w:val="decimal"/>
+      <w:lvlText w:val="%2."/>
+      <w:lvlJc w:val="left"/>
+      <w:pPr>
+        <w:tabs>
+          <w:tab w:val="num" w:pos="1080"/>
+        </w:tabs>
+        <w:ind w:left="1080" w:hanging="360"/>
+      </w:pPr>
+      <w:rPr/>
+    </w:lvl>
+    <w:lvl w:ilvl="2">
+      <w:start w:val="1"/>
+      <w:numFmt w:val="decimal"/>
+      <w:lvlText w:val="%3."/>
+      <w:lvlJc w:val="left"/>
+      <w:pPr>
+        <w:tabs>
+          <w:tab w:val="num" w:pos="1440"/>
+        </w:tabs>
+        <w:ind w:left="1440" w:hanging="360"/>
+      </w:pPr>
+      <w:rPr/>
+    </w:lvl>
+    <w:lvl w:ilvl="3">
+      <w:start w:val="1"/>
+      <w:numFmt w:val="decimal"/>
+      <w:lvlText w:val="%4."/>
+      <w:lvlJc w:val="left"/>
+      <w:pPr>
+        <w:tabs>
+          <w:tab w:val="num" w:pos="1800"/>
+        </w:tabs>
+        <w:ind w:left="1800" w:hanging="360"/>
+      </w:pPr>
+      <w:rPr/>
+    </w:lvl>
+    <w:lvl w:ilvl="4">
+      <w:start w:val="1"/>
+      <w:numFmt w:val="decimal"/>
+      <w:lvlText w:val="%5."/>
+      <w:lvlJc w:val="left"/>
+      <w:pPr>
+        <w:tabs>
+          <w:tab w:val="num" w:pos="2160"/>
+        </w:tabs>
+        <w:ind w:left="2160" w:hanging="360"/>
+      </w:pPr>
+      <w:rPr/>
+    </w:lvl>
+    <w:lvl w:ilvl="5">
+      <w:start w:val="1"/>
+      <w:numFmt w:val="decimal"/>
+      <w:lvlText w:val="%6."/>
+      <w:lvlJc w:val="left"/>
+      <w:pPr>
+        <w:tabs>
+          <w:tab w:val="num" w:pos="2520"/>
+        </w:tabs>
+        <w:ind w:left="2520" w:hanging="360"/>
+      </w:pPr>
+      <w:rPr/>
+    </w:lvl>
+    <w:lvl w:ilvl="6">
+      <w:start w:val="1"/>
+      <w:numFmt w:val="decimal"/>
+      <w:lvlText w:val="%7."/>
+      <w:lvlJc w:val="left"/>
+      <w:pPr>
+        <w:tabs>
+          <w:tab w:val="num" w:pos="2880"/>
+        </w:tabs>
+        <w:ind w:left="2880" w:hanging="360"/>
+      </w:pPr>
+      <w:rPr/>
+    </w:lvl>
+    <w:lvl w:ilvl="7">
+      <w:start w:val="1"/>
+      <w:numFmt w:val="decimal"/>
+      <w:lvlText w:val="%8."/>
+      <w:lvlJc w:val="left"/>
+      <w:pPr>
+        <w:tabs>
+          <w:tab w:val="num" w:pos="3240"/>
+        </w:tabs>
+        <w:ind w:left="3240" w:hanging="360"/>
+      </w:pPr>
+      <w:rPr/>
+    </w:lvl>
+    <w:lvl w:ilvl="8">
+      <w:start w:val="1"/>
+      <w:numFmt w:val="decimal"/>
+      <w:lvlText w:val="%9."/>
+      <w:lvlJc w:val="left"/>
+      <w:pPr>
+        <w:tabs>
+          <w:tab w:val="num" w:pos="3600"/>
+        </w:tabs>
+        <w:ind w:left="3600" w:hanging="360"/>
+      </w:pPr>
+      <w:rPr/>
+    </w:lvl>
+  </w:abstractNum>
+  <w:abstractNum w:abstractNumId="4">
+    <w:lvl w:ilvl="0">
+      <w:start w:val="1"/>
+      <w:numFmt w:val="decimal"/>
+      <w:lvlText w:val="%1."/>
+      <w:lvlJc w:val="left"/>
+      <w:pPr>
+        <w:tabs>
+          <w:tab w:val="num" w:pos="0"/>
+        </w:tabs>
+        <w:ind w:left="720" w:hanging="360"/>
+      </w:pPr>
+      <w:rPr/>
+    </w:lvl>
+    <w:lvl w:ilvl="1">
+      <w:start w:val="1"/>
+      <w:numFmt w:val="decimal"/>
+      <w:lvlText w:val="%2."/>
+      <w:lvlJc w:val="left"/>
+      <w:pPr>
+        <w:tabs>
+          <w:tab w:val="num" w:pos="1080"/>
+        </w:tabs>
+        <w:ind w:left="1080" w:hanging="360"/>
+      </w:pPr>
+      <w:rPr/>
+    </w:lvl>
+    <w:lvl w:ilvl="2">
+      <w:start w:val="1"/>
+      <w:numFmt w:val="decimal"/>
+      <w:lvlText w:val="%3."/>
+      <w:lvlJc w:val="left"/>
+      <w:pPr>
+        <w:tabs>
+          <w:tab w:val="num" w:pos="1440"/>
+        </w:tabs>
+        <w:ind w:left="1440" w:hanging="360"/>
+      </w:pPr>
+      <w:rPr/>
+    </w:lvl>
+    <w:lvl w:ilvl="3">
+      <w:start w:val="1"/>
+      <w:numFmt w:val="decimal"/>
+      <w:lvlText w:val="%4."/>
+      <w:lvlJc w:val="left"/>
+      <w:pPr>
+        <w:tabs>
+          <w:tab w:val="num" w:pos="1800"/>
+        </w:tabs>
+        <w:ind w:left="1800" w:hanging="360"/>
+      </w:pPr>
+      <w:rPr/>
+    </w:lvl>
+    <w:lvl w:ilvl="4">
+      <w:start w:val="1"/>
+      <w:numFmt w:val="decimal"/>
+      <w:lvlText w:val="%5."/>
+      <w:lvlJc w:val="left"/>
+      <w:pPr>
+        <w:tabs>
+          <w:tab w:val="num" w:pos="2160"/>
+        </w:tabs>
+        <w:ind w:left="2160" w:hanging="360"/>
+      </w:pPr>
+      <w:rPr/>
+    </w:lvl>
+    <w:lvl w:ilvl="5">
+      <w:start w:val="1"/>
+      <w:numFmt w:val="decimal"/>
+      <w:lvlText w:val="%6."/>
+      <w:lvlJc w:val="left"/>
+      <w:pPr>
+        <w:tabs>
+          <w:tab w:val="num" w:pos="2520"/>
+        </w:tabs>
+        <w:ind w:left="2520" w:hanging="360"/>
+      </w:pPr>
+      <w:rPr/>
+    </w:lvl>
+    <w:lvl w:ilvl="6">
+      <w:start w:val="1"/>
+      <w:numFmt w:val="decimal"/>
+      <w:lvlText w:val="%7."/>
+      <w:lvlJc w:val="left"/>
+      <w:pPr>
+        <w:tabs>
+          <w:tab w:val="num" w:pos="2880"/>
+        </w:tabs>
+        <w:ind w:left="2880" w:hanging="360"/>
+      </w:pPr>
+      <w:rPr/>
+    </w:lvl>
+    <w:lvl w:ilvl="7">
+      <w:start w:val="1"/>
+      <w:numFmt w:val="decimal"/>
+      <w:lvlText w:val="%8."/>
+      <w:lvlJc w:val="left"/>
+      <w:pPr>
+        <w:tabs>
+          <w:tab w:val="num" w:pos="3240"/>
+        </w:tabs>
+        <w:ind w:left="3240" w:hanging="360"/>
+      </w:pPr>
+      <w:rPr/>
+    </w:lvl>
+    <w:lvl w:ilvl="8">
+      <w:start w:val="1"/>
+      <w:numFmt w:val="decimal"/>
+      <w:lvlText w:val="%9."/>
+      <w:lvlJc w:val="left"/>
+      <w:pPr>
+        <w:tabs>
+          <w:tab w:val="num" w:pos="3600"/>
+        </w:tabs>
+        <w:ind w:left="3600" w:hanging="360"/>
+      </w:pPr>
+      <w:rPr/>
+    </w:lvl>
+  </w:abstractNum>
+  <w:abstractNum w:abstractNumId="5">
+    <w:lvl w:ilvl="0">
+      <w:start w:val="1"/>
+      <w:numFmt w:val="decimal"/>
+      <w:lvlText w:val="%1."/>
+      <w:lvlJc w:val="left"/>
+      <w:pPr>
+        <w:tabs>
+          <w:tab w:val="num" w:pos="0"/>
+        </w:tabs>
+        <w:ind w:left="720" w:hanging="360"/>
+      </w:pPr>
+      <w:rPr/>
+    </w:lvl>
+    <w:lvl w:ilvl="1">
+      <w:start w:val="1"/>
+      <w:numFmt w:val="decimal"/>
+      <w:lvlText w:val="%2."/>
+      <w:lvlJc w:val="left"/>
+      <w:pPr>
+        <w:tabs>
+          <w:tab w:val="num" w:pos="1080"/>
+        </w:tabs>
+        <w:ind w:left="1080" w:hanging="360"/>
+      </w:pPr>
+      <w:rPr/>
+    </w:lvl>
+    <w:lvl w:ilvl="2">
+      <w:start w:val="1"/>
+      <w:numFmt w:val="decimal"/>
+      <w:lvlText w:val="%3."/>
+      <w:lvlJc w:val="left"/>
+      <w:pPr>
+        <w:tabs>
+          <w:tab w:val="num" w:pos="1440"/>
+        </w:tabs>
+        <w:ind w:left="1440" w:hanging="360"/>
+      </w:pPr>
+      <w:rPr/>
+    </w:lvl>
+    <w:lvl w:ilvl="3">
+      <w:start w:val="1"/>
+      <w:numFmt w:val="decimal"/>
+      <w:lvlText w:val="%4."/>
+      <w:lvlJc w:val="left"/>
+      <w:pPr>
+        <w:tabs>
+          <w:tab w:val="num" w:pos="1800"/>
+        </w:tabs>
+        <w:ind w:left="1800" w:hanging="360"/>
+      </w:pPr>
+      <w:rPr/>
+    </w:lvl>
+    <w:lvl w:ilvl="4">
+      <w:start w:val="1"/>
+      <w:numFmt w:val="decimal"/>
+      <w:lvlText w:val="%5."/>
+      <w:lvlJc w:val="left"/>
+      <w:pPr>
+        <w:tabs>
+          <w:tab w:val="num" w:pos="2160"/>
+        </w:tabs>
+        <w:ind w:left="2160" w:hanging="360"/>
+      </w:pPr>
+      <w:rPr/>
+    </w:lvl>
+    <w:lvl w:ilvl="5">
+      <w:start w:val="1"/>
+      <w:numFmt w:val="decimal"/>
+      <w:lvlText w:val="%6."/>
+      <w:lvlJc w:val="left"/>
+      <w:pPr>
+        <w:tabs>
+          <w:tab w:val="num" w:pos="2520"/>
+        </w:tabs>
+        <w:ind w:left="2520" w:hanging="360"/>
+      </w:pPr>
+      <w:rPr/>
+    </w:lvl>
+    <w:lvl w:ilvl="6">
+      <w:start w:val="1"/>
+      <w:numFmt w:val="decimal"/>
+      <w:lvlText w:val="%7."/>
+      <w:lvlJc w:val="left"/>
+      <w:pPr>
+        <w:tabs>
+          <w:tab w:val="num" w:pos="2880"/>
+        </w:tabs>
+        <w:ind w:left="2880" w:hanging="360"/>
+      </w:pPr>
+      <w:rPr/>
+    </w:lvl>
+    <w:lvl w:ilvl="7">
+      <w:start w:val="1"/>
+      <w:numFmt w:val="decimal"/>
+      <w:lvlText w:val="%8."/>
+      <w:lvlJc w:val="left"/>
+      <w:pPr>
+        <w:tabs>
+          <w:tab w:val="num" w:pos="3240"/>
+        </w:tabs>
+        <w:ind w:left="3240" w:hanging="360"/>
+      </w:pPr>
+      <w:rPr/>
+    </w:lvl>
+    <w:lvl w:ilvl="8">
+      <w:start w:val="1"/>
+      <w:numFmt w:val="decimal"/>
+      <w:lvlText w:val="%9."/>
+      <w:lvlJc w:val="left"/>
+      <w:pPr>
+        <w:tabs>
+          <w:tab w:val="num" w:pos="3600"/>
+        </w:tabs>
+        <w:ind w:left="3600" w:hanging="360"/>
+      </w:pPr>
+      <w:rPr/>
+    </w:lvl>
+  </w:abstractNum>
+  <w:abstractNum w:abstractNumId="6">
+    <w:lvl w:ilvl="0">
+      <w:start w:val="1"/>
+      <w:numFmt w:val="decimal"/>
+      <w:lvlText w:val="%1."/>
+      <w:lvlJc w:val="left"/>
+      <w:pPr>
+        <w:tabs>
+          <w:tab w:val="num" w:pos="0"/>
+        </w:tabs>
+        <w:ind w:left="720" w:hanging="360"/>
+      </w:pPr>
+      <w:rPr/>
+    </w:lvl>
+    <w:lvl w:ilvl="1">
+      <w:start w:val="1"/>
+      <w:numFmt w:val="decimal"/>
+      <w:lvlText w:val="%2."/>
+      <w:lvlJc w:val="left"/>
+      <w:pPr>
+        <w:tabs>
+          <w:tab w:val="num" w:pos="1080"/>
+        </w:tabs>
+        <w:ind w:left="1080" w:hanging="360"/>
+      </w:pPr>
+      <w:rPr/>
+    </w:lvl>
+    <w:lvl w:ilvl="2">
+      <w:start w:val="1"/>
+      <w:numFmt w:val="decimal"/>
+      <w:lvlText w:val="%3."/>
+      <w:lvlJc w:val="left"/>
+      <w:pPr>
+        <w:tabs>
+          <w:tab w:val="num" w:pos="1440"/>
+        </w:tabs>
+        <w:ind w:left="1440" w:hanging="360"/>
+      </w:pPr>
+      <w:rPr/>
+    </w:lvl>
+    <w:lvl w:ilvl="3">
+      <w:start w:val="1"/>
+      <w:numFmt w:val="decimal"/>
+      <w:lvlText w:val="%4."/>
+      <w:lvlJc w:val="left"/>
+      <w:pPr>
+        <w:tabs>
+          <w:tab w:val="num" w:pos="1800"/>
+        </w:tabs>
+        <w:ind w:left="1800" w:hanging="360"/>
+      </w:pPr>
+      <w:rPr/>
+    </w:lvl>
+    <w:lvl w:ilvl="4">
+      <w:start w:val="1"/>
+      <w:numFmt w:val="decimal"/>
+      <w:lvlText w:val="%5."/>
+      <w:lvlJc w:val="left"/>
+      <w:pPr>
+        <w:tabs>
+          <w:tab w:val="num" w:pos="2160"/>
+        </w:tabs>
+        <w:ind w:left="2160" w:hanging="360"/>
+      </w:pPr>
+      <w:rPr/>
+    </w:lvl>
+    <w:lvl w:ilvl="5">
+      <w:start w:val="1"/>
+      <w:numFmt w:val="decimal"/>
+      <w:lvlText w:val="%6."/>
+      <w:lvlJc w:val="left"/>
+      <w:pPr>
+        <w:tabs>
+          <w:tab w:val="num" w:pos="2520"/>
+        </w:tabs>
+        <w:ind w:left="2520" w:hanging="360"/>
+      </w:pPr>
+      <w:rPr/>
+    </w:lvl>
+    <w:lvl w:ilvl="6">
+      <w:start w:val="1"/>
+      <w:numFmt w:val="decimal"/>
+      <w:lvlText w:val="%7."/>
+      <w:lvlJc w:val="left"/>
+      <w:pPr>
+        <w:tabs>
+          <w:tab w:val="num" w:pos="2880"/>
+        </w:tabs>
+        <w:ind w:left="2880" w:hanging="360"/>
+      </w:pPr>
+      <w:rPr/>
+    </w:lvl>
+    <w:lvl w:ilvl="7">
+      <w:start w:val="1"/>
+      <w:numFmt w:val="decimal"/>
+      <w:lvlText w:val="%8."/>
+      <w:lvlJc w:val="left"/>
+      <w:pPr>
+        <w:tabs>
+          <w:tab w:val="num" w:pos="3240"/>
+        </w:tabs>
+        <w:ind w:left="3240" w:hanging="360"/>
+      </w:pPr>
+      <w:rPr/>
+    </w:lvl>
+    <w:lvl w:ilvl="8">
+      <w:start w:val="1"/>
+      <w:numFmt w:val="decimal"/>
+      <w:lvlText w:val="%9."/>
+      <w:lvlJc w:val="left"/>
+      <w:pPr>
+        <w:tabs>
+          <w:tab w:val="num" w:pos="3600"/>
+        </w:tabs>
+        <w:ind w:left="3600" w:hanging="360"/>
+      </w:pPr>
+      <w:rPr/>
+    </w:lvl>
+  </w:abstractNum>
+  <w:abstractNum w:abstractNumId="7">
+    <w:lvl w:ilvl="0">
+      <w:start w:val="1"/>
       <w:numFmt w:val="bullet"/>
       <w:lvlText w:val=""/>
       <w:lvlJc w:val="left"/>
@@ -5718,483 +6335,7 @@
       <w:rPr/>
     </w:lvl>
   </w:abstractNum>
-  <w:abstractNum w:abstractNumId="3">
-    <w:lvl w:ilvl="0">
-      <w:start w:val="1"/>
-      <w:numFmt w:val="decimal"/>
-      <w:lvlText w:val="%1."/>
-      <w:lvlJc w:val="left"/>
-      <w:pPr>
-        <w:tabs>
-          <w:tab w:val="num" w:pos="0"/>
-        </w:tabs>
-        <w:ind w:left="720" w:hanging="360"/>
-      </w:pPr>
-      <w:rPr/>
-    </w:lvl>
-    <w:lvl w:ilvl="1">
-      <w:start w:val="1"/>
-      <w:numFmt w:val="decimal"/>
-      <w:lvlText w:val="%2."/>
-      <w:lvlJc w:val="left"/>
-      <w:pPr>
-        <w:tabs>
-          <w:tab w:val="num" w:pos="1080"/>
-        </w:tabs>
-        <w:ind w:left="1080" w:hanging="360"/>
-      </w:pPr>
-      <w:rPr/>
-    </w:lvl>
-    <w:lvl w:ilvl="2">
-      <w:start w:val="1"/>
-      <w:numFmt w:val="decimal"/>
-      <w:lvlText w:val="%3."/>
-      <w:lvlJc w:val="left"/>
-      <w:pPr>
-        <w:tabs>
-          <w:tab w:val="num" w:pos="1440"/>
-        </w:tabs>
-        <w:ind w:left="1440" w:hanging="360"/>
-      </w:pPr>
-      <w:rPr/>
-    </w:lvl>
-    <w:lvl w:ilvl="3">
-      <w:start w:val="1"/>
-      <w:numFmt w:val="decimal"/>
-      <w:lvlText w:val="%4."/>
-      <w:lvlJc w:val="left"/>
-      <w:pPr>
-        <w:tabs>
-          <w:tab w:val="num" w:pos="1800"/>
-        </w:tabs>
-        <w:ind w:left="1800" w:hanging="360"/>
-      </w:pPr>
-      <w:rPr/>
-    </w:lvl>
-    <w:lvl w:ilvl="4">
-      <w:start w:val="1"/>
-      <w:numFmt w:val="decimal"/>
-      <w:lvlText w:val="%5."/>
-      <w:lvlJc w:val="left"/>
-      <w:pPr>
-        <w:tabs>
-          <w:tab w:val="num" w:pos="2160"/>
-        </w:tabs>
-        <w:ind w:left="2160" w:hanging="360"/>
-      </w:pPr>
-      <w:rPr/>
-    </w:lvl>
-    <w:lvl w:ilvl="5">
-      <w:start w:val="1"/>
-      <w:numFmt w:val="decimal"/>
-      <w:lvlText w:val="%6."/>
-      <w:lvlJc w:val="left"/>
-      <w:pPr>
-        <w:tabs>
-          <w:tab w:val="num" w:pos="2520"/>
-        </w:tabs>
-        <w:ind w:left="2520" w:hanging="360"/>
-      </w:pPr>
-      <w:rPr/>
-    </w:lvl>
-    <w:lvl w:ilvl="6">
-      <w:start w:val="1"/>
-      <w:numFmt w:val="decimal"/>
-      <w:lvlText w:val="%7."/>
-      <w:lvlJc w:val="left"/>
-      <w:pPr>
-        <w:tabs>
-          <w:tab w:val="num" w:pos="2880"/>
-        </w:tabs>
-        <w:ind w:left="2880" w:hanging="360"/>
-      </w:pPr>
-      <w:rPr/>
-    </w:lvl>
-    <w:lvl w:ilvl="7">
-      <w:start w:val="1"/>
-      <w:numFmt w:val="decimal"/>
-      <w:lvlText w:val="%8."/>
-      <w:lvlJc w:val="left"/>
-      <w:pPr>
-        <w:tabs>
-          <w:tab w:val="num" w:pos="3240"/>
-        </w:tabs>
-        <w:ind w:left="3240" w:hanging="360"/>
-      </w:pPr>
-      <w:rPr/>
-    </w:lvl>
-    <w:lvl w:ilvl="8">
-      <w:start w:val="1"/>
-      <w:numFmt w:val="decimal"/>
-      <w:lvlText w:val="%9."/>
-      <w:lvlJc w:val="left"/>
-      <w:pPr>
-        <w:tabs>
-          <w:tab w:val="num" w:pos="3600"/>
-        </w:tabs>
-        <w:ind w:left="3600" w:hanging="360"/>
-      </w:pPr>
-      <w:rPr/>
-    </w:lvl>
-  </w:abstractNum>
-  <w:abstractNum w:abstractNumId="4">
-    <w:lvl w:ilvl="0">
-      <w:start w:val="1"/>
-      <w:numFmt w:val="decimal"/>
-      <w:lvlText w:val="%1."/>
-      <w:lvlJc w:val="left"/>
-      <w:pPr>
-        <w:tabs>
-          <w:tab w:val="num" w:pos="0"/>
-        </w:tabs>
-        <w:ind w:left="720" w:hanging="360"/>
-      </w:pPr>
-      <w:rPr/>
-    </w:lvl>
-    <w:lvl w:ilvl="1">
-      <w:start w:val="1"/>
-      <w:numFmt w:val="decimal"/>
-      <w:lvlText w:val="%2."/>
-      <w:lvlJc w:val="left"/>
-      <w:pPr>
-        <w:tabs>
-          <w:tab w:val="num" w:pos="1080"/>
-        </w:tabs>
-        <w:ind w:left="1080" w:hanging="360"/>
-      </w:pPr>
-      <w:rPr/>
-    </w:lvl>
-    <w:lvl w:ilvl="2">
-      <w:start w:val="1"/>
-      <w:numFmt w:val="decimal"/>
-      <w:lvlText w:val="%3."/>
-      <w:lvlJc w:val="left"/>
-      <w:pPr>
-        <w:tabs>
-          <w:tab w:val="num" w:pos="1440"/>
-        </w:tabs>
-        <w:ind w:left="1440" w:hanging="360"/>
-      </w:pPr>
-      <w:rPr/>
-    </w:lvl>
-    <w:lvl w:ilvl="3">
-      <w:start w:val="1"/>
-      <w:numFmt w:val="decimal"/>
-      <w:lvlText w:val="%4."/>
-      <w:lvlJc w:val="left"/>
-      <w:pPr>
-        <w:tabs>
-          <w:tab w:val="num" w:pos="1800"/>
-        </w:tabs>
-        <w:ind w:left="1800" w:hanging="360"/>
-      </w:pPr>
-      <w:rPr/>
-    </w:lvl>
-    <w:lvl w:ilvl="4">
-      <w:start w:val="1"/>
-      <w:numFmt w:val="decimal"/>
-      <w:lvlText w:val="%5."/>
-      <w:lvlJc w:val="left"/>
-      <w:pPr>
-        <w:tabs>
-          <w:tab w:val="num" w:pos="2160"/>
-        </w:tabs>
-        <w:ind w:left="2160" w:hanging="360"/>
-      </w:pPr>
-      <w:rPr/>
-    </w:lvl>
-    <w:lvl w:ilvl="5">
-      <w:start w:val="1"/>
-      <w:numFmt w:val="decimal"/>
-      <w:lvlText w:val="%6."/>
-      <w:lvlJc w:val="left"/>
-      <w:pPr>
-        <w:tabs>
-          <w:tab w:val="num" w:pos="2520"/>
-        </w:tabs>
-        <w:ind w:left="2520" w:hanging="360"/>
-      </w:pPr>
-      <w:rPr/>
-    </w:lvl>
-    <w:lvl w:ilvl="6">
-      <w:start w:val="1"/>
-      <w:numFmt w:val="decimal"/>
-      <w:lvlText w:val="%7."/>
-      <w:lvlJc w:val="left"/>
-      <w:pPr>
-        <w:tabs>
-          <w:tab w:val="num" w:pos="2880"/>
-        </w:tabs>
-        <w:ind w:left="2880" w:hanging="360"/>
-      </w:pPr>
-      <w:rPr/>
-    </w:lvl>
-    <w:lvl w:ilvl="7">
-      <w:start w:val="1"/>
-      <w:numFmt w:val="decimal"/>
-      <w:lvlText w:val="%8."/>
-      <w:lvlJc w:val="left"/>
-      <w:pPr>
-        <w:tabs>
-          <w:tab w:val="num" w:pos="3240"/>
-        </w:tabs>
-        <w:ind w:left="3240" w:hanging="360"/>
-      </w:pPr>
-      <w:rPr/>
-    </w:lvl>
-    <w:lvl w:ilvl="8">
-      <w:start w:val="1"/>
-      <w:numFmt w:val="decimal"/>
-      <w:lvlText w:val="%9."/>
-      <w:lvlJc w:val="left"/>
-      <w:pPr>
-        <w:tabs>
-          <w:tab w:val="num" w:pos="3600"/>
-        </w:tabs>
-        <w:ind w:left="3600" w:hanging="360"/>
-      </w:pPr>
-      <w:rPr/>
-    </w:lvl>
-  </w:abstractNum>
-  <w:abstractNum w:abstractNumId="5">
-    <w:lvl w:ilvl="0">
-      <w:start w:val="1"/>
-      <w:numFmt w:val="decimal"/>
-      <w:lvlText w:val="%1."/>
-      <w:lvlJc w:val="left"/>
-      <w:pPr>
-        <w:tabs>
-          <w:tab w:val="num" w:pos="0"/>
-        </w:tabs>
-        <w:ind w:left="720" w:hanging="360"/>
-      </w:pPr>
-      <w:rPr/>
-    </w:lvl>
-    <w:lvl w:ilvl="1">
-      <w:start w:val="1"/>
-      <w:numFmt w:val="decimal"/>
-      <w:lvlText w:val="%2."/>
-      <w:lvlJc w:val="left"/>
-      <w:pPr>
-        <w:tabs>
-          <w:tab w:val="num" w:pos="1080"/>
-        </w:tabs>
-        <w:ind w:left="1080" w:hanging="360"/>
-      </w:pPr>
-      <w:rPr/>
-    </w:lvl>
-    <w:lvl w:ilvl="2">
-      <w:start w:val="1"/>
-      <w:numFmt w:val="decimal"/>
-      <w:lvlText w:val="%3."/>
-      <w:lvlJc w:val="left"/>
-      <w:pPr>
-        <w:tabs>
-          <w:tab w:val="num" w:pos="1440"/>
-        </w:tabs>
-        <w:ind w:left="1440" w:hanging="360"/>
-      </w:pPr>
-      <w:rPr/>
-    </w:lvl>
-    <w:lvl w:ilvl="3">
-      <w:start w:val="1"/>
-      <w:numFmt w:val="decimal"/>
-      <w:lvlText w:val="%4."/>
-      <w:lvlJc w:val="left"/>
-      <w:pPr>
-        <w:tabs>
-          <w:tab w:val="num" w:pos="1800"/>
-        </w:tabs>
-        <w:ind w:left="1800" w:hanging="360"/>
-      </w:pPr>
-      <w:rPr/>
-    </w:lvl>
-    <w:lvl w:ilvl="4">
-      <w:start w:val="1"/>
-      <w:numFmt w:val="decimal"/>
-      <w:lvlText w:val="%5."/>
-      <w:lvlJc w:val="left"/>
-      <w:pPr>
-        <w:tabs>
-          <w:tab w:val="num" w:pos="2160"/>
-        </w:tabs>
-        <w:ind w:left="2160" w:hanging="360"/>
-      </w:pPr>
-      <w:rPr/>
-    </w:lvl>
-    <w:lvl w:ilvl="5">
-      <w:start w:val="1"/>
-      <w:numFmt w:val="decimal"/>
-      <w:lvlText w:val="%6."/>
-      <w:lvlJc w:val="left"/>
-      <w:pPr>
-        <w:tabs>
-          <w:tab w:val="num" w:pos="2520"/>
-        </w:tabs>
-        <w:ind w:left="2520" w:hanging="360"/>
-      </w:pPr>
-      <w:rPr/>
-    </w:lvl>
-    <w:lvl w:ilvl="6">
-      <w:start w:val="1"/>
-      <w:numFmt w:val="decimal"/>
-      <w:lvlText w:val="%7."/>
-      <w:lvlJc w:val="left"/>
-      <w:pPr>
-        <w:tabs>
-          <w:tab w:val="num" w:pos="2880"/>
-        </w:tabs>
-        <w:ind w:left="2880" w:hanging="360"/>
-      </w:pPr>
-      <w:rPr/>
-    </w:lvl>
-    <w:lvl w:ilvl="7">
-      <w:start w:val="1"/>
-      <w:numFmt w:val="decimal"/>
-      <w:lvlText w:val="%8."/>
-      <w:lvlJc w:val="left"/>
-      <w:pPr>
-        <w:tabs>
-          <w:tab w:val="num" w:pos="3240"/>
-        </w:tabs>
-        <w:ind w:left="3240" w:hanging="360"/>
-      </w:pPr>
-      <w:rPr/>
-    </w:lvl>
-    <w:lvl w:ilvl="8">
-      <w:start w:val="1"/>
-      <w:numFmt w:val="decimal"/>
-      <w:lvlText w:val="%9."/>
-      <w:lvlJc w:val="left"/>
-      <w:pPr>
-        <w:tabs>
-          <w:tab w:val="num" w:pos="3600"/>
-        </w:tabs>
-        <w:ind w:left="3600" w:hanging="360"/>
-      </w:pPr>
-      <w:rPr/>
-    </w:lvl>
-  </w:abstractNum>
-  <w:abstractNum w:abstractNumId="6">
-    <w:lvl w:ilvl="0">
-      <w:start w:val="1"/>
-      <w:numFmt w:val="decimal"/>
-      <w:lvlText w:val="%1."/>
-      <w:lvlJc w:val="left"/>
-      <w:pPr>
-        <w:tabs>
-          <w:tab w:val="num" w:pos="0"/>
-        </w:tabs>
-        <w:ind w:left="720" w:hanging="360"/>
-      </w:pPr>
-      <w:rPr/>
-    </w:lvl>
-    <w:lvl w:ilvl="1">
-      <w:start w:val="1"/>
-      <w:numFmt w:val="decimal"/>
-      <w:lvlText w:val="%2."/>
-      <w:lvlJc w:val="left"/>
-      <w:pPr>
-        <w:tabs>
-          <w:tab w:val="num" w:pos="1080"/>
-        </w:tabs>
-        <w:ind w:left="1080" w:hanging="360"/>
-      </w:pPr>
-      <w:rPr/>
-    </w:lvl>
-    <w:lvl w:ilvl="2">
-      <w:start w:val="1"/>
-      <w:numFmt w:val="decimal"/>
-      <w:lvlText w:val="%3."/>
-      <w:lvlJc w:val="left"/>
-      <w:pPr>
-        <w:tabs>
-          <w:tab w:val="num" w:pos="1440"/>
-        </w:tabs>
-        <w:ind w:left="1440" w:hanging="360"/>
-      </w:pPr>
-      <w:rPr/>
-    </w:lvl>
-    <w:lvl w:ilvl="3">
-      <w:start w:val="1"/>
-      <w:numFmt w:val="decimal"/>
-      <w:lvlText w:val="%4."/>
-      <w:lvlJc w:val="left"/>
-      <w:pPr>
-        <w:tabs>
-          <w:tab w:val="num" w:pos="1800"/>
-        </w:tabs>
-        <w:ind w:left="1800" w:hanging="360"/>
-      </w:pPr>
-      <w:rPr/>
-    </w:lvl>
-    <w:lvl w:ilvl="4">
-      <w:start w:val="1"/>
-      <w:numFmt w:val="decimal"/>
-      <w:lvlText w:val="%5."/>
-      <w:lvlJc w:val="left"/>
-      <w:pPr>
-        <w:tabs>
-          <w:tab w:val="num" w:pos="2160"/>
-        </w:tabs>
-        <w:ind w:left="2160" w:hanging="360"/>
-      </w:pPr>
-      <w:rPr/>
-    </w:lvl>
-    <w:lvl w:ilvl="5">
-      <w:start w:val="1"/>
-      <w:numFmt w:val="decimal"/>
-      <w:lvlText w:val="%6."/>
-      <w:lvlJc w:val="left"/>
-      <w:pPr>
-        <w:tabs>
-          <w:tab w:val="num" w:pos="2520"/>
-        </w:tabs>
-        <w:ind w:left="2520" w:hanging="360"/>
-      </w:pPr>
-      <w:rPr/>
-    </w:lvl>
-    <w:lvl w:ilvl="6">
-      <w:start w:val="1"/>
-      <w:numFmt w:val="decimal"/>
-      <w:lvlText w:val="%7."/>
-      <w:lvlJc w:val="left"/>
-      <w:pPr>
-        <w:tabs>
-          <w:tab w:val="num" w:pos="2880"/>
-        </w:tabs>
-        <w:ind w:left="2880" w:hanging="360"/>
-      </w:pPr>
-      <w:rPr/>
-    </w:lvl>
-    <w:lvl w:ilvl="7">
-      <w:start w:val="1"/>
-      <w:numFmt w:val="decimal"/>
-      <w:lvlText w:val="%8."/>
-      <w:lvlJc w:val="left"/>
-      <w:pPr>
-        <w:tabs>
-          <w:tab w:val="num" w:pos="3240"/>
-        </w:tabs>
-        <w:ind w:left="3240" w:hanging="360"/>
-      </w:pPr>
-      <w:rPr/>
-    </w:lvl>
-    <w:lvl w:ilvl="8">
-      <w:start w:val="1"/>
-      <w:numFmt w:val="decimal"/>
-      <w:lvlText w:val="%9."/>
-      <w:lvlJc w:val="left"/>
-      <w:pPr>
-        <w:tabs>
-          <w:tab w:val="num" w:pos="3600"/>
-        </w:tabs>
-        <w:ind w:left="3600" w:hanging="360"/>
-      </w:pPr>
-      <w:rPr/>
-    </w:lvl>
-  </w:abstractNum>
-  <w:abstractNum w:abstractNumId="7">
+  <w:abstractNum w:abstractNumId="8">
     <w:lvl w:ilvl="0">
       <w:start w:val="1"/>
       <w:numFmt w:val="bullet"/>
@@ -6315,130 +6456,11 @@
       <w:rPr/>
     </w:lvl>
   </w:abstractNum>
-  <w:abstractNum w:abstractNumId="8">
-    <w:lvl w:ilvl="0">
-      <w:start w:val="1"/>
-      <w:numFmt w:val="decimal"/>
-      <w:lvlText w:val="%1."/>
-      <w:lvlJc w:val="left"/>
-      <w:pPr>
-        <w:tabs>
-          <w:tab w:val="num" w:pos="0"/>
-        </w:tabs>
-        <w:ind w:left="720" w:hanging="360"/>
-      </w:pPr>
-      <w:rPr/>
-    </w:lvl>
-    <w:lvl w:ilvl="1">
-      <w:start w:val="1"/>
-      <w:numFmt w:val="decimal"/>
-      <w:lvlText w:val="%2."/>
-      <w:lvlJc w:val="left"/>
-      <w:pPr>
-        <w:tabs>
-          <w:tab w:val="num" w:pos="1080"/>
-        </w:tabs>
-        <w:ind w:left="1080" w:hanging="360"/>
-      </w:pPr>
-      <w:rPr/>
-    </w:lvl>
-    <w:lvl w:ilvl="2">
-      <w:start w:val="1"/>
-      <w:numFmt w:val="decimal"/>
-      <w:lvlText w:val="%3."/>
-      <w:lvlJc w:val="left"/>
-      <w:pPr>
-        <w:tabs>
-          <w:tab w:val="num" w:pos="1440"/>
-        </w:tabs>
-        <w:ind w:left="1440" w:hanging="360"/>
-      </w:pPr>
-      <w:rPr/>
-    </w:lvl>
-    <w:lvl w:ilvl="3">
-      <w:start w:val="1"/>
-      <w:numFmt w:val="decimal"/>
-      <w:lvlText w:val="%4."/>
-      <w:lvlJc w:val="left"/>
-      <w:pPr>
-        <w:tabs>
-          <w:tab w:val="num" w:pos="1800"/>
-        </w:tabs>
-        <w:ind w:left="1800" w:hanging="360"/>
-      </w:pPr>
-      <w:rPr/>
-    </w:lvl>
-    <w:lvl w:ilvl="4">
-      <w:start w:val="1"/>
-      <w:numFmt w:val="decimal"/>
-      <w:lvlText w:val="%5."/>
-      <w:lvlJc w:val="left"/>
-      <w:pPr>
-        <w:tabs>
-          <w:tab w:val="num" w:pos="2160"/>
-        </w:tabs>
-        <w:ind w:left="2160" w:hanging="360"/>
-      </w:pPr>
-      <w:rPr/>
-    </w:lvl>
-    <w:lvl w:ilvl="5">
-      <w:start w:val="1"/>
-      <w:numFmt w:val="decimal"/>
-      <w:lvlText w:val="%6."/>
-      <w:lvlJc w:val="left"/>
-      <w:pPr>
-        <w:tabs>
-          <w:tab w:val="num" w:pos="2520"/>
-        </w:tabs>
-        <w:ind w:left="2520" w:hanging="360"/>
-      </w:pPr>
-      <w:rPr/>
-    </w:lvl>
-    <w:lvl w:ilvl="6">
-      <w:start w:val="1"/>
-      <w:numFmt w:val="decimal"/>
-      <w:lvlText w:val="%7."/>
-      <w:lvlJc w:val="left"/>
-      <w:pPr>
-        <w:tabs>
-          <w:tab w:val="num" w:pos="2880"/>
-        </w:tabs>
-        <w:ind w:left="2880" w:hanging="360"/>
-      </w:pPr>
-      <w:rPr/>
-    </w:lvl>
-    <w:lvl w:ilvl="7">
-      <w:start w:val="1"/>
-      <w:numFmt w:val="decimal"/>
-      <w:lvlText w:val="%8."/>
-      <w:lvlJc w:val="left"/>
-      <w:pPr>
-        <w:tabs>
-          <w:tab w:val="num" w:pos="3240"/>
-        </w:tabs>
-        <w:ind w:left="3240" w:hanging="360"/>
-      </w:pPr>
-      <w:rPr/>
-    </w:lvl>
-    <w:lvl w:ilvl="8">
-      <w:start w:val="1"/>
-      <w:numFmt w:val="decimal"/>
-      <w:lvlText w:val="%9."/>
-      <w:lvlJc w:val="left"/>
-      <w:pPr>
-        <w:tabs>
-          <w:tab w:val="num" w:pos="3600"/>
-        </w:tabs>
-        <w:ind w:left="3600" w:hanging="360"/>
-      </w:pPr>
-      <w:rPr/>
-    </w:lvl>
-  </w:abstractNum>
   <w:abstractNum w:abstractNumId="9">
     <w:lvl w:ilvl="0">
       <w:start w:val="1"/>
-      <w:numFmt w:val="decimal"/>
-      <w:lvlText w:val="%1."/>
+      <w:numFmt w:val="bullet"/>
+      <w:lvlText w:val=""/>
       <w:lvlJc w:val="left"/>
       <w:pPr>
         <w:tabs>
@@ -6446,7 +6468,9 @@
         </w:tabs>
         <w:ind w:left="720" w:hanging="360"/>
       </w:pPr>
-      <w:rPr/>
+      <w:rPr>
+        <w:rFonts w:ascii="Symbol" w:hAnsi="Symbol" w:cs="Symbol" w:hint="default"/>
+      </w:rPr>
     </w:lvl>
     <w:lvl w:ilvl="1">
       <w:start w:val="1"/>
@@ -6556,8 +6580,8 @@
   <w:abstractNum w:abstractNumId="10">
     <w:lvl w:ilvl="0">
       <w:start w:val="1"/>
-      <w:numFmt w:val="decimal"/>
-      <w:lvlText w:val="%1."/>
+      <w:numFmt w:val="bullet"/>
+      <w:lvlText w:val=""/>
       <w:lvlJc w:val="left"/>
       <w:pPr>
         <w:tabs>
@@ -6565,7 +6589,9 @@
         </w:tabs>
         <w:ind w:left="720" w:hanging="360"/>
       </w:pPr>
-      <w:rPr/>
+      <w:rPr>
+        <w:rFonts w:ascii="Symbol" w:hAnsi="Symbol" w:cs="Symbol" w:hint="default"/>
+      </w:rPr>
     </w:lvl>
     <w:lvl w:ilvl="1">
       <w:start w:val="1"/>
@@ -6675,8 +6701,8 @@
   <w:abstractNum w:abstractNumId="11">
     <w:lvl w:ilvl="0">
       <w:start w:val="1"/>
-      <w:numFmt w:val="decimal"/>
-      <w:lvlText w:val="%1."/>
+      <w:numFmt w:val="bullet"/>
+      <w:lvlText w:val=""/>
       <w:lvlJc w:val="left"/>
       <w:pPr>
         <w:tabs>
@@ -6684,7 +6710,9 @@
         </w:tabs>
         <w:ind w:left="720" w:hanging="360"/>
       </w:pPr>
-      <w:rPr/>
+      <w:rPr>
+        <w:rFonts w:ascii="Symbol" w:hAnsi="Symbol" w:cs="Symbol" w:hint="default"/>
+      </w:rPr>
     </w:lvl>
     <w:lvl w:ilvl="1">
       <w:start w:val="1"/>
@@ -6794,8 +6822,8 @@
   <w:abstractNum w:abstractNumId="12">
     <w:lvl w:ilvl="0">
       <w:start w:val="1"/>
-      <w:numFmt w:val="decimal"/>
-      <w:lvlText w:val="%1."/>
+      <w:numFmt w:val="bullet"/>
+      <w:lvlText w:val=""/>
       <w:lvlJc w:val="left"/>
       <w:pPr>
         <w:tabs>
@@ -6803,7 +6831,9 @@
         </w:tabs>
         <w:ind w:left="720" w:hanging="360"/>
       </w:pPr>
-      <w:rPr/>
+      <w:rPr>
+        <w:rFonts w:ascii="Symbol" w:hAnsi="Symbol" w:cs="Symbol" w:hint="default"/>
+      </w:rPr>
     </w:lvl>
     <w:lvl w:ilvl="1">
       <w:start w:val="1"/>
@@ -6911,6 +6941,3348 @@
     </w:lvl>
   </w:abstractNum>
   <w:abstractNum w:abstractNumId="13">
+    <w:lvl w:ilvl="0">
+      <w:start w:val="1"/>
+      <w:numFmt w:val="bullet"/>
+      <w:lvlText w:val=""/>
+      <w:lvlJc w:val="left"/>
+      <w:pPr>
+        <w:tabs>
+          <w:tab w:val="num" w:pos="0"/>
+        </w:tabs>
+        <w:ind w:left="720" w:hanging="360"/>
+      </w:pPr>
+      <w:rPr>
+        <w:rFonts w:ascii="Symbol" w:hAnsi="Symbol" w:cs="Symbol" w:hint="default"/>
+      </w:rPr>
+    </w:lvl>
+    <w:lvl w:ilvl="1">
+      <w:start w:val="1"/>
+      <w:numFmt w:val="decimal"/>
+      <w:lvlText w:val="%2."/>
+      <w:lvlJc w:val="left"/>
+      <w:pPr>
+        <w:tabs>
+          <w:tab w:val="num" w:pos="1080"/>
+        </w:tabs>
+        <w:ind w:left="1080" w:hanging="360"/>
+      </w:pPr>
+      <w:rPr/>
+    </w:lvl>
+    <w:lvl w:ilvl="2">
+      <w:start w:val="1"/>
+      <w:numFmt w:val="decimal"/>
+      <w:lvlText w:val="%3."/>
+      <w:lvlJc w:val="left"/>
+      <w:pPr>
+        <w:tabs>
+          <w:tab w:val="num" w:pos="1440"/>
+        </w:tabs>
+        <w:ind w:left="1440" w:hanging="360"/>
+      </w:pPr>
+      <w:rPr/>
+    </w:lvl>
+    <w:lvl w:ilvl="3">
+      <w:start w:val="1"/>
+      <w:numFmt w:val="decimal"/>
+      <w:lvlText w:val="%4."/>
+      <w:lvlJc w:val="left"/>
+      <w:pPr>
+        <w:tabs>
+          <w:tab w:val="num" w:pos="1800"/>
+        </w:tabs>
+        <w:ind w:left="1800" w:hanging="360"/>
+      </w:pPr>
+      <w:rPr/>
+    </w:lvl>
+    <w:lvl w:ilvl="4">
+      <w:start w:val="1"/>
+      <w:numFmt w:val="decimal"/>
+      <w:lvlText w:val="%5."/>
+      <w:lvlJc w:val="left"/>
+      <w:pPr>
+        <w:tabs>
+          <w:tab w:val="num" w:pos="2160"/>
+        </w:tabs>
+        <w:ind w:left="2160" w:hanging="360"/>
+      </w:pPr>
+      <w:rPr/>
+    </w:lvl>
+    <w:lvl w:ilvl="5">
+      <w:start w:val="1"/>
+      <w:numFmt w:val="decimal"/>
+      <w:lvlText w:val="%6."/>
+      <w:lvlJc w:val="left"/>
+      <w:pPr>
+        <w:tabs>
+          <w:tab w:val="num" w:pos="2520"/>
+        </w:tabs>
+        <w:ind w:left="2520" w:hanging="360"/>
+      </w:pPr>
+      <w:rPr/>
+    </w:lvl>
+    <w:lvl w:ilvl="6">
+      <w:start w:val="1"/>
+      <w:numFmt w:val="decimal"/>
+      <w:lvlText w:val="%7."/>
+      <w:lvlJc w:val="left"/>
+      <w:pPr>
+        <w:tabs>
+          <w:tab w:val="num" w:pos="2880"/>
+        </w:tabs>
+        <w:ind w:left="2880" w:hanging="360"/>
+      </w:pPr>
+      <w:rPr/>
+    </w:lvl>
+    <w:lvl w:ilvl="7">
+      <w:start w:val="1"/>
+      <w:numFmt w:val="decimal"/>
+      <w:lvlText w:val="%8."/>
+      <w:lvlJc w:val="left"/>
+      <w:pPr>
+        <w:tabs>
+          <w:tab w:val="num" w:pos="3240"/>
+        </w:tabs>
+        <w:ind w:left="3240" w:hanging="360"/>
+      </w:pPr>
+      <w:rPr/>
+    </w:lvl>
+    <w:lvl w:ilvl="8">
+      <w:start w:val="1"/>
+      <w:numFmt w:val="decimal"/>
+      <w:lvlText w:val="%9."/>
+      <w:lvlJc w:val="left"/>
+      <w:pPr>
+        <w:tabs>
+          <w:tab w:val="num" w:pos="3600"/>
+        </w:tabs>
+        <w:ind w:left="3600" w:hanging="360"/>
+      </w:pPr>
+      <w:rPr/>
+    </w:lvl>
+  </w:abstractNum>
+  <w:abstractNum w:abstractNumId="14">
+    <w:lvl w:ilvl="0">
+      <w:start w:val="1"/>
+      <w:numFmt w:val="bullet"/>
+      <w:lvlText w:val=""/>
+      <w:lvlJc w:val="left"/>
+      <w:pPr>
+        <w:tabs>
+          <w:tab w:val="num" w:pos="0"/>
+        </w:tabs>
+        <w:ind w:left="720" w:hanging="360"/>
+      </w:pPr>
+      <w:rPr>
+        <w:rFonts w:ascii="Symbol" w:hAnsi="Symbol" w:cs="Symbol" w:hint="default"/>
+      </w:rPr>
+    </w:lvl>
+    <w:lvl w:ilvl="1">
+      <w:start w:val="1"/>
+      <w:numFmt w:val="decimal"/>
+      <w:lvlText w:val="%2."/>
+      <w:lvlJc w:val="left"/>
+      <w:pPr>
+        <w:tabs>
+          <w:tab w:val="num" w:pos="1080"/>
+        </w:tabs>
+        <w:ind w:left="1080" w:hanging="360"/>
+      </w:pPr>
+      <w:rPr/>
+    </w:lvl>
+    <w:lvl w:ilvl="2">
+      <w:start w:val="1"/>
+      <w:numFmt w:val="decimal"/>
+      <w:lvlText w:val="%3."/>
+      <w:lvlJc w:val="left"/>
+      <w:pPr>
+        <w:tabs>
+          <w:tab w:val="num" w:pos="1440"/>
+        </w:tabs>
+        <w:ind w:left="1440" w:hanging="360"/>
+      </w:pPr>
+      <w:rPr/>
+    </w:lvl>
+    <w:lvl w:ilvl="3">
+      <w:start w:val="1"/>
+      <w:numFmt w:val="decimal"/>
+      <w:lvlText w:val="%4."/>
+      <w:lvlJc w:val="left"/>
+      <w:pPr>
+        <w:tabs>
+          <w:tab w:val="num" w:pos="1800"/>
+        </w:tabs>
+        <w:ind w:left="1800" w:hanging="360"/>
+      </w:pPr>
+      <w:rPr/>
+    </w:lvl>
+    <w:lvl w:ilvl="4">
+      <w:start w:val="1"/>
+      <w:numFmt w:val="decimal"/>
+      <w:lvlText w:val="%5."/>
+      <w:lvlJc w:val="left"/>
+      <w:pPr>
+        <w:tabs>
+          <w:tab w:val="num" w:pos="2160"/>
+        </w:tabs>
+        <w:ind w:left="2160" w:hanging="360"/>
+      </w:pPr>
+      <w:rPr/>
+    </w:lvl>
+    <w:lvl w:ilvl="5">
+      <w:start w:val="1"/>
+      <w:numFmt w:val="decimal"/>
+      <w:lvlText w:val="%6."/>
+      <w:lvlJc w:val="left"/>
+      <w:pPr>
+        <w:tabs>
+          <w:tab w:val="num" w:pos="2520"/>
+        </w:tabs>
+        <w:ind w:left="2520" w:hanging="360"/>
+      </w:pPr>
+      <w:rPr/>
+    </w:lvl>
+    <w:lvl w:ilvl="6">
+      <w:start w:val="1"/>
+      <w:numFmt w:val="decimal"/>
+      <w:lvlText w:val="%7."/>
+      <w:lvlJc w:val="left"/>
+      <w:pPr>
+        <w:tabs>
+          <w:tab w:val="num" w:pos="2880"/>
+        </w:tabs>
+        <w:ind w:left="2880" w:hanging="360"/>
+      </w:pPr>
+      <w:rPr/>
+    </w:lvl>
+    <w:lvl w:ilvl="7">
+      <w:start w:val="1"/>
+      <w:numFmt w:val="decimal"/>
+      <w:lvlText w:val="%8."/>
+      <w:lvlJc w:val="left"/>
+      <w:pPr>
+        <w:tabs>
+          <w:tab w:val="num" w:pos="3240"/>
+        </w:tabs>
+        <w:ind w:left="3240" w:hanging="360"/>
+      </w:pPr>
+      <w:rPr/>
+    </w:lvl>
+    <w:lvl w:ilvl="8">
+      <w:start w:val="1"/>
+      <w:numFmt w:val="decimal"/>
+      <w:lvlText w:val="%9."/>
+      <w:lvlJc w:val="left"/>
+      <w:pPr>
+        <w:tabs>
+          <w:tab w:val="num" w:pos="3600"/>
+        </w:tabs>
+        <w:ind w:left="3600" w:hanging="360"/>
+      </w:pPr>
+      <w:rPr/>
+    </w:lvl>
+  </w:abstractNum>
+  <w:abstractNum w:abstractNumId="15">
+    <w:lvl w:ilvl="0">
+      <w:start w:val="1"/>
+      <w:numFmt w:val="bullet"/>
+      <w:lvlText w:val=""/>
+      <w:lvlJc w:val="left"/>
+      <w:pPr>
+        <w:tabs>
+          <w:tab w:val="num" w:pos="0"/>
+        </w:tabs>
+        <w:ind w:left="720" w:hanging="360"/>
+      </w:pPr>
+      <w:rPr>
+        <w:rFonts w:ascii="Symbol" w:hAnsi="Symbol" w:cs="Symbol" w:hint="default"/>
+      </w:rPr>
+    </w:lvl>
+    <w:lvl w:ilvl="1">
+      <w:start w:val="1"/>
+      <w:numFmt w:val="decimal"/>
+      <w:lvlText w:val="%2."/>
+      <w:lvlJc w:val="left"/>
+      <w:pPr>
+        <w:tabs>
+          <w:tab w:val="num" w:pos="1080"/>
+        </w:tabs>
+        <w:ind w:left="1080" w:hanging="360"/>
+      </w:pPr>
+      <w:rPr/>
+    </w:lvl>
+    <w:lvl w:ilvl="2">
+      <w:start w:val="1"/>
+      <w:numFmt w:val="decimal"/>
+      <w:lvlText w:val="%3."/>
+      <w:lvlJc w:val="left"/>
+      <w:pPr>
+        <w:tabs>
+          <w:tab w:val="num" w:pos="1440"/>
+        </w:tabs>
+        <w:ind w:left="1440" w:hanging="360"/>
+      </w:pPr>
+      <w:rPr/>
+    </w:lvl>
+    <w:lvl w:ilvl="3">
+      <w:start w:val="1"/>
+      <w:numFmt w:val="decimal"/>
+      <w:lvlText w:val="%4."/>
+      <w:lvlJc w:val="left"/>
+      <w:pPr>
+        <w:tabs>
+          <w:tab w:val="num" w:pos="1800"/>
+        </w:tabs>
+        <w:ind w:left="1800" w:hanging="360"/>
+      </w:pPr>
+      <w:rPr/>
+    </w:lvl>
+    <w:lvl w:ilvl="4">
+      <w:start w:val="1"/>
+      <w:numFmt w:val="decimal"/>
+      <w:lvlText w:val="%5."/>
+      <w:lvlJc w:val="left"/>
+      <w:pPr>
+        <w:tabs>
+          <w:tab w:val="num" w:pos="2160"/>
+        </w:tabs>
+        <w:ind w:left="2160" w:hanging="360"/>
+      </w:pPr>
+      <w:rPr/>
+    </w:lvl>
+    <w:lvl w:ilvl="5">
+      <w:start w:val="1"/>
+      <w:numFmt w:val="decimal"/>
+      <w:lvlText w:val="%6."/>
+      <w:lvlJc w:val="left"/>
+      <w:pPr>
+        <w:tabs>
+          <w:tab w:val="num" w:pos="2520"/>
+        </w:tabs>
+        <w:ind w:left="2520" w:hanging="360"/>
+      </w:pPr>
+      <w:rPr/>
+    </w:lvl>
+    <w:lvl w:ilvl="6">
+      <w:start w:val="1"/>
+      <w:numFmt w:val="decimal"/>
+      <w:lvlText w:val="%7."/>
+      <w:lvlJc w:val="left"/>
+      <w:pPr>
+        <w:tabs>
+          <w:tab w:val="num" w:pos="2880"/>
+        </w:tabs>
+        <w:ind w:left="2880" w:hanging="360"/>
+      </w:pPr>
+      <w:rPr/>
+    </w:lvl>
+    <w:lvl w:ilvl="7">
+      <w:start w:val="1"/>
+      <w:numFmt w:val="decimal"/>
+      <w:lvlText w:val="%8."/>
+      <w:lvlJc w:val="left"/>
+      <w:pPr>
+        <w:tabs>
+          <w:tab w:val="num" w:pos="3240"/>
+        </w:tabs>
+        <w:ind w:left="3240" w:hanging="360"/>
+      </w:pPr>
+      <w:rPr/>
+    </w:lvl>
+    <w:lvl w:ilvl="8">
+      <w:start w:val="1"/>
+      <w:numFmt w:val="decimal"/>
+      <w:lvlText w:val="%9."/>
+      <w:lvlJc w:val="left"/>
+      <w:pPr>
+        <w:tabs>
+          <w:tab w:val="num" w:pos="3600"/>
+        </w:tabs>
+        <w:ind w:left="3600" w:hanging="360"/>
+      </w:pPr>
+      <w:rPr/>
+    </w:lvl>
+  </w:abstractNum>
+  <w:abstractNum w:abstractNumId="16">
+    <w:lvl w:ilvl="0">
+      <w:start w:val="1"/>
+      <w:numFmt w:val="decimal"/>
+      <w:lvlText w:val="%1."/>
+      <w:lvlJc w:val="left"/>
+      <w:pPr>
+        <w:tabs>
+          <w:tab w:val="num" w:pos="0"/>
+        </w:tabs>
+        <w:ind w:left="720" w:hanging="360"/>
+      </w:pPr>
+      <w:rPr/>
+    </w:lvl>
+    <w:lvl w:ilvl="1">
+      <w:start w:val="1"/>
+      <w:numFmt w:val="decimal"/>
+      <w:lvlText w:val="%2."/>
+      <w:lvlJc w:val="left"/>
+      <w:pPr>
+        <w:tabs>
+          <w:tab w:val="num" w:pos="1080"/>
+        </w:tabs>
+        <w:ind w:left="1080" w:hanging="360"/>
+      </w:pPr>
+      <w:rPr/>
+    </w:lvl>
+    <w:lvl w:ilvl="2">
+      <w:start w:val="1"/>
+      <w:numFmt w:val="decimal"/>
+      <w:lvlText w:val="%3."/>
+      <w:lvlJc w:val="left"/>
+      <w:pPr>
+        <w:tabs>
+          <w:tab w:val="num" w:pos="1440"/>
+        </w:tabs>
+        <w:ind w:left="1440" w:hanging="360"/>
+      </w:pPr>
+      <w:rPr/>
+    </w:lvl>
+    <w:lvl w:ilvl="3">
+      <w:start w:val="1"/>
+      <w:numFmt w:val="decimal"/>
+      <w:lvlText w:val="%4."/>
+      <w:lvlJc w:val="left"/>
+      <w:pPr>
+        <w:tabs>
+          <w:tab w:val="num" w:pos="1800"/>
+        </w:tabs>
+        <w:ind w:left="1800" w:hanging="360"/>
+      </w:pPr>
+      <w:rPr/>
+    </w:lvl>
+    <w:lvl w:ilvl="4">
+      <w:start w:val="1"/>
+      <w:numFmt w:val="decimal"/>
+      <w:lvlText w:val="%5."/>
+      <w:lvlJc w:val="left"/>
+      <w:pPr>
+        <w:tabs>
+          <w:tab w:val="num" w:pos="2160"/>
+        </w:tabs>
+        <w:ind w:left="2160" w:hanging="360"/>
+      </w:pPr>
+      <w:rPr/>
+    </w:lvl>
+    <w:lvl w:ilvl="5">
+      <w:start w:val="1"/>
+      <w:numFmt w:val="decimal"/>
+      <w:lvlText w:val="%6."/>
+      <w:lvlJc w:val="left"/>
+      <w:pPr>
+        <w:tabs>
+          <w:tab w:val="num" w:pos="2520"/>
+        </w:tabs>
+        <w:ind w:left="2520" w:hanging="360"/>
+      </w:pPr>
+      <w:rPr/>
+    </w:lvl>
+    <w:lvl w:ilvl="6">
+      <w:start w:val="1"/>
+      <w:numFmt w:val="decimal"/>
+      <w:lvlText w:val="%7."/>
+      <w:lvlJc w:val="left"/>
+      <w:pPr>
+        <w:tabs>
+          <w:tab w:val="num" w:pos="2880"/>
+        </w:tabs>
+        <w:ind w:left="2880" w:hanging="360"/>
+      </w:pPr>
+      <w:rPr/>
+    </w:lvl>
+    <w:lvl w:ilvl="7">
+      <w:start w:val="1"/>
+      <w:numFmt w:val="decimal"/>
+      <w:lvlText w:val="%8."/>
+      <w:lvlJc w:val="left"/>
+      <w:pPr>
+        <w:tabs>
+          <w:tab w:val="num" w:pos="3240"/>
+        </w:tabs>
+        <w:ind w:left="3240" w:hanging="360"/>
+      </w:pPr>
+      <w:rPr/>
+    </w:lvl>
+    <w:lvl w:ilvl="8">
+      <w:start w:val="1"/>
+      <w:numFmt w:val="decimal"/>
+      <w:lvlText w:val="%9."/>
+      <w:lvlJc w:val="left"/>
+      <w:pPr>
+        <w:tabs>
+          <w:tab w:val="num" w:pos="3600"/>
+        </w:tabs>
+        <w:ind w:left="3600" w:hanging="360"/>
+      </w:pPr>
+      <w:rPr/>
+    </w:lvl>
+  </w:abstractNum>
+  <w:abstractNum w:abstractNumId="17">
+    <w:lvl w:ilvl="0">
+      <w:start w:val="1"/>
+      <w:numFmt w:val="decimal"/>
+      <w:lvlText w:val="%1."/>
+      <w:lvlJc w:val="left"/>
+      <w:pPr>
+        <w:tabs>
+          <w:tab w:val="num" w:pos="0"/>
+        </w:tabs>
+        <w:ind w:left="720" w:hanging="360"/>
+      </w:pPr>
+      <w:rPr/>
+    </w:lvl>
+    <w:lvl w:ilvl="1">
+      <w:start w:val="1"/>
+      <w:numFmt w:val="decimal"/>
+      <w:lvlText w:val="%2."/>
+      <w:lvlJc w:val="left"/>
+      <w:pPr>
+        <w:tabs>
+          <w:tab w:val="num" w:pos="1080"/>
+        </w:tabs>
+        <w:ind w:left="1080" w:hanging="360"/>
+      </w:pPr>
+      <w:rPr/>
+    </w:lvl>
+    <w:lvl w:ilvl="2">
+      <w:start w:val="1"/>
+      <w:numFmt w:val="decimal"/>
+      <w:lvlText w:val="%3."/>
+      <w:lvlJc w:val="left"/>
+      <w:pPr>
+        <w:tabs>
+          <w:tab w:val="num" w:pos="1440"/>
+        </w:tabs>
+        <w:ind w:left="1440" w:hanging="360"/>
+      </w:pPr>
+      <w:rPr/>
+    </w:lvl>
+    <w:lvl w:ilvl="3">
+      <w:start w:val="1"/>
+      <w:numFmt w:val="decimal"/>
+      <w:lvlText w:val="%4."/>
+      <w:lvlJc w:val="left"/>
+      <w:pPr>
+        <w:tabs>
+          <w:tab w:val="num" w:pos="1800"/>
+        </w:tabs>
+        <w:ind w:left="1800" w:hanging="360"/>
+      </w:pPr>
+      <w:rPr/>
+    </w:lvl>
+    <w:lvl w:ilvl="4">
+      <w:start w:val="1"/>
+      <w:numFmt w:val="decimal"/>
+      <w:lvlText w:val="%5."/>
+      <w:lvlJc w:val="left"/>
+      <w:pPr>
+        <w:tabs>
+          <w:tab w:val="num" w:pos="2160"/>
+        </w:tabs>
+        <w:ind w:left="2160" w:hanging="360"/>
+      </w:pPr>
+      <w:rPr/>
+    </w:lvl>
+    <w:lvl w:ilvl="5">
+      <w:start w:val="1"/>
+      <w:numFmt w:val="decimal"/>
+      <w:lvlText w:val="%6."/>
+      <w:lvlJc w:val="left"/>
+      <w:pPr>
+        <w:tabs>
+          <w:tab w:val="num" w:pos="2520"/>
+        </w:tabs>
+        <w:ind w:left="2520" w:hanging="360"/>
+      </w:pPr>
+      <w:rPr/>
+    </w:lvl>
+    <w:lvl w:ilvl="6">
+      <w:start w:val="1"/>
+      <w:numFmt w:val="decimal"/>
+      <w:lvlText w:val="%7."/>
+      <w:lvlJc w:val="left"/>
+      <w:pPr>
+        <w:tabs>
+          <w:tab w:val="num" w:pos="2880"/>
+        </w:tabs>
+        <w:ind w:left="2880" w:hanging="360"/>
+      </w:pPr>
+      <w:rPr/>
+    </w:lvl>
+    <w:lvl w:ilvl="7">
+      <w:start w:val="1"/>
+      <w:numFmt w:val="decimal"/>
+      <w:lvlText w:val="%8."/>
+      <w:lvlJc w:val="left"/>
+      <w:pPr>
+        <w:tabs>
+          <w:tab w:val="num" w:pos="3240"/>
+        </w:tabs>
+        <w:ind w:left="3240" w:hanging="360"/>
+      </w:pPr>
+      <w:rPr/>
+    </w:lvl>
+    <w:lvl w:ilvl="8">
+      <w:start w:val="1"/>
+      <w:numFmt w:val="decimal"/>
+      <w:lvlText w:val="%9."/>
+      <w:lvlJc w:val="left"/>
+      <w:pPr>
+        <w:tabs>
+          <w:tab w:val="num" w:pos="3600"/>
+        </w:tabs>
+        <w:ind w:left="3600" w:hanging="360"/>
+      </w:pPr>
+      <w:rPr/>
+    </w:lvl>
+  </w:abstractNum>
+  <w:abstractNum w:abstractNumId="18">
+    <w:lvl w:ilvl="0">
+      <w:start w:val="1"/>
+      <w:numFmt w:val="decimal"/>
+      <w:lvlText w:val="%1."/>
+      <w:lvlJc w:val="left"/>
+      <w:pPr>
+        <w:tabs>
+          <w:tab w:val="num" w:pos="0"/>
+        </w:tabs>
+        <w:ind w:left="720" w:hanging="360"/>
+      </w:pPr>
+      <w:rPr/>
+    </w:lvl>
+    <w:lvl w:ilvl="1">
+      <w:start w:val="1"/>
+      <w:numFmt w:val="decimal"/>
+      <w:lvlText w:val="%2."/>
+      <w:lvlJc w:val="left"/>
+      <w:pPr>
+        <w:tabs>
+          <w:tab w:val="num" w:pos="1080"/>
+        </w:tabs>
+        <w:ind w:left="1080" w:hanging="360"/>
+      </w:pPr>
+      <w:rPr/>
+    </w:lvl>
+    <w:lvl w:ilvl="2">
+      <w:start w:val="1"/>
+      <w:numFmt w:val="decimal"/>
+      <w:lvlText w:val="%3."/>
+      <w:lvlJc w:val="left"/>
+      <w:pPr>
+        <w:tabs>
+          <w:tab w:val="num" w:pos="1440"/>
+        </w:tabs>
+        <w:ind w:left="1440" w:hanging="360"/>
+      </w:pPr>
+      <w:rPr/>
+    </w:lvl>
+    <w:lvl w:ilvl="3">
+      <w:start w:val="1"/>
+      <w:numFmt w:val="decimal"/>
+      <w:lvlText w:val="%4."/>
+      <w:lvlJc w:val="left"/>
+      <w:pPr>
+        <w:tabs>
+          <w:tab w:val="num" w:pos="1800"/>
+        </w:tabs>
+        <w:ind w:left="1800" w:hanging="360"/>
+      </w:pPr>
+      <w:rPr/>
+    </w:lvl>
+    <w:lvl w:ilvl="4">
+      <w:start w:val="1"/>
+      <w:numFmt w:val="decimal"/>
+      <w:lvlText w:val="%5."/>
+      <w:lvlJc w:val="left"/>
+      <w:pPr>
+        <w:tabs>
+          <w:tab w:val="num" w:pos="2160"/>
+        </w:tabs>
+        <w:ind w:left="2160" w:hanging="360"/>
+      </w:pPr>
+      <w:rPr/>
+    </w:lvl>
+    <w:lvl w:ilvl="5">
+      <w:start w:val="1"/>
+      <w:numFmt w:val="decimal"/>
+      <w:lvlText w:val="%6."/>
+      <w:lvlJc w:val="left"/>
+      <w:pPr>
+        <w:tabs>
+          <w:tab w:val="num" w:pos="2520"/>
+        </w:tabs>
+        <w:ind w:left="2520" w:hanging="360"/>
+      </w:pPr>
+      <w:rPr/>
+    </w:lvl>
+    <w:lvl w:ilvl="6">
+      <w:start w:val="1"/>
+      <w:numFmt w:val="decimal"/>
+      <w:lvlText w:val="%7."/>
+      <w:lvlJc w:val="left"/>
+      <w:pPr>
+        <w:tabs>
+          <w:tab w:val="num" w:pos="2880"/>
+        </w:tabs>
+        <w:ind w:left="2880" w:hanging="360"/>
+      </w:pPr>
+      <w:rPr/>
+    </w:lvl>
+    <w:lvl w:ilvl="7">
+      <w:start w:val="1"/>
+      <w:numFmt w:val="decimal"/>
+      <w:lvlText w:val="%8."/>
+      <w:lvlJc w:val="left"/>
+      <w:pPr>
+        <w:tabs>
+          <w:tab w:val="num" w:pos="3240"/>
+        </w:tabs>
+        <w:ind w:left="3240" w:hanging="360"/>
+      </w:pPr>
+      <w:rPr/>
+    </w:lvl>
+    <w:lvl w:ilvl="8">
+      <w:start w:val="1"/>
+      <w:numFmt w:val="decimal"/>
+      <w:lvlText w:val="%9."/>
+      <w:lvlJc w:val="left"/>
+      <w:pPr>
+        <w:tabs>
+          <w:tab w:val="num" w:pos="3600"/>
+        </w:tabs>
+        <w:ind w:left="3600" w:hanging="360"/>
+      </w:pPr>
+      <w:rPr/>
+    </w:lvl>
+  </w:abstractNum>
+  <w:abstractNum w:abstractNumId="19">
+    <w:lvl w:ilvl="0">
+      <w:start w:val="1"/>
+      <w:numFmt w:val="decimal"/>
+      <w:lvlText w:val="%1."/>
+      <w:lvlJc w:val="left"/>
+      <w:pPr>
+        <w:tabs>
+          <w:tab w:val="num" w:pos="0"/>
+        </w:tabs>
+        <w:ind w:left="720" w:hanging="360"/>
+      </w:pPr>
+      <w:rPr/>
+    </w:lvl>
+    <w:lvl w:ilvl="1">
+      <w:start w:val="1"/>
+      <w:numFmt w:val="decimal"/>
+      <w:lvlText w:val="%2."/>
+      <w:lvlJc w:val="left"/>
+      <w:pPr>
+        <w:tabs>
+          <w:tab w:val="num" w:pos="1080"/>
+        </w:tabs>
+        <w:ind w:left="1080" w:hanging="360"/>
+      </w:pPr>
+      <w:rPr/>
+    </w:lvl>
+    <w:lvl w:ilvl="2">
+      <w:start w:val="1"/>
+      <w:numFmt w:val="decimal"/>
+      <w:lvlText w:val="%3."/>
+      <w:lvlJc w:val="left"/>
+      <w:pPr>
+        <w:tabs>
+          <w:tab w:val="num" w:pos="1440"/>
+        </w:tabs>
+        <w:ind w:left="1440" w:hanging="360"/>
+      </w:pPr>
+      <w:rPr/>
+    </w:lvl>
+    <w:lvl w:ilvl="3">
+      <w:start w:val="1"/>
+      <w:numFmt w:val="decimal"/>
+      <w:lvlText w:val="%4."/>
+      <w:lvlJc w:val="left"/>
+      <w:pPr>
+        <w:tabs>
+          <w:tab w:val="num" w:pos="1800"/>
+        </w:tabs>
+        <w:ind w:left="1800" w:hanging="360"/>
+      </w:pPr>
+      <w:rPr/>
+    </w:lvl>
+    <w:lvl w:ilvl="4">
+      <w:start w:val="1"/>
+      <w:numFmt w:val="decimal"/>
+      <w:lvlText w:val="%5."/>
+      <w:lvlJc w:val="left"/>
+      <w:pPr>
+        <w:tabs>
+          <w:tab w:val="num" w:pos="2160"/>
+        </w:tabs>
+        <w:ind w:left="2160" w:hanging="360"/>
+      </w:pPr>
+      <w:rPr/>
+    </w:lvl>
+    <w:lvl w:ilvl="5">
+      <w:start w:val="1"/>
+      <w:numFmt w:val="decimal"/>
+      <w:lvlText w:val="%6."/>
+      <w:lvlJc w:val="left"/>
+      <w:pPr>
+        <w:tabs>
+          <w:tab w:val="num" w:pos="2520"/>
+        </w:tabs>
+        <w:ind w:left="2520" w:hanging="360"/>
+      </w:pPr>
+      <w:rPr/>
+    </w:lvl>
+    <w:lvl w:ilvl="6">
+      <w:start w:val="1"/>
+      <w:numFmt w:val="decimal"/>
+      <w:lvlText w:val="%7."/>
+      <w:lvlJc w:val="left"/>
+      <w:pPr>
+        <w:tabs>
+          <w:tab w:val="num" w:pos="2880"/>
+        </w:tabs>
+        <w:ind w:left="2880" w:hanging="360"/>
+      </w:pPr>
+      <w:rPr/>
+    </w:lvl>
+    <w:lvl w:ilvl="7">
+      <w:start w:val="1"/>
+      <w:numFmt w:val="decimal"/>
+      <w:lvlText w:val="%8."/>
+      <w:lvlJc w:val="left"/>
+      <w:pPr>
+        <w:tabs>
+          <w:tab w:val="num" w:pos="3240"/>
+        </w:tabs>
+        <w:ind w:left="3240" w:hanging="360"/>
+      </w:pPr>
+      <w:rPr/>
+    </w:lvl>
+    <w:lvl w:ilvl="8">
+      <w:start w:val="1"/>
+      <w:numFmt w:val="decimal"/>
+      <w:lvlText w:val="%9."/>
+      <w:lvlJc w:val="left"/>
+      <w:pPr>
+        <w:tabs>
+          <w:tab w:val="num" w:pos="3600"/>
+        </w:tabs>
+        <w:ind w:left="3600" w:hanging="360"/>
+      </w:pPr>
+      <w:rPr/>
+    </w:lvl>
+  </w:abstractNum>
+  <w:abstractNum w:abstractNumId="20">
+    <w:lvl w:ilvl="0">
+      <w:start w:val="1"/>
+      <w:numFmt w:val="decimal"/>
+      <w:lvlText w:val="%1."/>
+      <w:lvlJc w:val="left"/>
+      <w:pPr>
+        <w:tabs>
+          <w:tab w:val="num" w:pos="0"/>
+        </w:tabs>
+        <w:ind w:left="720" w:hanging="360"/>
+      </w:pPr>
+      <w:rPr/>
+    </w:lvl>
+    <w:lvl w:ilvl="1">
+      <w:start w:val="1"/>
+      <w:numFmt w:val="decimal"/>
+      <w:lvlText w:val="%2."/>
+      <w:lvlJc w:val="left"/>
+      <w:pPr>
+        <w:tabs>
+          <w:tab w:val="num" w:pos="1080"/>
+        </w:tabs>
+        <w:ind w:left="1080" w:hanging="360"/>
+      </w:pPr>
+      <w:rPr/>
+    </w:lvl>
+    <w:lvl w:ilvl="2">
+      <w:start w:val="1"/>
+      <w:numFmt w:val="decimal"/>
+      <w:lvlText w:val="%3."/>
+      <w:lvlJc w:val="left"/>
+      <w:pPr>
+        <w:tabs>
+          <w:tab w:val="num" w:pos="1440"/>
+        </w:tabs>
+        <w:ind w:left="1440" w:hanging="360"/>
+      </w:pPr>
+      <w:rPr/>
+    </w:lvl>
+    <w:lvl w:ilvl="3">
+      <w:start w:val="1"/>
+      <w:numFmt w:val="decimal"/>
+      <w:lvlText w:val="%4."/>
+      <w:lvlJc w:val="left"/>
+      <w:pPr>
+        <w:tabs>
+          <w:tab w:val="num" w:pos="1800"/>
+        </w:tabs>
+        <w:ind w:left="1800" w:hanging="360"/>
+      </w:pPr>
+      <w:rPr/>
+    </w:lvl>
+    <w:lvl w:ilvl="4">
+      <w:start w:val="1"/>
+      <w:numFmt w:val="decimal"/>
+      <w:lvlText w:val="%5."/>
+      <w:lvlJc w:val="left"/>
+      <w:pPr>
+        <w:tabs>
+          <w:tab w:val="num" w:pos="2160"/>
+        </w:tabs>
+        <w:ind w:left="2160" w:hanging="360"/>
+      </w:pPr>
+      <w:rPr/>
+    </w:lvl>
+    <w:lvl w:ilvl="5">
+      <w:start w:val="1"/>
+      <w:numFmt w:val="decimal"/>
+      <w:lvlText w:val="%6."/>
+      <w:lvlJc w:val="left"/>
+      <w:pPr>
+        <w:tabs>
+          <w:tab w:val="num" w:pos="2520"/>
+        </w:tabs>
+        <w:ind w:left="2520" w:hanging="360"/>
+      </w:pPr>
+      <w:rPr/>
+    </w:lvl>
+    <w:lvl w:ilvl="6">
+      <w:start w:val="1"/>
+      <w:numFmt w:val="decimal"/>
+      <w:lvlText w:val="%7."/>
+      <w:lvlJc w:val="left"/>
+      <w:pPr>
+        <w:tabs>
+          <w:tab w:val="num" w:pos="2880"/>
+        </w:tabs>
+        <w:ind w:left="2880" w:hanging="360"/>
+      </w:pPr>
+      <w:rPr/>
+    </w:lvl>
+    <w:lvl w:ilvl="7">
+      <w:start w:val="1"/>
+      <w:numFmt w:val="decimal"/>
+      <w:lvlText w:val="%8."/>
+      <w:lvlJc w:val="left"/>
+      <w:pPr>
+        <w:tabs>
+          <w:tab w:val="num" w:pos="3240"/>
+        </w:tabs>
+        <w:ind w:left="3240" w:hanging="360"/>
+      </w:pPr>
+      <w:rPr/>
+    </w:lvl>
+    <w:lvl w:ilvl="8">
+      <w:start w:val="1"/>
+      <w:numFmt w:val="decimal"/>
+      <w:lvlText w:val="%9."/>
+      <w:lvlJc w:val="left"/>
+      <w:pPr>
+        <w:tabs>
+          <w:tab w:val="num" w:pos="3600"/>
+        </w:tabs>
+        <w:ind w:left="3600" w:hanging="360"/>
+      </w:pPr>
+      <w:rPr/>
+    </w:lvl>
+  </w:abstractNum>
+  <w:abstractNum w:abstractNumId="21">
+    <w:lvl w:ilvl="0">
+      <w:start w:val="1"/>
+      <w:numFmt w:val="decimal"/>
+      <w:lvlText w:val="%1."/>
+      <w:lvlJc w:val="left"/>
+      <w:pPr>
+        <w:tabs>
+          <w:tab w:val="num" w:pos="0"/>
+        </w:tabs>
+        <w:ind w:left="720" w:hanging="360"/>
+      </w:pPr>
+      <w:rPr/>
+    </w:lvl>
+    <w:lvl w:ilvl="1">
+      <w:start w:val="1"/>
+      <w:numFmt w:val="decimal"/>
+      <w:lvlText w:val="%2."/>
+      <w:lvlJc w:val="left"/>
+      <w:pPr>
+        <w:tabs>
+          <w:tab w:val="num" w:pos="1080"/>
+        </w:tabs>
+        <w:ind w:left="1080" w:hanging="360"/>
+      </w:pPr>
+      <w:rPr/>
+    </w:lvl>
+    <w:lvl w:ilvl="2">
+      <w:start w:val="1"/>
+      <w:numFmt w:val="decimal"/>
+      <w:lvlText w:val="%3."/>
+      <w:lvlJc w:val="left"/>
+      <w:pPr>
+        <w:tabs>
+          <w:tab w:val="num" w:pos="1440"/>
+        </w:tabs>
+        <w:ind w:left="1440" w:hanging="360"/>
+      </w:pPr>
+      <w:rPr/>
+    </w:lvl>
+    <w:lvl w:ilvl="3">
+      <w:start w:val="1"/>
+      <w:numFmt w:val="decimal"/>
+      <w:lvlText w:val="%4."/>
+      <w:lvlJc w:val="left"/>
+      <w:pPr>
+        <w:tabs>
+          <w:tab w:val="num" w:pos="1800"/>
+        </w:tabs>
+        <w:ind w:left="1800" w:hanging="360"/>
+      </w:pPr>
+      <w:rPr/>
+    </w:lvl>
+    <w:lvl w:ilvl="4">
+      <w:start w:val="1"/>
+      <w:numFmt w:val="decimal"/>
+      <w:lvlText w:val="%5."/>
+      <w:lvlJc w:val="left"/>
+      <w:pPr>
+        <w:tabs>
+          <w:tab w:val="num" w:pos="2160"/>
+        </w:tabs>
+        <w:ind w:left="2160" w:hanging="360"/>
+      </w:pPr>
+      <w:rPr/>
+    </w:lvl>
+    <w:lvl w:ilvl="5">
+      <w:start w:val="1"/>
+      <w:numFmt w:val="decimal"/>
+      <w:lvlText w:val="%6."/>
+      <w:lvlJc w:val="left"/>
+      <w:pPr>
+        <w:tabs>
+          <w:tab w:val="num" w:pos="2520"/>
+        </w:tabs>
+        <w:ind w:left="2520" w:hanging="360"/>
+      </w:pPr>
+      <w:rPr/>
+    </w:lvl>
+    <w:lvl w:ilvl="6">
+      <w:start w:val="1"/>
+      <w:numFmt w:val="decimal"/>
+      <w:lvlText w:val="%7."/>
+      <w:lvlJc w:val="left"/>
+      <w:pPr>
+        <w:tabs>
+          <w:tab w:val="num" w:pos="2880"/>
+        </w:tabs>
+        <w:ind w:left="2880" w:hanging="360"/>
+      </w:pPr>
+      <w:rPr/>
+    </w:lvl>
+    <w:lvl w:ilvl="7">
+      <w:start w:val="1"/>
+      <w:numFmt w:val="decimal"/>
+      <w:lvlText w:val="%8."/>
+      <w:lvlJc w:val="left"/>
+      <w:pPr>
+        <w:tabs>
+          <w:tab w:val="num" w:pos="3240"/>
+        </w:tabs>
+        <w:ind w:left="3240" w:hanging="360"/>
+      </w:pPr>
+      <w:rPr/>
+    </w:lvl>
+    <w:lvl w:ilvl="8">
+      <w:start w:val="1"/>
+      <w:numFmt w:val="decimal"/>
+      <w:lvlText w:val="%9."/>
+      <w:lvlJc w:val="left"/>
+      <w:pPr>
+        <w:tabs>
+          <w:tab w:val="num" w:pos="3600"/>
+        </w:tabs>
+        <w:ind w:left="3600" w:hanging="360"/>
+      </w:pPr>
+      <w:rPr/>
+    </w:lvl>
+  </w:abstractNum>
+  <w:abstractNum w:abstractNumId="22">
+    <w:lvl w:ilvl="0">
+      <w:start w:val="1"/>
+      <w:numFmt w:val="decimal"/>
+      <w:lvlText w:val="%1."/>
+      <w:lvlJc w:val="left"/>
+      <w:pPr>
+        <w:tabs>
+          <w:tab w:val="num" w:pos="0"/>
+        </w:tabs>
+        <w:ind w:left="720" w:hanging="360"/>
+      </w:pPr>
+      <w:rPr/>
+    </w:lvl>
+    <w:lvl w:ilvl="1">
+      <w:start w:val="1"/>
+      <w:numFmt w:val="decimal"/>
+      <w:lvlText w:val="%2."/>
+      <w:lvlJc w:val="left"/>
+      <w:pPr>
+        <w:tabs>
+          <w:tab w:val="num" w:pos="1080"/>
+        </w:tabs>
+        <w:ind w:left="1080" w:hanging="360"/>
+      </w:pPr>
+      <w:rPr/>
+    </w:lvl>
+    <w:lvl w:ilvl="2">
+      <w:start w:val="1"/>
+      <w:numFmt w:val="decimal"/>
+      <w:lvlText w:val="%3."/>
+      <w:lvlJc w:val="left"/>
+      <w:pPr>
+        <w:tabs>
+          <w:tab w:val="num" w:pos="1440"/>
+        </w:tabs>
+        <w:ind w:left="1440" w:hanging="360"/>
+      </w:pPr>
+      <w:rPr/>
+    </w:lvl>
+    <w:lvl w:ilvl="3">
+      <w:start w:val="1"/>
+      <w:numFmt w:val="decimal"/>
+      <w:lvlText w:val="%4."/>
+      <w:lvlJc w:val="left"/>
+      <w:pPr>
+        <w:tabs>
+          <w:tab w:val="num" w:pos="1800"/>
+        </w:tabs>
+        <w:ind w:left="1800" w:hanging="360"/>
+      </w:pPr>
+      <w:rPr/>
+    </w:lvl>
+    <w:lvl w:ilvl="4">
+      <w:start w:val="1"/>
+      <w:numFmt w:val="decimal"/>
+      <w:lvlText w:val="%5."/>
+      <w:lvlJc w:val="left"/>
+      <w:pPr>
+        <w:tabs>
+          <w:tab w:val="num" w:pos="2160"/>
+        </w:tabs>
+        <w:ind w:left="2160" w:hanging="360"/>
+      </w:pPr>
+      <w:rPr/>
+    </w:lvl>
+    <w:lvl w:ilvl="5">
+      <w:start w:val="1"/>
+      <w:numFmt w:val="decimal"/>
+      <w:lvlText w:val="%6."/>
+      <w:lvlJc w:val="left"/>
+      <w:pPr>
+        <w:tabs>
+          <w:tab w:val="num" w:pos="2520"/>
+        </w:tabs>
+        <w:ind w:left="2520" w:hanging="360"/>
+      </w:pPr>
+      <w:rPr/>
+    </w:lvl>
+    <w:lvl w:ilvl="6">
+      <w:start w:val="1"/>
+      <w:numFmt w:val="decimal"/>
+      <w:lvlText w:val="%7."/>
+      <w:lvlJc w:val="left"/>
+      <w:pPr>
+        <w:tabs>
+          <w:tab w:val="num" w:pos="2880"/>
+        </w:tabs>
+        <w:ind w:left="2880" w:hanging="360"/>
+      </w:pPr>
+      <w:rPr/>
+    </w:lvl>
+    <w:lvl w:ilvl="7">
+      <w:start w:val="1"/>
+      <w:numFmt w:val="decimal"/>
+      <w:lvlText w:val="%8."/>
+      <w:lvlJc w:val="left"/>
+      <w:pPr>
+        <w:tabs>
+          <w:tab w:val="num" w:pos="3240"/>
+        </w:tabs>
+        <w:ind w:left="3240" w:hanging="360"/>
+      </w:pPr>
+      <w:rPr/>
+    </w:lvl>
+    <w:lvl w:ilvl="8">
+      <w:start w:val="1"/>
+      <w:numFmt w:val="decimal"/>
+      <w:lvlText w:val="%9."/>
+      <w:lvlJc w:val="left"/>
+      <w:pPr>
+        <w:tabs>
+          <w:tab w:val="num" w:pos="3600"/>
+        </w:tabs>
+        <w:ind w:left="3600" w:hanging="360"/>
+      </w:pPr>
+      <w:rPr/>
+    </w:lvl>
+  </w:abstractNum>
+  <w:abstractNum w:abstractNumId="23">
+    <w:lvl w:ilvl="0">
+      <w:start w:val="1"/>
+      <w:numFmt w:val="decimal"/>
+      <w:lvlText w:val="%1."/>
+      <w:lvlJc w:val="left"/>
+      <w:pPr>
+        <w:tabs>
+          <w:tab w:val="num" w:pos="0"/>
+        </w:tabs>
+        <w:ind w:left="720" w:hanging="360"/>
+      </w:pPr>
+      <w:rPr/>
+    </w:lvl>
+    <w:lvl w:ilvl="1">
+      <w:start w:val="1"/>
+      <w:numFmt w:val="decimal"/>
+      <w:lvlText w:val="%2."/>
+      <w:lvlJc w:val="left"/>
+      <w:pPr>
+        <w:tabs>
+          <w:tab w:val="num" w:pos="1080"/>
+        </w:tabs>
+        <w:ind w:left="1080" w:hanging="360"/>
+      </w:pPr>
+      <w:rPr/>
+    </w:lvl>
+    <w:lvl w:ilvl="2">
+      <w:start w:val="1"/>
+      <w:numFmt w:val="decimal"/>
+      <w:lvlText w:val="%3."/>
+      <w:lvlJc w:val="left"/>
+      <w:pPr>
+        <w:tabs>
+          <w:tab w:val="num" w:pos="1440"/>
+        </w:tabs>
+        <w:ind w:left="1440" w:hanging="360"/>
+      </w:pPr>
+      <w:rPr/>
+    </w:lvl>
+    <w:lvl w:ilvl="3">
+      <w:start w:val="1"/>
+      <w:numFmt w:val="decimal"/>
+      <w:lvlText w:val="%4."/>
+      <w:lvlJc w:val="left"/>
+      <w:pPr>
+        <w:tabs>
+          <w:tab w:val="num" w:pos="1800"/>
+        </w:tabs>
+        <w:ind w:left="1800" w:hanging="360"/>
+      </w:pPr>
+      <w:rPr/>
+    </w:lvl>
+    <w:lvl w:ilvl="4">
+      <w:start w:val="1"/>
+      <w:numFmt w:val="decimal"/>
+      <w:lvlText w:val="%5."/>
+      <w:lvlJc w:val="left"/>
+      <w:pPr>
+        <w:tabs>
+          <w:tab w:val="num" w:pos="2160"/>
+        </w:tabs>
+        <w:ind w:left="2160" w:hanging="360"/>
+      </w:pPr>
+      <w:rPr/>
+    </w:lvl>
+    <w:lvl w:ilvl="5">
+      <w:start w:val="1"/>
+      <w:numFmt w:val="decimal"/>
+      <w:lvlText w:val="%6."/>
+      <w:lvlJc w:val="left"/>
+      <w:pPr>
+        <w:tabs>
+          <w:tab w:val="num" w:pos="2520"/>
+        </w:tabs>
+        <w:ind w:left="2520" w:hanging="360"/>
+      </w:pPr>
+      <w:rPr/>
+    </w:lvl>
+    <w:lvl w:ilvl="6">
+      <w:start w:val="1"/>
+      <w:numFmt w:val="decimal"/>
+      <w:lvlText w:val="%7."/>
+      <w:lvlJc w:val="left"/>
+      <w:pPr>
+        <w:tabs>
+          <w:tab w:val="num" w:pos="2880"/>
+        </w:tabs>
+        <w:ind w:left="2880" w:hanging="360"/>
+      </w:pPr>
+      <w:rPr/>
+    </w:lvl>
+    <w:lvl w:ilvl="7">
+      <w:start w:val="1"/>
+      <w:numFmt w:val="decimal"/>
+      <w:lvlText w:val="%8."/>
+      <w:lvlJc w:val="left"/>
+      <w:pPr>
+        <w:tabs>
+          <w:tab w:val="num" w:pos="3240"/>
+        </w:tabs>
+        <w:ind w:left="3240" w:hanging="360"/>
+      </w:pPr>
+      <w:rPr/>
+    </w:lvl>
+    <w:lvl w:ilvl="8">
+      <w:start w:val="1"/>
+      <w:numFmt w:val="decimal"/>
+      <w:lvlText w:val="%9."/>
+      <w:lvlJc w:val="left"/>
+      <w:pPr>
+        <w:tabs>
+          <w:tab w:val="num" w:pos="3600"/>
+        </w:tabs>
+        <w:ind w:left="3600" w:hanging="360"/>
+      </w:pPr>
+      <w:rPr/>
+    </w:lvl>
+  </w:abstractNum>
+  <w:abstractNum w:abstractNumId="24">
+    <w:lvl w:ilvl="0">
+      <w:start w:val="1"/>
+      <w:numFmt w:val="decimal"/>
+      <w:lvlText w:val="%1."/>
+      <w:lvlJc w:val="left"/>
+      <w:pPr>
+        <w:tabs>
+          <w:tab w:val="num" w:pos="0"/>
+        </w:tabs>
+        <w:ind w:left="720" w:hanging="360"/>
+      </w:pPr>
+      <w:rPr/>
+    </w:lvl>
+    <w:lvl w:ilvl="1">
+      <w:start w:val="1"/>
+      <w:numFmt w:val="decimal"/>
+      <w:lvlText w:val="%2."/>
+      <w:lvlJc w:val="left"/>
+      <w:pPr>
+        <w:tabs>
+          <w:tab w:val="num" w:pos="1080"/>
+        </w:tabs>
+        <w:ind w:left="1080" w:hanging="360"/>
+      </w:pPr>
+      <w:rPr/>
+    </w:lvl>
+    <w:lvl w:ilvl="2">
+      <w:start w:val="1"/>
+      <w:numFmt w:val="decimal"/>
+      <w:lvlText w:val="%3."/>
+      <w:lvlJc w:val="left"/>
+      <w:pPr>
+        <w:tabs>
+          <w:tab w:val="num" w:pos="1440"/>
+        </w:tabs>
+        <w:ind w:left="1440" w:hanging="360"/>
+      </w:pPr>
+      <w:rPr/>
+    </w:lvl>
+    <w:lvl w:ilvl="3">
+      <w:start w:val="1"/>
+      <w:numFmt w:val="decimal"/>
+      <w:lvlText w:val="%4."/>
+      <w:lvlJc w:val="left"/>
+      <w:pPr>
+        <w:tabs>
+          <w:tab w:val="num" w:pos="1800"/>
+        </w:tabs>
+        <w:ind w:left="1800" w:hanging="360"/>
+      </w:pPr>
+      <w:rPr/>
+    </w:lvl>
+    <w:lvl w:ilvl="4">
+      <w:start w:val="1"/>
+      <w:numFmt w:val="decimal"/>
+      <w:lvlText w:val="%5."/>
+      <w:lvlJc w:val="left"/>
+      <w:pPr>
+        <w:tabs>
+          <w:tab w:val="num" w:pos="2160"/>
+        </w:tabs>
+        <w:ind w:left="2160" w:hanging="360"/>
+      </w:pPr>
+      <w:rPr/>
+    </w:lvl>
+    <w:lvl w:ilvl="5">
+      <w:start w:val="1"/>
+      <w:numFmt w:val="decimal"/>
+      <w:lvlText w:val="%6."/>
+      <w:lvlJc w:val="left"/>
+      <w:pPr>
+        <w:tabs>
+          <w:tab w:val="num" w:pos="2520"/>
+        </w:tabs>
+        <w:ind w:left="2520" w:hanging="360"/>
+      </w:pPr>
+      <w:rPr/>
+    </w:lvl>
+    <w:lvl w:ilvl="6">
+      <w:start w:val="1"/>
+      <w:numFmt w:val="decimal"/>
+      <w:lvlText w:val="%7."/>
+      <w:lvlJc w:val="left"/>
+      <w:pPr>
+        <w:tabs>
+          <w:tab w:val="num" w:pos="2880"/>
+        </w:tabs>
+        <w:ind w:left="2880" w:hanging="360"/>
+      </w:pPr>
+      <w:rPr/>
+    </w:lvl>
+    <w:lvl w:ilvl="7">
+      <w:start w:val="1"/>
+      <w:numFmt w:val="decimal"/>
+      <w:lvlText w:val="%8."/>
+      <w:lvlJc w:val="left"/>
+      <w:pPr>
+        <w:tabs>
+          <w:tab w:val="num" w:pos="3240"/>
+        </w:tabs>
+        <w:ind w:left="3240" w:hanging="360"/>
+      </w:pPr>
+      <w:rPr/>
+    </w:lvl>
+    <w:lvl w:ilvl="8">
+      <w:start w:val="1"/>
+      <w:numFmt w:val="decimal"/>
+      <w:lvlText w:val="%9."/>
+      <w:lvlJc w:val="left"/>
+      <w:pPr>
+        <w:tabs>
+          <w:tab w:val="num" w:pos="3600"/>
+        </w:tabs>
+        <w:ind w:left="3600" w:hanging="360"/>
+      </w:pPr>
+      <w:rPr/>
+    </w:lvl>
+  </w:abstractNum>
+  <w:abstractNum w:abstractNumId="25">
+    <w:lvl w:ilvl="0">
+      <w:start w:val="1"/>
+      <w:numFmt w:val="decimal"/>
+      <w:lvlText w:val="%1."/>
+      <w:lvlJc w:val="left"/>
+      <w:pPr>
+        <w:tabs>
+          <w:tab w:val="num" w:pos="0"/>
+        </w:tabs>
+        <w:ind w:left="720" w:hanging="360"/>
+      </w:pPr>
+      <w:rPr/>
+    </w:lvl>
+    <w:lvl w:ilvl="1">
+      <w:start w:val="1"/>
+      <w:numFmt w:val="decimal"/>
+      <w:lvlText w:val="%2."/>
+      <w:lvlJc w:val="left"/>
+      <w:pPr>
+        <w:tabs>
+          <w:tab w:val="num" w:pos="1080"/>
+        </w:tabs>
+        <w:ind w:left="1080" w:hanging="360"/>
+      </w:pPr>
+      <w:rPr/>
+    </w:lvl>
+    <w:lvl w:ilvl="2">
+      <w:start w:val="1"/>
+      <w:numFmt w:val="decimal"/>
+      <w:lvlText w:val="%3."/>
+      <w:lvlJc w:val="left"/>
+      <w:pPr>
+        <w:tabs>
+          <w:tab w:val="num" w:pos="1440"/>
+        </w:tabs>
+        <w:ind w:left="1440" w:hanging="360"/>
+      </w:pPr>
+      <w:rPr/>
+    </w:lvl>
+    <w:lvl w:ilvl="3">
+      <w:start w:val="1"/>
+      <w:numFmt w:val="decimal"/>
+      <w:lvlText w:val="%4."/>
+      <w:lvlJc w:val="left"/>
+      <w:pPr>
+        <w:tabs>
+          <w:tab w:val="num" w:pos="1800"/>
+        </w:tabs>
+        <w:ind w:left="1800" w:hanging="360"/>
+      </w:pPr>
+      <w:rPr/>
+    </w:lvl>
+    <w:lvl w:ilvl="4">
+      <w:start w:val="1"/>
+      <w:numFmt w:val="decimal"/>
+      <w:lvlText w:val="%5."/>
+      <w:lvlJc w:val="left"/>
+      <w:pPr>
+        <w:tabs>
+          <w:tab w:val="num" w:pos="2160"/>
+        </w:tabs>
+        <w:ind w:left="2160" w:hanging="360"/>
+      </w:pPr>
+      <w:rPr/>
+    </w:lvl>
+    <w:lvl w:ilvl="5">
+      <w:start w:val="1"/>
+      <w:numFmt w:val="decimal"/>
+      <w:lvlText w:val="%6."/>
+      <w:lvlJc w:val="left"/>
+      <w:pPr>
+        <w:tabs>
+          <w:tab w:val="num" w:pos="2520"/>
+        </w:tabs>
+        <w:ind w:left="2520" w:hanging="360"/>
+      </w:pPr>
+      <w:rPr/>
+    </w:lvl>
+    <w:lvl w:ilvl="6">
+      <w:start w:val="1"/>
+      <w:numFmt w:val="decimal"/>
+      <w:lvlText w:val="%7."/>
+      <w:lvlJc w:val="left"/>
+      <w:pPr>
+        <w:tabs>
+          <w:tab w:val="num" w:pos="2880"/>
+        </w:tabs>
+        <w:ind w:left="2880" w:hanging="360"/>
+      </w:pPr>
+      <w:rPr/>
+    </w:lvl>
+    <w:lvl w:ilvl="7">
+      <w:start w:val="1"/>
+      <w:numFmt w:val="decimal"/>
+      <w:lvlText w:val="%8."/>
+      <w:lvlJc w:val="left"/>
+      <w:pPr>
+        <w:tabs>
+          <w:tab w:val="num" w:pos="3240"/>
+        </w:tabs>
+        <w:ind w:left="3240" w:hanging="360"/>
+      </w:pPr>
+      <w:rPr/>
+    </w:lvl>
+    <w:lvl w:ilvl="8">
+      <w:start w:val="1"/>
+      <w:numFmt w:val="decimal"/>
+      <w:lvlText w:val="%9."/>
+      <w:lvlJc w:val="left"/>
+      <w:pPr>
+        <w:tabs>
+          <w:tab w:val="num" w:pos="3600"/>
+        </w:tabs>
+        <w:ind w:left="3600" w:hanging="360"/>
+      </w:pPr>
+      <w:rPr/>
+    </w:lvl>
+  </w:abstractNum>
+  <w:abstractNum w:abstractNumId="26">
+    <w:lvl w:ilvl="0">
+      <w:start w:val="1"/>
+      <w:numFmt w:val="decimal"/>
+      <w:lvlText w:val="%1."/>
+      <w:lvlJc w:val="left"/>
+      <w:pPr>
+        <w:tabs>
+          <w:tab w:val="num" w:pos="0"/>
+        </w:tabs>
+        <w:ind w:left="720" w:hanging="360"/>
+      </w:pPr>
+      <w:rPr/>
+    </w:lvl>
+    <w:lvl w:ilvl="1">
+      <w:start w:val="1"/>
+      <w:numFmt w:val="decimal"/>
+      <w:lvlText w:val="%2."/>
+      <w:lvlJc w:val="left"/>
+      <w:pPr>
+        <w:tabs>
+          <w:tab w:val="num" w:pos="1080"/>
+        </w:tabs>
+        <w:ind w:left="1080" w:hanging="360"/>
+      </w:pPr>
+      <w:rPr/>
+    </w:lvl>
+    <w:lvl w:ilvl="2">
+      <w:start w:val="1"/>
+      <w:numFmt w:val="decimal"/>
+      <w:lvlText w:val="%3."/>
+      <w:lvlJc w:val="left"/>
+      <w:pPr>
+        <w:tabs>
+          <w:tab w:val="num" w:pos="1440"/>
+        </w:tabs>
+        <w:ind w:left="1440" w:hanging="360"/>
+      </w:pPr>
+      <w:rPr/>
+    </w:lvl>
+    <w:lvl w:ilvl="3">
+      <w:start w:val="1"/>
+      <w:numFmt w:val="decimal"/>
+      <w:lvlText w:val="%4."/>
+      <w:lvlJc w:val="left"/>
+      <w:pPr>
+        <w:tabs>
+          <w:tab w:val="num" w:pos="1800"/>
+        </w:tabs>
+        <w:ind w:left="1800" w:hanging="360"/>
+      </w:pPr>
+      <w:rPr/>
+    </w:lvl>
+    <w:lvl w:ilvl="4">
+      <w:start w:val="1"/>
+      <w:numFmt w:val="decimal"/>
+      <w:lvlText w:val="%5."/>
+      <w:lvlJc w:val="left"/>
+      <w:pPr>
+        <w:tabs>
+          <w:tab w:val="num" w:pos="2160"/>
+        </w:tabs>
+        <w:ind w:left="2160" w:hanging="360"/>
+      </w:pPr>
+      <w:rPr/>
+    </w:lvl>
+    <w:lvl w:ilvl="5">
+      <w:start w:val="1"/>
+      <w:numFmt w:val="decimal"/>
+      <w:lvlText w:val="%6."/>
+      <w:lvlJc w:val="left"/>
+      <w:pPr>
+        <w:tabs>
+          <w:tab w:val="num" w:pos="2520"/>
+        </w:tabs>
+        <w:ind w:left="2520" w:hanging="360"/>
+      </w:pPr>
+      <w:rPr/>
+    </w:lvl>
+    <w:lvl w:ilvl="6">
+      <w:start w:val="1"/>
+      <w:numFmt w:val="decimal"/>
+      <w:lvlText w:val="%7."/>
+      <w:lvlJc w:val="left"/>
+      <w:pPr>
+        <w:tabs>
+          <w:tab w:val="num" w:pos="2880"/>
+        </w:tabs>
+        <w:ind w:left="2880" w:hanging="360"/>
+      </w:pPr>
+      <w:rPr/>
+    </w:lvl>
+    <w:lvl w:ilvl="7">
+      <w:start w:val="1"/>
+      <w:numFmt w:val="decimal"/>
+      <w:lvlText w:val="%8."/>
+      <w:lvlJc w:val="left"/>
+      <w:pPr>
+        <w:tabs>
+          <w:tab w:val="num" w:pos="3240"/>
+        </w:tabs>
+        <w:ind w:left="3240" w:hanging="360"/>
+      </w:pPr>
+      <w:rPr/>
+    </w:lvl>
+    <w:lvl w:ilvl="8">
+      <w:start w:val="1"/>
+      <w:numFmt w:val="decimal"/>
+      <w:lvlText w:val="%9."/>
+      <w:lvlJc w:val="left"/>
+      <w:pPr>
+        <w:tabs>
+          <w:tab w:val="num" w:pos="3600"/>
+        </w:tabs>
+        <w:ind w:left="3600" w:hanging="360"/>
+      </w:pPr>
+      <w:rPr/>
+    </w:lvl>
+  </w:abstractNum>
+  <w:abstractNum w:abstractNumId="27">
+    <w:lvl w:ilvl="0">
+      <w:start w:val="1"/>
+      <w:numFmt w:val="decimal"/>
+      <w:lvlText w:val="%1."/>
+      <w:lvlJc w:val="left"/>
+      <w:pPr>
+        <w:tabs>
+          <w:tab w:val="num" w:pos="0"/>
+        </w:tabs>
+        <w:ind w:left="720" w:hanging="360"/>
+      </w:pPr>
+      <w:rPr/>
+    </w:lvl>
+    <w:lvl w:ilvl="1">
+      <w:start w:val="1"/>
+      <w:numFmt w:val="decimal"/>
+      <w:lvlText w:val="%2."/>
+      <w:lvlJc w:val="left"/>
+      <w:pPr>
+        <w:tabs>
+          <w:tab w:val="num" w:pos="1080"/>
+        </w:tabs>
+        <w:ind w:left="1080" w:hanging="360"/>
+      </w:pPr>
+      <w:rPr/>
+    </w:lvl>
+    <w:lvl w:ilvl="2">
+      <w:start w:val="1"/>
+      <w:numFmt w:val="decimal"/>
+      <w:lvlText w:val="%3."/>
+      <w:lvlJc w:val="left"/>
+      <w:pPr>
+        <w:tabs>
+          <w:tab w:val="num" w:pos="1440"/>
+        </w:tabs>
+        <w:ind w:left="1440" w:hanging="360"/>
+      </w:pPr>
+      <w:rPr/>
+    </w:lvl>
+    <w:lvl w:ilvl="3">
+      <w:start w:val="1"/>
+      <w:numFmt w:val="decimal"/>
+      <w:lvlText w:val="%4."/>
+      <w:lvlJc w:val="left"/>
+      <w:pPr>
+        <w:tabs>
+          <w:tab w:val="num" w:pos="1800"/>
+        </w:tabs>
+        <w:ind w:left="1800" w:hanging="360"/>
+      </w:pPr>
+      <w:rPr/>
+    </w:lvl>
+    <w:lvl w:ilvl="4">
+      <w:start w:val="1"/>
+      <w:numFmt w:val="decimal"/>
+      <w:lvlText w:val="%5."/>
+      <w:lvlJc w:val="left"/>
+      <w:pPr>
+        <w:tabs>
+          <w:tab w:val="num" w:pos="2160"/>
+        </w:tabs>
+        <w:ind w:left="2160" w:hanging="360"/>
+      </w:pPr>
+      <w:rPr/>
+    </w:lvl>
+    <w:lvl w:ilvl="5">
+      <w:start w:val="1"/>
+      <w:numFmt w:val="decimal"/>
+      <w:lvlText w:val="%6."/>
+      <w:lvlJc w:val="left"/>
+      <w:pPr>
+        <w:tabs>
+          <w:tab w:val="num" w:pos="2520"/>
+        </w:tabs>
+        <w:ind w:left="2520" w:hanging="360"/>
+      </w:pPr>
+      <w:rPr/>
+    </w:lvl>
+    <w:lvl w:ilvl="6">
+      <w:start w:val="1"/>
+      <w:numFmt w:val="decimal"/>
+      <w:lvlText w:val="%7."/>
+      <w:lvlJc w:val="left"/>
+      <w:pPr>
+        <w:tabs>
+          <w:tab w:val="num" w:pos="2880"/>
+        </w:tabs>
+        <w:ind w:left="2880" w:hanging="360"/>
+      </w:pPr>
+      <w:rPr/>
+    </w:lvl>
+    <w:lvl w:ilvl="7">
+      <w:start w:val="1"/>
+      <w:numFmt w:val="decimal"/>
+      <w:lvlText w:val="%8."/>
+      <w:lvlJc w:val="left"/>
+      <w:pPr>
+        <w:tabs>
+          <w:tab w:val="num" w:pos="3240"/>
+        </w:tabs>
+        <w:ind w:left="3240" w:hanging="360"/>
+      </w:pPr>
+      <w:rPr/>
+    </w:lvl>
+    <w:lvl w:ilvl="8">
+      <w:start w:val="1"/>
+      <w:numFmt w:val="decimal"/>
+      <w:lvlText w:val="%9."/>
+      <w:lvlJc w:val="left"/>
+      <w:pPr>
+        <w:tabs>
+          <w:tab w:val="num" w:pos="3600"/>
+        </w:tabs>
+        <w:ind w:left="3600" w:hanging="360"/>
+      </w:pPr>
+      <w:rPr/>
+    </w:lvl>
+  </w:abstractNum>
+  <w:abstractNum w:abstractNumId="28">
+    <w:lvl w:ilvl="0">
+      <w:start w:val="1"/>
+      <w:numFmt w:val="decimal"/>
+      <w:lvlText w:val="%1."/>
+      <w:lvlJc w:val="left"/>
+      <w:pPr>
+        <w:tabs>
+          <w:tab w:val="num" w:pos="0"/>
+        </w:tabs>
+        <w:ind w:left="720" w:hanging="360"/>
+      </w:pPr>
+      <w:rPr/>
+    </w:lvl>
+    <w:lvl w:ilvl="1">
+      <w:start w:val="1"/>
+      <w:numFmt w:val="decimal"/>
+      <w:lvlText w:val="%2."/>
+      <w:lvlJc w:val="left"/>
+      <w:pPr>
+        <w:tabs>
+          <w:tab w:val="num" w:pos="1080"/>
+        </w:tabs>
+        <w:ind w:left="1080" w:hanging="360"/>
+      </w:pPr>
+      <w:rPr/>
+    </w:lvl>
+    <w:lvl w:ilvl="2">
+      <w:start w:val="1"/>
+      <w:numFmt w:val="decimal"/>
+      <w:lvlText w:val="%3."/>
+      <w:lvlJc w:val="left"/>
+      <w:pPr>
+        <w:tabs>
+          <w:tab w:val="num" w:pos="1440"/>
+        </w:tabs>
+        <w:ind w:left="1440" w:hanging="360"/>
+      </w:pPr>
+      <w:rPr/>
+    </w:lvl>
+    <w:lvl w:ilvl="3">
+      <w:start w:val="1"/>
+      <w:numFmt w:val="decimal"/>
+      <w:lvlText w:val="%4."/>
+      <w:lvlJc w:val="left"/>
+      <w:pPr>
+        <w:tabs>
+          <w:tab w:val="num" w:pos="1800"/>
+        </w:tabs>
+        <w:ind w:left="1800" w:hanging="360"/>
+      </w:pPr>
+      <w:rPr/>
+    </w:lvl>
+    <w:lvl w:ilvl="4">
+      <w:start w:val="1"/>
+      <w:numFmt w:val="decimal"/>
+      <w:lvlText w:val="%5."/>
+      <w:lvlJc w:val="left"/>
+      <w:pPr>
+        <w:tabs>
+          <w:tab w:val="num" w:pos="2160"/>
+        </w:tabs>
+        <w:ind w:left="2160" w:hanging="360"/>
+      </w:pPr>
+      <w:rPr/>
+    </w:lvl>
+    <w:lvl w:ilvl="5">
+      <w:start w:val="1"/>
+      <w:numFmt w:val="decimal"/>
+      <w:lvlText w:val="%6."/>
+      <w:lvlJc w:val="left"/>
+      <w:pPr>
+        <w:tabs>
+          <w:tab w:val="num" w:pos="2520"/>
+        </w:tabs>
+        <w:ind w:left="2520" w:hanging="360"/>
+      </w:pPr>
+      <w:rPr/>
+    </w:lvl>
+    <w:lvl w:ilvl="6">
+      <w:start w:val="1"/>
+      <w:numFmt w:val="decimal"/>
+      <w:lvlText w:val="%7."/>
+      <w:lvlJc w:val="left"/>
+      <w:pPr>
+        <w:tabs>
+          <w:tab w:val="num" w:pos="2880"/>
+        </w:tabs>
+        <w:ind w:left="2880" w:hanging="360"/>
+      </w:pPr>
+      <w:rPr/>
+    </w:lvl>
+    <w:lvl w:ilvl="7">
+      <w:start w:val="1"/>
+      <w:numFmt w:val="decimal"/>
+      <w:lvlText w:val="%8."/>
+      <w:lvlJc w:val="left"/>
+      <w:pPr>
+        <w:tabs>
+          <w:tab w:val="num" w:pos="3240"/>
+        </w:tabs>
+        <w:ind w:left="3240" w:hanging="360"/>
+      </w:pPr>
+      <w:rPr/>
+    </w:lvl>
+    <w:lvl w:ilvl="8">
+      <w:start w:val="1"/>
+      <w:numFmt w:val="decimal"/>
+      <w:lvlText w:val="%9."/>
+      <w:lvlJc w:val="left"/>
+      <w:pPr>
+        <w:tabs>
+          <w:tab w:val="num" w:pos="3600"/>
+        </w:tabs>
+        <w:ind w:left="3600" w:hanging="360"/>
+      </w:pPr>
+      <w:rPr/>
+    </w:lvl>
+  </w:abstractNum>
+  <w:abstractNum w:abstractNumId="29">
+    <w:lvl w:ilvl="0">
+      <w:start w:val="1"/>
+      <w:numFmt w:val="decimal"/>
+      <w:lvlText w:val="%1."/>
+      <w:lvlJc w:val="left"/>
+      <w:pPr>
+        <w:tabs>
+          <w:tab w:val="num" w:pos="0"/>
+        </w:tabs>
+        <w:ind w:left="720" w:hanging="360"/>
+      </w:pPr>
+      <w:rPr/>
+    </w:lvl>
+    <w:lvl w:ilvl="1">
+      <w:start w:val="1"/>
+      <w:numFmt w:val="decimal"/>
+      <w:lvlText w:val="%2."/>
+      <w:lvlJc w:val="left"/>
+      <w:pPr>
+        <w:tabs>
+          <w:tab w:val="num" w:pos="1080"/>
+        </w:tabs>
+        <w:ind w:left="1080" w:hanging="360"/>
+      </w:pPr>
+      <w:rPr/>
+    </w:lvl>
+    <w:lvl w:ilvl="2">
+      <w:start w:val="1"/>
+      <w:numFmt w:val="decimal"/>
+      <w:lvlText w:val="%3."/>
+      <w:lvlJc w:val="left"/>
+      <w:pPr>
+        <w:tabs>
+          <w:tab w:val="num" w:pos="1440"/>
+        </w:tabs>
+        <w:ind w:left="1440" w:hanging="360"/>
+      </w:pPr>
+      <w:rPr/>
+    </w:lvl>
+    <w:lvl w:ilvl="3">
+      <w:start w:val="1"/>
+      <w:numFmt w:val="decimal"/>
+      <w:lvlText w:val="%4."/>
+      <w:lvlJc w:val="left"/>
+      <w:pPr>
+        <w:tabs>
+          <w:tab w:val="num" w:pos="1800"/>
+        </w:tabs>
+        <w:ind w:left="1800" w:hanging="360"/>
+      </w:pPr>
+      <w:rPr/>
+    </w:lvl>
+    <w:lvl w:ilvl="4">
+      <w:start w:val="1"/>
+      <w:numFmt w:val="decimal"/>
+      <w:lvlText w:val="%5."/>
+      <w:lvlJc w:val="left"/>
+      <w:pPr>
+        <w:tabs>
+          <w:tab w:val="num" w:pos="2160"/>
+        </w:tabs>
+        <w:ind w:left="2160" w:hanging="360"/>
+      </w:pPr>
+      <w:rPr/>
+    </w:lvl>
+    <w:lvl w:ilvl="5">
+      <w:start w:val="1"/>
+      <w:numFmt w:val="decimal"/>
+      <w:lvlText w:val="%6."/>
+      <w:lvlJc w:val="left"/>
+      <w:pPr>
+        <w:tabs>
+          <w:tab w:val="num" w:pos="2520"/>
+        </w:tabs>
+        <w:ind w:left="2520" w:hanging="360"/>
+      </w:pPr>
+      <w:rPr/>
+    </w:lvl>
+    <w:lvl w:ilvl="6">
+      <w:start w:val="1"/>
+      <w:numFmt w:val="decimal"/>
+      <w:lvlText w:val="%7."/>
+      <w:lvlJc w:val="left"/>
+      <w:pPr>
+        <w:tabs>
+          <w:tab w:val="num" w:pos="2880"/>
+        </w:tabs>
+        <w:ind w:left="2880" w:hanging="360"/>
+      </w:pPr>
+      <w:rPr/>
+    </w:lvl>
+    <w:lvl w:ilvl="7">
+      <w:start w:val="1"/>
+      <w:numFmt w:val="decimal"/>
+      <w:lvlText w:val="%8."/>
+      <w:lvlJc w:val="left"/>
+      <w:pPr>
+        <w:tabs>
+          <w:tab w:val="num" w:pos="3240"/>
+        </w:tabs>
+        <w:ind w:left="3240" w:hanging="360"/>
+      </w:pPr>
+      <w:rPr/>
+    </w:lvl>
+    <w:lvl w:ilvl="8">
+      <w:start w:val="1"/>
+      <w:numFmt w:val="decimal"/>
+      <w:lvlText w:val="%9."/>
+      <w:lvlJc w:val="left"/>
+      <w:pPr>
+        <w:tabs>
+          <w:tab w:val="num" w:pos="3600"/>
+        </w:tabs>
+        <w:ind w:left="3600" w:hanging="360"/>
+      </w:pPr>
+      <w:rPr/>
+    </w:lvl>
+  </w:abstractNum>
+  <w:abstractNum w:abstractNumId="30">
+    <w:lvl w:ilvl="0">
+      <w:start w:val="1"/>
+      <w:numFmt w:val="decimal"/>
+      <w:lvlText w:val="%1."/>
+      <w:lvlJc w:val="left"/>
+      <w:pPr>
+        <w:tabs>
+          <w:tab w:val="num" w:pos="0"/>
+        </w:tabs>
+        <w:ind w:left="720" w:hanging="360"/>
+      </w:pPr>
+      <w:rPr/>
+    </w:lvl>
+    <w:lvl w:ilvl="1">
+      <w:start w:val="1"/>
+      <w:numFmt w:val="decimal"/>
+      <w:lvlText w:val="%2."/>
+      <w:lvlJc w:val="left"/>
+      <w:pPr>
+        <w:tabs>
+          <w:tab w:val="num" w:pos="1080"/>
+        </w:tabs>
+        <w:ind w:left="1080" w:hanging="360"/>
+      </w:pPr>
+      <w:rPr/>
+    </w:lvl>
+    <w:lvl w:ilvl="2">
+      <w:start w:val="1"/>
+      <w:numFmt w:val="decimal"/>
+      <w:lvlText w:val="%3."/>
+      <w:lvlJc w:val="left"/>
+      <w:pPr>
+        <w:tabs>
+          <w:tab w:val="num" w:pos="1440"/>
+        </w:tabs>
+        <w:ind w:left="1440" w:hanging="360"/>
+      </w:pPr>
+      <w:rPr/>
+    </w:lvl>
+    <w:lvl w:ilvl="3">
+      <w:start w:val="1"/>
+      <w:numFmt w:val="decimal"/>
+      <w:lvlText w:val="%4."/>
+      <w:lvlJc w:val="left"/>
+      <w:pPr>
+        <w:tabs>
+          <w:tab w:val="num" w:pos="1800"/>
+        </w:tabs>
+        <w:ind w:left="1800" w:hanging="360"/>
+      </w:pPr>
+      <w:rPr/>
+    </w:lvl>
+    <w:lvl w:ilvl="4">
+      <w:start w:val="1"/>
+      <w:numFmt w:val="decimal"/>
+      <w:lvlText w:val="%5."/>
+      <w:lvlJc w:val="left"/>
+      <w:pPr>
+        <w:tabs>
+          <w:tab w:val="num" w:pos="2160"/>
+        </w:tabs>
+        <w:ind w:left="2160" w:hanging="360"/>
+      </w:pPr>
+      <w:rPr/>
+    </w:lvl>
+    <w:lvl w:ilvl="5">
+      <w:start w:val="1"/>
+      <w:numFmt w:val="decimal"/>
+      <w:lvlText w:val="%6."/>
+      <w:lvlJc w:val="left"/>
+      <w:pPr>
+        <w:tabs>
+          <w:tab w:val="num" w:pos="2520"/>
+        </w:tabs>
+        <w:ind w:left="2520" w:hanging="360"/>
+      </w:pPr>
+      <w:rPr/>
+    </w:lvl>
+    <w:lvl w:ilvl="6">
+      <w:start w:val="1"/>
+      <w:numFmt w:val="decimal"/>
+      <w:lvlText w:val="%7."/>
+      <w:lvlJc w:val="left"/>
+      <w:pPr>
+        <w:tabs>
+          <w:tab w:val="num" w:pos="2880"/>
+        </w:tabs>
+        <w:ind w:left="2880" w:hanging="360"/>
+      </w:pPr>
+      <w:rPr/>
+    </w:lvl>
+    <w:lvl w:ilvl="7">
+      <w:start w:val="1"/>
+      <w:numFmt w:val="decimal"/>
+      <w:lvlText w:val="%8."/>
+      <w:lvlJc w:val="left"/>
+      <w:pPr>
+        <w:tabs>
+          <w:tab w:val="num" w:pos="3240"/>
+        </w:tabs>
+        <w:ind w:left="3240" w:hanging="360"/>
+      </w:pPr>
+      <w:rPr/>
+    </w:lvl>
+    <w:lvl w:ilvl="8">
+      <w:start w:val="1"/>
+      <w:numFmt w:val="decimal"/>
+      <w:lvlText w:val="%9."/>
+      <w:lvlJc w:val="left"/>
+      <w:pPr>
+        <w:tabs>
+          <w:tab w:val="num" w:pos="3600"/>
+        </w:tabs>
+        <w:ind w:left="3600" w:hanging="360"/>
+      </w:pPr>
+      <w:rPr/>
+    </w:lvl>
+  </w:abstractNum>
+  <w:abstractNum w:abstractNumId="31">
+    <w:lvl w:ilvl="0">
+      <w:start w:val="1"/>
+      <w:numFmt w:val="decimal"/>
+      <w:lvlText w:val="%1."/>
+      <w:lvlJc w:val="left"/>
+      <w:pPr>
+        <w:tabs>
+          <w:tab w:val="num" w:pos="0"/>
+        </w:tabs>
+        <w:ind w:left="720" w:hanging="360"/>
+      </w:pPr>
+      <w:rPr/>
+    </w:lvl>
+    <w:lvl w:ilvl="1">
+      <w:start w:val="1"/>
+      <w:numFmt w:val="decimal"/>
+      <w:lvlText w:val="%2."/>
+      <w:lvlJc w:val="left"/>
+      <w:pPr>
+        <w:tabs>
+          <w:tab w:val="num" w:pos="1080"/>
+        </w:tabs>
+        <w:ind w:left="1080" w:hanging="360"/>
+      </w:pPr>
+      <w:rPr/>
+    </w:lvl>
+    <w:lvl w:ilvl="2">
+      <w:start w:val="1"/>
+      <w:numFmt w:val="decimal"/>
+      <w:lvlText w:val="%3."/>
+      <w:lvlJc w:val="left"/>
+      <w:pPr>
+        <w:tabs>
+          <w:tab w:val="num" w:pos="1440"/>
+        </w:tabs>
+        <w:ind w:left="1440" w:hanging="360"/>
+      </w:pPr>
+      <w:rPr/>
+    </w:lvl>
+    <w:lvl w:ilvl="3">
+      <w:start w:val="1"/>
+      <w:numFmt w:val="decimal"/>
+      <w:lvlText w:val="%4."/>
+      <w:lvlJc w:val="left"/>
+      <w:pPr>
+        <w:tabs>
+          <w:tab w:val="num" w:pos="1800"/>
+        </w:tabs>
+        <w:ind w:left="1800" w:hanging="360"/>
+      </w:pPr>
+      <w:rPr/>
+    </w:lvl>
+    <w:lvl w:ilvl="4">
+      <w:start w:val="1"/>
+      <w:numFmt w:val="decimal"/>
+      <w:lvlText w:val="%5."/>
+      <w:lvlJc w:val="left"/>
+      <w:pPr>
+        <w:tabs>
+          <w:tab w:val="num" w:pos="2160"/>
+        </w:tabs>
+        <w:ind w:left="2160" w:hanging="360"/>
+      </w:pPr>
+      <w:rPr/>
+    </w:lvl>
+    <w:lvl w:ilvl="5">
+      <w:start w:val="1"/>
+      <w:numFmt w:val="decimal"/>
+      <w:lvlText w:val="%6."/>
+      <w:lvlJc w:val="left"/>
+      <w:pPr>
+        <w:tabs>
+          <w:tab w:val="num" w:pos="2520"/>
+        </w:tabs>
+        <w:ind w:left="2520" w:hanging="360"/>
+      </w:pPr>
+      <w:rPr/>
+    </w:lvl>
+    <w:lvl w:ilvl="6">
+      <w:start w:val="1"/>
+      <w:numFmt w:val="decimal"/>
+      <w:lvlText w:val="%7."/>
+      <w:lvlJc w:val="left"/>
+      <w:pPr>
+        <w:tabs>
+          <w:tab w:val="num" w:pos="2880"/>
+        </w:tabs>
+        <w:ind w:left="2880" w:hanging="360"/>
+      </w:pPr>
+      <w:rPr/>
+    </w:lvl>
+    <w:lvl w:ilvl="7">
+      <w:start w:val="1"/>
+      <w:numFmt w:val="decimal"/>
+      <w:lvlText w:val="%8."/>
+      <w:lvlJc w:val="left"/>
+      <w:pPr>
+        <w:tabs>
+          <w:tab w:val="num" w:pos="3240"/>
+        </w:tabs>
+        <w:ind w:left="3240" w:hanging="360"/>
+      </w:pPr>
+      <w:rPr/>
+    </w:lvl>
+    <w:lvl w:ilvl="8">
+      <w:start w:val="1"/>
+      <w:numFmt w:val="decimal"/>
+      <w:lvlText w:val="%9."/>
+      <w:lvlJc w:val="left"/>
+      <w:pPr>
+        <w:tabs>
+          <w:tab w:val="num" w:pos="3600"/>
+        </w:tabs>
+        <w:ind w:left="3600" w:hanging="360"/>
+      </w:pPr>
+      <w:rPr/>
+    </w:lvl>
+  </w:abstractNum>
+  <w:abstractNum w:abstractNumId="32">
+    <w:lvl w:ilvl="0">
+      <w:start w:val="1"/>
+      <w:numFmt w:val="decimal"/>
+      <w:lvlText w:val="%1."/>
+      <w:lvlJc w:val="left"/>
+      <w:pPr>
+        <w:tabs>
+          <w:tab w:val="num" w:pos="0"/>
+        </w:tabs>
+        <w:ind w:left="720" w:hanging="360"/>
+      </w:pPr>
+      <w:rPr/>
+    </w:lvl>
+    <w:lvl w:ilvl="1">
+      <w:start w:val="1"/>
+      <w:numFmt w:val="decimal"/>
+      <w:lvlText w:val="%2."/>
+      <w:lvlJc w:val="left"/>
+      <w:pPr>
+        <w:tabs>
+          <w:tab w:val="num" w:pos="1080"/>
+        </w:tabs>
+        <w:ind w:left="1080" w:hanging="360"/>
+      </w:pPr>
+      <w:rPr/>
+    </w:lvl>
+    <w:lvl w:ilvl="2">
+      <w:start w:val="1"/>
+      <w:numFmt w:val="decimal"/>
+      <w:lvlText w:val="%3."/>
+      <w:lvlJc w:val="left"/>
+      <w:pPr>
+        <w:tabs>
+          <w:tab w:val="num" w:pos="1440"/>
+        </w:tabs>
+        <w:ind w:left="1440" w:hanging="360"/>
+      </w:pPr>
+      <w:rPr/>
+    </w:lvl>
+    <w:lvl w:ilvl="3">
+      <w:start w:val="1"/>
+      <w:numFmt w:val="decimal"/>
+      <w:lvlText w:val="%4."/>
+      <w:lvlJc w:val="left"/>
+      <w:pPr>
+        <w:tabs>
+          <w:tab w:val="num" w:pos="1800"/>
+        </w:tabs>
+        <w:ind w:left="1800" w:hanging="360"/>
+      </w:pPr>
+      <w:rPr/>
+    </w:lvl>
+    <w:lvl w:ilvl="4">
+      <w:start w:val="1"/>
+      <w:numFmt w:val="decimal"/>
+      <w:lvlText w:val="%5."/>
+      <w:lvlJc w:val="left"/>
+      <w:pPr>
+        <w:tabs>
+          <w:tab w:val="num" w:pos="2160"/>
+        </w:tabs>
+        <w:ind w:left="2160" w:hanging="360"/>
+      </w:pPr>
+      <w:rPr/>
+    </w:lvl>
+    <w:lvl w:ilvl="5">
+      <w:start w:val="1"/>
+      <w:numFmt w:val="decimal"/>
+      <w:lvlText w:val="%6."/>
+      <w:lvlJc w:val="left"/>
+      <w:pPr>
+        <w:tabs>
+          <w:tab w:val="num" w:pos="2520"/>
+        </w:tabs>
+        <w:ind w:left="2520" w:hanging="360"/>
+      </w:pPr>
+      <w:rPr/>
+    </w:lvl>
+    <w:lvl w:ilvl="6">
+      <w:start w:val="1"/>
+      <w:numFmt w:val="decimal"/>
+      <w:lvlText w:val="%7."/>
+      <w:lvlJc w:val="left"/>
+      <w:pPr>
+        <w:tabs>
+          <w:tab w:val="num" w:pos="2880"/>
+        </w:tabs>
+        <w:ind w:left="2880" w:hanging="360"/>
+      </w:pPr>
+      <w:rPr/>
+    </w:lvl>
+    <w:lvl w:ilvl="7">
+      <w:start w:val="1"/>
+      <w:numFmt w:val="decimal"/>
+      <w:lvlText w:val="%8."/>
+      <w:lvlJc w:val="left"/>
+      <w:pPr>
+        <w:tabs>
+          <w:tab w:val="num" w:pos="3240"/>
+        </w:tabs>
+        <w:ind w:left="3240" w:hanging="360"/>
+      </w:pPr>
+      <w:rPr/>
+    </w:lvl>
+    <w:lvl w:ilvl="8">
+      <w:start w:val="1"/>
+      <w:numFmt w:val="decimal"/>
+      <w:lvlText w:val="%9."/>
+      <w:lvlJc w:val="left"/>
+      <w:pPr>
+        <w:tabs>
+          <w:tab w:val="num" w:pos="3600"/>
+        </w:tabs>
+        <w:ind w:left="3600" w:hanging="360"/>
+      </w:pPr>
+      <w:rPr/>
+    </w:lvl>
+  </w:abstractNum>
+  <w:abstractNum w:abstractNumId="33">
+    <w:lvl w:ilvl="0">
+      <w:start w:val="1"/>
+      <w:numFmt w:val="decimal"/>
+      <w:lvlText w:val="%1."/>
+      <w:lvlJc w:val="left"/>
+      <w:pPr>
+        <w:tabs>
+          <w:tab w:val="num" w:pos="0"/>
+        </w:tabs>
+        <w:ind w:left="720" w:hanging="360"/>
+      </w:pPr>
+      <w:rPr/>
+    </w:lvl>
+    <w:lvl w:ilvl="1">
+      <w:start w:val="1"/>
+      <w:numFmt w:val="decimal"/>
+      <w:lvlText w:val="%2."/>
+      <w:lvlJc w:val="left"/>
+      <w:pPr>
+        <w:tabs>
+          <w:tab w:val="num" w:pos="1080"/>
+        </w:tabs>
+        <w:ind w:left="1080" w:hanging="360"/>
+      </w:pPr>
+      <w:rPr/>
+    </w:lvl>
+    <w:lvl w:ilvl="2">
+      <w:start w:val="1"/>
+      <w:numFmt w:val="decimal"/>
+      <w:lvlText w:val="%3."/>
+      <w:lvlJc w:val="left"/>
+      <w:pPr>
+        <w:tabs>
+          <w:tab w:val="num" w:pos="1440"/>
+        </w:tabs>
+        <w:ind w:left="1440" w:hanging="360"/>
+      </w:pPr>
+      <w:rPr/>
+    </w:lvl>
+    <w:lvl w:ilvl="3">
+      <w:start w:val="1"/>
+      <w:numFmt w:val="decimal"/>
+      <w:lvlText w:val="%4."/>
+      <w:lvlJc w:val="left"/>
+      <w:pPr>
+        <w:tabs>
+          <w:tab w:val="num" w:pos="1800"/>
+        </w:tabs>
+        <w:ind w:left="1800" w:hanging="360"/>
+      </w:pPr>
+      <w:rPr/>
+    </w:lvl>
+    <w:lvl w:ilvl="4">
+      <w:start w:val="1"/>
+      <w:numFmt w:val="decimal"/>
+      <w:lvlText w:val="%5."/>
+      <w:lvlJc w:val="left"/>
+      <w:pPr>
+        <w:tabs>
+          <w:tab w:val="num" w:pos="2160"/>
+        </w:tabs>
+        <w:ind w:left="2160" w:hanging="360"/>
+      </w:pPr>
+      <w:rPr/>
+    </w:lvl>
+    <w:lvl w:ilvl="5">
+      <w:start w:val="1"/>
+      <w:numFmt w:val="decimal"/>
+      <w:lvlText w:val="%6."/>
+      <w:lvlJc w:val="left"/>
+      <w:pPr>
+        <w:tabs>
+          <w:tab w:val="num" w:pos="2520"/>
+        </w:tabs>
+        <w:ind w:left="2520" w:hanging="360"/>
+      </w:pPr>
+      <w:rPr/>
+    </w:lvl>
+    <w:lvl w:ilvl="6">
+      <w:start w:val="1"/>
+      <w:numFmt w:val="decimal"/>
+      <w:lvlText w:val="%7."/>
+      <w:lvlJc w:val="left"/>
+      <w:pPr>
+        <w:tabs>
+          <w:tab w:val="num" w:pos="2880"/>
+        </w:tabs>
+        <w:ind w:left="2880" w:hanging="360"/>
+      </w:pPr>
+      <w:rPr/>
+    </w:lvl>
+    <w:lvl w:ilvl="7">
+      <w:start w:val="1"/>
+      <w:numFmt w:val="decimal"/>
+      <w:lvlText w:val="%8."/>
+      <w:lvlJc w:val="left"/>
+      <w:pPr>
+        <w:tabs>
+          <w:tab w:val="num" w:pos="3240"/>
+        </w:tabs>
+        <w:ind w:left="3240" w:hanging="360"/>
+      </w:pPr>
+      <w:rPr/>
+    </w:lvl>
+    <w:lvl w:ilvl="8">
+      <w:start w:val="1"/>
+      <w:numFmt w:val="decimal"/>
+      <w:lvlText w:val="%9."/>
+      <w:lvlJc w:val="left"/>
+      <w:pPr>
+        <w:tabs>
+          <w:tab w:val="num" w:pos="3600"/>
+        </w:tabs>
+        <w:ind w:left="3600" w:hanging="360"/>
+      </w:pPr>
+      <w:rPr/>
+    </w:lvl>
+  </w:abstractNum>
+  <w:abstractNum w:abstractNumId="34">
+    <w:lvl w:ilvl="0">
+      <w:start w:val="1"/>
+      <w:numFmt w:val="decimal"/>
+      <w:lvlText w:val="%1."/>
+      <w:lvlJc w:val="left"/>
+      <w:pPr>
+        <w:tabs>
+          <w:tab w:val="num" w:pos="0"/>
+        </w:tabs>
+        <w:ind w:left="720" w:hanging="360"/>
+      </w:pPr>
+      <w:rPr/>
+    </w:lvl>
+    <w:lvl w:ilvl="1">
+      <w:start w:val="1"/>
+      <w:numFmt w:val="decimal"/>
+      <w:lvlText w:val="%2."/>
+      <w:lvlJc w:val="left"/>
+      <w:pPr>
+        <w:tabs>
+          <w:tab w:val="num" w:pos="1080"/>
+        </w:tabs>
+        <w:ind w:left="1080" w:hanging="360"/>
+      </w:pPr>
+      <w:rPr/>
+    </w:lvl>
+    <w:lvl w:ilvl="2">
+      <w:start w:val="1"/>
+      <w:numFmt w:val="decimal"/>
+      <w:lvlText w:val="%3."/>
+      <w:lvlJc w:val="left"/>
+      <w:pPr>
+        <w:tabs>
+          <w:tab w:val="num" w:pos="1440"/>
+        </w:tabs>
+        <w:ind w:left="1440" w:hanging="360"/>
+      </w:pPr>
+      <w:rPr/>
+    </w:lvl>
+    <w:lvl w:ilvl="3">
+      <w:start w:val="1"/>
+      <w:numFmt w:val="decimal"/>
+      <w:lvlText w:val="%4."/>
+      <w:lvlJc w:val="left"/>
+      <w:pPr>
+        <w:tabs>
+          <w:tab w:val="num" w:pos="1800"/>
+        </w:tabs>
+        <w:ind w:left="1800" w:hanging="360"/>
+      </w:pPr>
+      <w:rPr/>
+    </w:lvl>
+    <w:lvl w:ilvl="4">
+      <w:start w:val="1"/>
+      <w:numFmt w:val="decimal"/>
+      <w:lvlText w:val="%5."/>
+      <w:lvlJc w:val="left"/>
+      <w:pPr>
+        <w:tabs>
+          <w:tab w:val="num" w:pos="2160"/>
+        </w:tabs>
+        <w:ind w:left="2160" w:hanging="360"/>
+      </w:pPr>
+      <w:rPr/>
+    </w:lvl>
+    <w:lvl w:ilvl="5">
+      <w:start w:val="1"/>
+      <w:numFmt w:val="decimal"/>
+      <w:lvlText w:val="%6."/>
+      <w:lvlJc w:val="left"/>
+      <w:pPr>
+        <w:tabs>
+          <w:tab w:val="num" w:pos="2520"/>
+        </w:tabs>
+        <w:ind w:left="2520" w:hanging="360"/>
+      </w:pPr>
+      <w:rPr/>
+    </w:lvl>
+    <w:lvl w:ilvl="6">
+      <w:start w:val="1"/>
+      <w:numFmt w:val="decimal"/>
+      <w:lvlText w:val="%7."/>
+      <w:lvlJc w:val="left"/>
+      <w:pPr>
+        <w:tabs>
+          <w:tab w:val="num" w:pos="2880"/>
+        </w:tabs>
+        <w:ind w:left="2880" w:hanging="360"/>
+      </w:pPr>
+      <w:rPr/>
+    </w:lvl>
+    <w:lvl w:ilvl="7">
+      <w:start w:val="1"/>
+      <w:numFmt w:val="decimal"/>
+      <w:lvlText w:val="%8."/>
+      <w:lvlJc w:val="left"/>
+      <w:pPr>
+        <w:tabs>
+          <w:tab w:val="num" w:pos="3240"/>
+        </w:tabs>
+        <w:ind w:left="3240" w:hanging="360"/>
+      </w:pPr>
+      <w:rPr/>
+    </w:lvl>
+    <w:lvl w:ilvl="8">
+      <w:start w:val="1"/>
+      <w:numFmt w:val="decimal"/>
+      <w:lvlText w:val="%9."/>
+      <w:lvlJc w:val="left"/>
+      <w:pPr>
+        <w:tabs>
+          <w:tab w:val="num" w:pos="3600"/>
+        </w:tabs>
+        <w:ind w:left="3600" w:hanging="360"/>
+      </w:pPr>
+      <w:rPr/>
+    </w:lvl>
+  </w:abstractNum>
+  <w:abstractNum w:abstractNumId="35">
+    <w:lvl w:ilvl="0">
+      <w:start w:val="1"/>
+      <w:numFmt w:val="decimal"/>
+      <w:lvlText w:val="%1."/>
+      <w:lvlJc w:val="left"/>
+      <w:pPr>
+        <w:tabs>
+          <w:tab w:val="num" w:pos="0"/>
+        </w:tabs>
+        <w:ind w:left="720" w:hanging="360"/>
+      </w:pPr>
+      <w:rPr/>
+    </w:lvl>
+    <w:lvl w:ilvl="1">
+      <w:start w:val="1"/>
+      <w:numFmt w:val="decimal"/>
+      <w:lvlText w:val="%2."/>
+      <w:lvlJc w:val="left"/>
+      <w:pPr>
+        <w:tabs>
+          <w:tab w:val="num" w:pos="1080"/>
+        </w:tabs>
+        <w:ind w:left="1080" w:hanging="360"/>
+      </w:pPr>
+      <w:rPr/>
+    </w:lvl>
+    <w:lvl w:ilvl="2">
+      <w:start w:val="1"/>
+      <w:numFmt w:val="decimal"/>
+      <w:lvlText w:val="%3."/>
+      <w:lvlJc w:val="left"/>
+      <w:pPr>
+        <w:tabs>
+          <w:tab w:val="num" w:pos="1440"/>
+        </w:tabs>
+        <w:ind w:left="1440" w:hanging="360"/>
+      </w:pPr>
+      <w:rPr/>
+    </w:lvl>
+    <w:lvl w:ilvl="3">
+      <w:start w:val="1"/>
+      <w:numFmt w:val="decimal"/>
+      <w:lvlText w:val="%4."/>
+      <w:lvlJc w:val="left"/>
+      <w:pPr>
+        <w:tabs>
+          <w:tab w:val="num" w:pos="1800"/>
+        </w:tabs>
+        <w:ind w:left="1800" w:hanging="360"/>
+      </w:pPr>
+      <w:rPr/>
+    </w:lvl>
+    <w:lvl w:ilvl="4">
+      <w:start w:val="1"/>
+      <w:numFmt w:val="decimal"/>
+      <w:lvlText w:val="%5."/>
+      <w:lvlJc w:val="left"/>
+      <w:pPr>
+        <w:tabs>
+          <w:tab w:val="num" w:pos="2160"/>
+        </w:tabs>
+        <w:ind w:left="2160" w:hanging="360"/>
+      </w:pPr>
+      <w:rPr/>
+    </w:lvl>
+    <w:lvl w:ilvl="5">
+      <w:start w:val="1"/>
+      <w:numFmt w:val="decimal"/>
+      <w:lvlText w:val="%6."/>
+      <w:lvlJc w:val="left"/>
+      <w:pPr>
+        <w:tabs>
+          <w:tab w:val="num" w:pos="2520"/>
+        </w:tabs>
+        <w:ind w:left="2520" w:hanging="360"/>
+      </w:pPr>
+      <w:rPr/>
+    </w:lvl>
+    <w:lvl w:ilvl="6">
+      <w:start w:val="1"/>
+      <w:numFmt w:val="decimal"/>
+      <w:lvlText w:val="%7."/>
+      <w:lvlJc w:val="left"/>
+      <w:pPr>
+        <w:tabs>
+          <w:tab w:val="num" w:pos="2880"/>
+        </w:tabs>
+        <w:ind w:left="2880" w:hanging="360"/>
+      </w:pPr>
+      <w:rPr/>
+    </w:lvl>
+    <w:lvl w:ilvl="7">
+      <w:start w:val="1"/>
+      <w:numFmt w:val="decimal"/>
+      <w:lvlText w:val="%8."/>
+      <w:lvlJc w:val="left"/>
+      <w:pPr>
+        <w:tabs>
+          <w:tab w:val="num" w:pos="3240"/>
+        </w:tabs>
+        <w:ind w:left="3240" w:hanging="360"/>
+      </w:pPr>
+      <w:rPr/>
+    </w:lvl>
+    <w:lvl w:ilvl="8">
+      <w:start w:val="1"/>
+      <w:numFmt w:val="decimal"/>
+      <w:lvlText w:val="%9."/>
+      <w:lvlJc w:val="left"/>
+      <w:pPr>
+        <w:tabs>
+          <w:tab w:val="num" w:pos="3600"/>
+        </w:tabs>
+        <w:ind w:left="3600" w:hanging="360"/>
+      </w:pPr>
+      <w:rPr/>
+    </w:lvl>
+  </w:abstractNum>
+  <w:abstractNum w:abstractNumId="36">
+    <w:lvl w:ilvl="0">
+      <w:start w:val="1"/>
+      <w:numFmt w:val="decimal"/>
+      <w:lvlText w:val="%1."/>
+      <w:lvlJc w:val="left"/>
+      <w:pPr>
+        <w:tabs>
+          <w:tab w:val="num" w:pos="0"/>
+        </w:tabs>
+        <w:ind w:left="720" w:hanging="360"/>
+      </w:pPr>
+      <w:rPr/>
+    </w:lvl>
+    <w:lvl w:ilvl="1">
+      <w:start w:val="1"/>
+      <w:numFmt w:val="decimal"/>
+      <w:lvlText w:val="%2."/>
+      <w:lvlJc w:val="left"/>
+      <w:pPr>
+        <w:tabs>
+          <w:tab w:val="num" w:pos="1080"/>
+        </w:tabs>
+        <w:ind w:left="1080" w:hanging="360"/>
+      </w:pPr>
+      <w:rPr/>
+    </w:lvl>
+    <w:lvl w:ilvl="2">
+      <w:start w:val="1"/>
+      <w:numFmt w:val="decimal"/>
+      <w:lvlText w:val="%3."/>
+      <w:lvlJc w:val="left"/>
+      <w:pPr>
+        <w:tabs>
+          <w:tab w:val="num" w:pos="1440"/>
+        </w:tabs>
+        <w:ind w:left="1440" w:hanging="360"/>
+      </w:pPr>
+      <w:rPr/>
+    </w:lvl>
+    <w:lvl w:ilvl="3">
+      <w:start w:val="1"/>
+      <w:numFmt w:val="decimal"/>
+      <w:lvlText w:val="%4."/>
+      <w:lvlJc w:val="left"/>
+      <w:pPr>
+        <w:tabs>
+          <w:tab w:val="num" w:pos="1800"/>
+        </w:tabs>
+        <w:ind w:left="1800" w:hanging="360"/>
+      </w:pPr>
+      <w:rPr/>
+    </w:lvl>
+    <w:lvl w:ilvl="4">
+      <w:start w:val="1"/>
+      <w:numFmt w:val="decimal"/>
+      <w:lvlText w:val="%5."/>
+      <w:lvlJc w:val="left"/>
+      <w:pPr>
+        <w:tabs>
+          <w:tab w:val="num" w:pos="2160"/>
+        </w:tabs>
+        <w:ind w:left="2160" w:hanging="360"/>
+      </w:pPr>
+      <w:rPr/>
+    </w:lvl>
+    <w:lvl w:ilvl="5">
+      <w:start w:val="1"/>
+      <w:numFmt w:val="decimal"/>
+      <w:lvlText w:val="%6."/>
+      <w:lvlJc w:val="left"/>
+      <w:pPr>
+        <w:tabs>
+          <w:tab w:val="num" w:pos="2520"/>
+        </w:tabs>
+        <w:ind w:left="2520" w:hanging="360"/>
+      </w:pPr>
+      <w:rPr/>
+    </w:lvl>
+    <w:lvl w:ilvl="6">
+      <w:start w:val="1"/>
+      <w:numFmt w:val="decimal"/>
+      <w:lvlText w:val="%7."/>
+      <w:lvlJc w:val="left"/>
+      <w:pPr>
+        <w:tabs>
+          <w:tab w:val="num" w:pos="2880"/>
+        </w:tabs>
+        <w:ind w:left="2880" w:hanging="360"/>
+      </w:pPr>
+      <w:rPr/>
+    </w:lvl>
+    <w:lvl w:ilvl="7">
+      <w:start w:val="1"/>
+      <w:numFmt w:val="decimal"/>
+      <w:lvlText w:val="%8."/>
+      <w:lvlJc w:val="left"/>
+      <w:pPr>
+        <w:tabs>
+          <w:tab w:val="num" w:pos="3240"/>
+        </w:tabs>
+        <w:ind w:left="3240" w:hanging="360"/>
+      </w:pPr>
+      <w:rPr/>
+    </w:lvl>
+    <w:lvl w:ilvl="8">
+      <w:start w:val="1"/>
+      <w:numFmt w:val="decimal"/>
+      <w:lvlText w:val="%9."/>
+      <w:lvlJc w:val="left"/>
+      <w:pPr>
+        <w:tabs>
+          <w:tab w:val="num" w:pos="3600"/>
+        </w:tabs>
+        <w:ind w:left="3600" w:hanging="360"/>
+      </w:pPr>
+      <w:rPr/>
+    </w:lvl>
+  </w:abstractNum>
+  <w:abstractNum w:abstractNumId="37">
+    <w:lvl w:ilvl="0">
+      <w:start w:val="1"/>
+      <w:numFmt w:val="decimal"/>
+      <w:lvlText w:val="%1."/>
+      <w:lvlJc w:val="left"/>
+      <w:pPr>
+        <w:tabs>
+          <w:tab w:val="num" w:pos="0"/>
+        </w:tabs>
+        <w:ind w:left="720" w:hanging="360"/>
+      </w:pPr>
+      <w:rPr/>
+    </w:lvl>
+    <w:lvl w:ilvl="1">
+      <w:start w:val="1"/>
+      <w:numFmt w:val="decimal"/>
+      <w:lvlText w:val="%2."/>
+      <w:lvlJc w:val="left"/>
+      <w:pPr>
+        <w:tabs>
+          <w:tab w:val="num" w:pos="1080"/>
+        </w:tabs>
+        <w:ind w:left="1080" w:hanging="360"/>
+      </w:pPr>
+      <w:rPr/>
+    </w:lvl>
+    <w:lvl w:ilvl="2">
+      <w:start w:val="1"/>
+      <w:numFmt w:val="decimal"/>
+      <w:lvlText w:val="%3."/>
+      <w:lvlJc w:val="left"/>
+      <w:pPr>
+        <w:tabs>
+          <w:tab w:val="num" w:pos="1440"/>
+        </w:tabs>
+        <w:ind w:left="1440" w:hanging="360"/>
+      </w:pPr>
+      <w:rPr/>
+    </w:lvl>
+    <w:lvl w:ilvl="3">
+      <w:start w:val="1"/>
+      <w:numFmt w:val="decimal"/>
+      <w:lvlText w:val="%4."/>
+      <w:lvlJc w:val="left"/>
+      <w:pPr>
+        <w:tabs>
+          <w:tab w:val="num" w:pos="1800"/>
+        </w:tabs>
+        <w:ind w:left="1800" w:hanging="360"/>
+      </w:pPr>
+      <w:rPr/>
+    </w:lvl>
+    <w:lvl w:ilvl="4">
+      <w:start w:val="1"/>
+      <w:numFmt w:val="decimal"/>
+      <w:lvlText w:val="%5."/>
+      <w:lvlJc w:val="left"/>
+      <w:pPr>
+        <w:tabs>
+          <w:tab w:val="num" w:pos="2160"/>
+        </w:tabs>
+        <w:ind w:left="2160" w:hanging="360"/>
+      </w:pPr>
+      <w:rPr/>
+    </w:lvl>
+    <w:lvl w:ilvl="5">
+      <w:start w:val="1"/>
+      <w:numFmt w:val="decimal"/>
+      <w:lvlText w:val="%6."/>
+      <w:lvlJc w:val="left"/>
+      <w:pPr>
+        <w:tabs>
+          <w:tab w:val="num" w:pos="2520"/>
+        </w:tabs>
+        <w:ind w:left="2520" w:hanging="360"/>
+      </w:pPr>
+      <w:rPr/>
+    </w:lvl>
+    <w:lvl w:ilvl="6">
+      <w:start w:val="1"/>
+      <w:numFmt w:val="decimal"/>
+      <w:lvlText w:val="%7."/>
+      <w:lvlJc w:val="left"/>
+      <w:pPr>
+        <w:tabs>
+          <w:tab w:val="num" w:pos="2880"/>
+        </w:tabs>
+        <w:ind w:left="2880" w:hanging="360"/>
+      </w:pPr>
+      <w:rPr/>
+    </w:lvl>
+    <w:lvl w:ilvl="7">
+      <w:start w:val="1"/>
+      <w:numFmt w:val="decimal"/>
+      <w:lvlText w:val="%8."/>
+      <w:lvlJc w:val="left"/>
+      <w:pPr>
+        <w:tabs>
+          <w:tab w:val="num" w:pos="3240"/>
+        </w:tabs>
+        <w:ind w:left="3240" w:hanging="360"/>
+      </w:pPr>
+      <w:rPr/>
+    </w:lvl>
+    <w:lvl w:ilvl="8">
+      <w:start w:val="1"/>
+      <w:numFmt w:val="decimal"/>
+      <w:lvlText w:val="%9."/>
+      <w:lvlJc w:val="left"/>
+      <w:pPr>
+        <w:tabs>
+          <w:tab w:val="num" w:pos="3600"/>
+        </w:tabs>
+        <w:ind w:left="3600" w:hanging="360"/>
+      </w:pPr>
+      <w:rPr/>
+    </w:lvl>
+  </w:abstractNum>
+  <w:abstractNum w:abstractNumId="38">
+    <w:lvl w:ilvl="0">
+      <w:start w:val="1"/>
+      <w:numFmt w:val="decimal"/>
+      <w:lvlText w:val="%1."/>
+      <w:lvlJc w:val="left"/>
+      <w:pPr>
+        <w:tabs>
+          <w:tab w:val="num" w:pos="0"/>
+        </w:tabs>
+        <w:ind w:left="720" w:hanging="360"/>
+      </w:pPr>
+      <w:rPr/>
+    </w:lvl>
+    <w:lvl w:ilvl="1">
+      <w:start w:val="1"/>
+      <w:numFmt w:val="decimal"/>
+      <w:lvlText w:val="%2."/>
+      <w:lvlJc w:val="left"/>
+      <w:pPr>
+        <w:tabs>
+          <w:tab w:val="num" w:pos="1080"/>
+        </w:tabs>
+        <w:ind w:left="1080" w:hanging="360"/>
+      </w:pPr>
+      <w:rPr/>
+    </w:lvl>
+    <w:lvl w:ilvl="2">
+      <w:start w:val="1"/>
+      <w:numFmt w:val="decimal"/>
+      <w:lvlText w:val="%3."/>
+      <w:lvlJc w:val="left"/>
+      <w:pPr>
+        <w:tabs>
+          <w:tab w:val="num" w:pos="1440"/>
+        </w:tabs>
+        <w:ind w:left="1440" w:hanging="360"/>
+      </w:pPr>
+      <w:rPr/>
+    </w:lvl>
+    <w:lvl w:ilvl="3">
+      <w:start w:val="1"/>
+      <w:numFmt w:val="decimal"/>
+      <w:lvlText w:val="%4."/>
+      <w:lvlJc w:val="left"/>
+      <w:pPr>
+        <w:tabs>
+          <w:tab w:val="num" w:pos="1800"/>
+        </w:tabs>
+        <w:ind w:left="1800" w:hanging="360"/>
+      </w:pPr>
+      <w:rPr/>
+    </w:lvl>
+    <w:lvl w:ilvl="4">
+      <w:start w:val="1"/>
+      <w:numFmt w:val="decimal"/>
+      <w:lvlText w:val="%5."/>
+      <w:lvlJc w:val="left"/>
+      <w:pPr>
+        <w:tabs>
+          <w:tab w:val="num" w:pos="2160"/>
+        </w:tabs>
+        <w:ind w:left="2160" w:hanging="360"/>
+      </w:pPr>
+      <w:rPr/>
+    </w:lvl>
+    <w:lvl w:ilvl="5">
+      <w:start w:val="1"/>
+      <w:numFmt w:val="decimal"/>
+      <w:lvlText w:val="%6."/>
+      <w:lvlJc w:val="left"/>
+      <w:pPr>
+        <w:tabs>
+          <w:tab w:val="num" w:pos="2520"/>
+        </w:tabs>
+        <w:ind w:left="2520" w:hanging="360"/>
+      </w:pPr>
+      <w:rPr/>
+    </w:lvl>
+    <w:lvl w:ilvl="6">
+      <w:start w:val="1"/>
+      <w:numFmt w:val="decimal"/>
+      <w:lvlText w:val="%7."/>
+      <w:lvlJc w:val="left"/>
+      <w:pPr>
+        <w:tabs>
+          <w:tab w:val="num" w:pos="2880"/>
+        </w:tabs>
+        <w:ind w:left="2880" w:hanging="360"/>
+      </w:pPr>
+      <w:rPr/>
+    </w:lvl>
+    <w:lvl w:ilvl="7">
+      <w:start w:val="1"/>
+      <w:numFmt w:val="decimal"/>
+      <w:lvlText w:val="%8."/>
+      <w:lvlJc w:val="left"/>
+      <w:pPr>
+        <w:tabs>
+          <w:tab w:val="num" w:pos="3240"/>
+        </w:tabs>
+        <w:ind w:left="3240" w:hanging="360"/>
+      </w:pPr>
+      <w:rPr/>
+    </w:lvl>
+    <w:lvl w:ilvl="8">
+      <w:start w:val="1"/>
+      <w:numFmt w:val="decimal"/>
+      <w:lvlText w:val="%9."/>
+      <w:lvlJc w:val="left"/>
+      <w:pPr>
+        <w:tabs>
+          <w:tab w:val="num" w:pos="3600"/>
+        </w:tabs>
+        <w:ind w:left="3600" w:hanging="360"/>
+      </w:pPr>
+      <w:rPr/>
+    </w:lvl>
+  </w:abstractNum>
+  <w:abstractNum w:abstractNumId="39">
+    <w:lvl w:ilvl="0">
+      <w:start w:val="1"/>
+      <w:numFmt w:val="bullet"/>
+      <w:lvlText w:val=""/>
+      <w:lvlJc w:val="left"/>
+      <w:pPr>
+        <w:tabs>
+          <w:tab w:val="num" w:pos="0"/>
+        </w:tabs>
+        <w:ind w:left="720" w:hanging="360"/>
+      </w:pPr>
+      <w:rPr>
+        <w:rFonts w:ascii="Symbol" w:hAnsi="Symbol" w:cs="Symbol" w:hint="default"/>
+      </w:rPr>
+    </w:lvl>
+    <w:lvl w:ilvl="1">
+      <w:start w:val="1"/>
+      <w:numFmt w:val="decimal"/>
+      <w:lvlText w:val="%2."/>
+      <w:lvlJc w:val="left"/>
+      <w:pPr>
+        <w:tabs>
+          <w:tab w:val="num" w:pos="1080"/>
+        </w:tabs>
+        <w:ind w:left="1080" w:hanging="360"/>
+      </w:pPr>
+      <w:rPr/>
+    </w:lvl>
+    <w:lvl w:ilvl="2">
+      <w:start w:val="1"/>
+      <w:numFmt w:val="decimal"/>
+      <w:lvlText w:val="%3."/>
+      <w:lvlJc w:val="left"/>
+      <w:pPr>
+        <w:tabs>
+          <w:tab w:val="num" w:pos="1440"/>
+        </w:tabs>
+        <w:ind w:left="1440" w:hanging="360"/>
+      </w:pPr>
+      <w:rPr/>
+    </w:lvl>
+    <w:lvl w:ilvl="3">
+      <w:start w:val="1"/>
+      <w:numFmt w:val="decimal"/>
+      <w:lvlText w:val="%4."/>
+      <w:lvlJc w:val="left"/>
+      <w:pPr>
+        <w:tabs>
+          <w:tab w:val="num" w:pos="1800"/>
+        </w:tabs>
+        <w:ind w:left="1800" w:hanging="360"/>
+      </w:pPr>
+      <w:rPr/>
+    </w:lvl>
+    <w:lvl w:ilvl="4">
+      <w:start w:val="1"/>
+      <w:numFmt w:val="decimal"/>
+      <w:lvlText w:val="%5."/>
+      <w:lvlJc w:val="left"/>
+      <w:pPr>
+        <w:tabs>
+          <w:tab w:val="num" w:pos="2160"/>
+        </w:tabs>
+        <w:ind w:left="2160" w:hanging="360"/>
+      </w:pPr>
+      <w:rPr/>
+    </w:lvl>
+    <w:lvl w:ilvl="5">
+      <w:start w:val="1"/>
+      <w:numFmt w:val="decimal"/>
+      <w:lvlText w:val="%6."/>
+      <w:lvlJc w:val="left"/>
+      <w:pPr>
+        <w:tabs>
+          <w:tab w:val="num" w:pos="2520"/>
+        </w:tabs>
+        <w:ind w:left="2520" w:hanging="360"/>
+      </w:pPr>
+      <w:rPr/>
+    </w:lvl>
+    <w:lvl w:ilvl="6">
+      <w:start w:val="1"/>
+      <w:numFmt w:val="decimal"/>
+      <w:lvlText w:val="%7."/>
+      <w:lvlJc w:val="left"/>
+      <w:pPr>
+        <w:tabs>
+          <w:tab w:val="num" w:pos="2880"/>
+        </w:tabs>
+        <w:ind w:left="2880" w:hanging="360"/>
+      </w:pPr>
+      <w:rPr/>
+    </w:lvl>
+    <w:lvl w:ilvl="7">
+      <w:start w:val="1"/>
+      <w:numFmt w:val="decimal"/>
+      <w:lvlText w:val="%8."/>
+      <w:lvlJc w:val="left"/>
+      <w:pPr>
+        <w:tabs>
+          <w:tab w:val="num" w:pos="3240"/>
+        </w:tabs>
+        <w:ind w:left="3240" w:hanging="360"/>
+      </w:pPr>
+      <w:rPr/>
+    </w:lvl>
+    <w:lvl w:ilvl="8">
+      <w:start w:val="1"/>
+      <w:numFmt w:val="decimal"/>
+      <w:lvlText w:val="%9."/>
+      <w:lvlJc w:val="left"/>
+      <w:pPr>
+        <w:tabs>
+          <w:tab w:val="num" w:pos="3600"/>
+        </w:tabs>
+        <w:ind w:left="3600" w:hanging="360"/>
+      </w:pPr>
+      <w:rPr/>
+    </w:lvl>
+  </w:abstractNum>
+  <w:abstractNum w:abstractNumId="40">
+    <w:lvl w:ilvl="0">
+      <w:start w:val="1"/>
+      <w:numFmt w:val="bullet"/>
+      <w:lvlText w:val=""/>
+      <w:lvlJc w:val="left"/>
+      <w:pPr>
+        <w:tabs>
+          <w:tab w:val="num" w:pos="0"/>
+        </w:tabs>
+        <w:ind w:left="720" w:hanging="360"/>
+      </w:pPr>
+      <w:rPr>
+        <w:rFonts w:ascii="Symbol" w:hAnsi="Symbol" w:cs="Symbol" w:hint="default"/>
+      </w:rPr>
+    </w:lvl>
+    <w:lvl w:ilvl="1">
+      <w:start w:val="1"/>
+      <w:numFmt w:val="decimal"/>
+      <w:lvlText w:val="%2."/>
+      <w:lvlJc w:val="left"/>
+      <w:pPr>
+        <w:tabs>
+          <w:tab w:val="num" w:pos="1080"/>
+        </w:tabs>
+        <w:ind w:left="1080" w:hanging="360"/>
+      </w:pPr>
+      <w:rPr/>
+    </w:lvl>
+    <w:lvl w:ilvl="2">
+      <w:start w:val="1"/>
+      <w:numFmt w:val="decimal"/>
+      <w:lvlText w:val="%3."/>
+      <w:lvlJc w:val="left"/>
+      <w:pPr>
+        <w:tabs>
+          <w:tab w:val="num" w:pos="1440"/>
+        </w:tabs>
+        <w:ind w:left="1440" w:hanging="360"/>
+      </w:pPr>
+      <w:rPr/>
+    </w:lvl>
+    <w:lvl w:ilvl="3">
+      <w:start w:val="1"/>
+      <w:numFmt w:val="decimal"/>
+      <w:lvlText w:val="%4."/>
+      <w:lvlJc w:val="left"/>
+      <w:pPr>
+        <w:tabs>
+          <w:tab w:val="num" w:pos="1800"/>
+        </w:tabs>
+        <w:ind w:left="1800" w:hanging="360"/>
+      </w:pPr>
+      <w:rPr/>
+    </w:lvl>
+    <w:lvl w:ilvl="4">
+      <w:start w:val="1"/>
+      <w:numFmt w:val="decimal"/>
+      <w:lvlText w:val="%5."/>
+      <w:lvlJc w:val="left"/>
+      <w:pPr>
+        <w:tabs>
+          <w:tab w:val="num" w:pos="2160"/>
+        </w:tabs>
+        <w:ind w:left="2160" w:hanging="360"/>
+      </w:pPr>
+      <w:rPr/>
+    </w:lvl>
+    <w:lvl w:ilvl="5">
+      <w:start w:val="1"/>
+      <w:numFmt w:val="decimal"/>
+      <w:lvlText w:val="%6."/>
+      <w:lvlJc w:val="left"/>
+      <w:pPr>
+        <w:tabs>
+          <w:tab w:val="num" w:pos="2520"/>
+        </w:tabs>
+        <w:ind w:left="2520" w:hanging="360"/>
+      </w:pPr>
+      <w:rPr/>
+    </w:lvl>
+    <w:lvl w:ilvl="6">
+      <w:start w:val="1"/>
+      <w:numFmt w:val="decimal"/>
+      <w:lvlText w:val="%7."/>
+      <w:lvlJc w:val="left"/>
+      <w:pPr>
+        <w:tabs>
+          <w:tab w:val="num" w:pos="2880"/>
+        </w:tabs>
+        <w:ind w:left="2880" w:hanging="360"/>
+      </w:pPr>
+      <w:rPr/>
+    </w:lvl>
+    <w:lvl w:ilvl="7">
+      <w:start w:val="1"/>
+      <w:numFmt w:val="decimal"/>
+      <w:lvlText w:val="%8."/>
+      <w:lvlJc w:val="left"/>
+      <w:pPr>
+        <w:tabs>
+          <w:tab w:val="num" w:pos="3240"/>
+        </w:tabs>
+        <w:ind w:left="3240" w:hanging="360"/>
+      </w:pPr>
+      <w:rPr/>
+    </w:lvl>
+    <w:lvl w:ilvl="8">
+      <w:start w:val="1"/>
+      <w:numFmt w:val="decimal"/>
+      <w:lvlText w:val="%9."/>
+      <w:lvlJc w:val="left"/>
+      <w:pPr>
+        <w:tabs>
+          <w:tab w:val="num" w:pos="3600"/>
+        </w:tabs>
+        <w:ind w:left="3600" w:hanging="360"/>
+      </w:pPr>
+      <w:rPr/>
+    </w:lvl>
+  </w:abstractNum>
+  <w:abstractNum w:abstractNumId="41">
     <w:lvl w:ilvl="0">
       <w:start w:val="1"/>
       <w:numFmt w:val="none"/>
@@ -7069,112 +10441,196 @@
     <w:abstractNumId w:val="13"/>
   </w:num>
   <w:num w:numId="14">
-    <w:abstractNumId w:val="6"/>
+    <w:abstractNumId w:val="14"/>
+  </w:num>
+  <w:num w:numId="15">
+    <w:abstractNumId w:val="15"/>
+  </w:num>
+  <w:num w:numId="16">
+    <w:abstractNumId w:val="16"/>
+  </w:num>
+  <w:num w:numId="17">
+    <w:abstractNumId w:val="17"/>
+  </w:num>
+  <w:num w:numId="18">
+    <w:abstractNumId w:val="18"/>
+  </w:num>
+  <w:num w:numId="19">
+    <w:abstractNumId w:val="19"/>
+  </w:num>
+  <w:num w:numId="20">
+    <w:abstractNumId w:val="20"/>
+  </w:num>
+  <w:num w:numId="21">
+    <w:abstractNumId w:val="21"/>
+  </w:num>
+  <w:num w:numId="22">
+    <w:abstractNumId w:val="22"/>
+  </w:num>
+  <w:num w:numId="23">
+    <w:abstractNumId w:val="23"/>
+  </w:num>
+  <w:num w:numId="24">
+    <w:abstractNumId w:val="24"/>
+  </w:num>
+  <w:num w:numId="25">
+    <w:abstractNumId w:val="25"/>
+  </w:num>
+  <w:num w:numId="26">
+    <w:abstractNumId w:val="26"/>
+  </w:num>
+  <w:num w:numId="27">
+    <w:abstractNumId w:val="27"/>
+  </w:num>
+  <w:num w:numId="28">
+    <w:abstractNumId w:val="28"/>
+  </w:num>
+  <w:num w:numId="29">
+    <w:abstractNumId w:val="29"/>
+  </w:num>
+  <w:num w:numId="30">
+    <w:abstractNumId w:val="30"/>
+  </w:num>
+  <w:num w:numId="31">
+    <w:abstractNumId w:val="31"/>
+  </w:num>
+  <w:num w:numId="32">
+    <w:abstractNumId w:val="32"/>
+  </w:num>
+  <w:num w:numId="33">
+    <w:abstractNumId w:val="33"/>
+  </w:num>
+  <w:num w:numId="34">
+    <w:abstractNumId w:val="34"/>
+  </w:num>
+  <w:num w:numId="35">
+    <w:abstractNumId w:val="35"/>
+  </w:num>
+  <w:num w:numId="36">
+    <w:abstractNumId w:val="36"/>
+  </w:num>
+  <w:num w:numId="37">
+    <w:abstractNumId w:val="37"/>
+  </w:num>
+  <w:num w:numId="38">
+    <w:abstractNumId w:val="38"/>
+  </w:num>
+  <w:num w:numId="39">
+    <w:abstractNumId w:val="39"/>
+  </w:num>
+  <w:num w:numId="40">
+    <w:abstractNumId w:val="40"/>
+  </w:num>
+  <w:num w:numId="41">
+    <w:abstractNumId w:val="41"/>
+  </w:num>
+  <w:num w:numId="42">
+    <w:abstractNumId w:val="1"/>
     <w:lvlOverride w:ilvl="0">
       <w:startOverride w:val="1"/>
     </w:lvlOverride>
   </w:num>
-  <w:num w:numId="15">
-    <w:abstractNumId w:val="6"/>
+  <w:num w:numId="43">
+    <w:abstractNumId w:val="1"/>
   </w:num>
-  <w:num w:numId="16">
-    <w:abstractNumId w:val="6"/>
+  <w:num w:numId="44">
+    <w:abstractNumId w:val="1"/>
   </w:num>
-  <w:num w:numId="17">
-    <w:abstractNumId w:val="6"/>
+  <w:num w:numId="45">
+    <w:abstractNumId w:val="1"/>
   </w:num>
-  <w:num w:numId="18">
-    <w:abstractNumId w:val="6"/>
+  <w:num w:numId="46">
+    <w:abstractNumId w:val="1"/>
   </w:num>
-  <w:num w:numId="19">
-    <w:abstractNumId w:val="6"/>
+  <w:num w:numId="47">
+    <w:abstractNumId w:val="1"/>
   </w:num>
-  <w:num w:numId="20">
+  <w:num w:numId="48">
     <w:abstractNumId w:val="7"/>
     <w:lvlOverride w:ilvl="0">
       <w:startOverride w:val="1"/>
     </w:lvlOverride>
   </w:num>
-  <w:num w:numId="21">
+  <w:num w:numId="49">
     <w:abstractNumId w:val="7"/>
   </w:num>
-  <w:num w:numId="22">
+  <w:num w:numId="50">
     <w:abstractNumId w:val="7"/>
   </w:num>
-  <w:num w:numId="23">
+  <w:num w:numId="51">
     <w:abstractNumId w:val="7"/>
   </w:num>
-  <w:num w:numId="24">
+  <w:num w:numId="52">
     <w:abstractNumId w:val="7"/>
   </w:num>
-  <w:num w:numId="25">
+  <w:num w:numId="53">
     <w:abstractNumId w:val="7"/>
   </w:num>
-  <w:num w:numId="26">
+  <w:num w:numId="54">
     <w:abstractNumId w:val="7"/>
   </w:num>
-  <w:num w:numId="27">
+  <w:num w:numId="55">
     <w:abstractNumId w:val="7"/>
   </w:num>
-  <w:num w:numId="28">
+  <w:num w:numId="56">
     <w:abstractNumId w:val="7"/>
   </w:num>
-  <w:num w:numId="29">
-    <w:abstractNumId w:val="8"/>
+  <w:num w:numId="57">
+    <w:abstractNumId w:val="16"/>
     <w:lvlOverride w:ilvl="0">
       <w:startOverride w:val="1"/>
     </w:lvlOverride>
   </w:num>
-  <w:num w:numId="30">
-    <w:abstractNumId w:val="8"/>
+  <w:num w:numId="58">
+    <w:abstractNumId w:val="16"/>
   </w:num>
-  <w:num w:numId="31">
-    <w:abstractNumId w:val="8"/>
+  <w:num w:numId="59">
+    <w:abstractNumId w:val="16"/>
   </w:num>
-  <w:num w:numId="32">
-    <w:abstractNumId w:val="9"/>
+  <w:num w:numId="60">
+    <w:abstractNumId w:val="19"/>
     <w:lvlOverride w:ilvl="0">
       <w:startOverride w:val="1"/>
     </w:lvlOverride>
   </w:num>
-  <w:num w:numId="33">
-    <w:abstractNumId w:val="9"/>
+  <w:num w:numId="61">
+    <w:abstractNumId w:val="19"/>
   </w:num>
-  <w:num w:numId="34">
-    <w:abstractNumId w:val="9"/>
+  <w:num w:numId="62">
+    <w:abstractNumId w:val="19"/>
   </w:num>
-  <w:num w:numId="35">
-    <w:abstractNumId w:val="9"/>
+  <w:num w:numId="63">
+    <w:abstractNumId w:val="19"/>
   </w:num>
-  <w:num w:numId="36">
-    <w:abstractNumId w:val="9"/>
+  <w:num w:numId="64">
+    <w:abstractNumId w:val="19"/>
   </w:num>
-  <w:num w:numId="37">
-    <w:abstractNumId w:val="9"/>
+  <w:num w:numId="65">
+    <w:abstractNumId w:val="19"/>
   </w:num>
-  <w:num w:numId="38">
-    <w:abstractNumId w:val="9"/>
+  <w:num w:numId="66">
+    <w:abstractNumId w:val="19"/>
   </w:num>
-  <w:num w:numId="39">
-    <w:abstractNumId w:val="9"/>
+  <w:num w:numId="67">
+    <w:abstractNumId w:val="19"/>
   </w:num>
-  <w:num w:numId="40">
-    <w:abstractNumId w:val="9"/>
+  <w:num w:numId="68">
+    <w:abstractNumId w:val="19"/>
   </w:num>
-  <w:num w:numId="41">
-    <w:abstractNumId w:val="9"/>
+  <w:num w:numId="69">
+    <w:abstractNumId w:val="19"/>
   </w:num>
-  <w:num w:numId="42">
-    <w:abstractNumId w:val="10"/>
+  <w:num w:numId="70">
+    <w:abstractNumId w:val="29"/>
     <w:lvlOverride w:ilvl="0">
       <w:startOverride w:val="1"/>
     </w:lvlOverride>
   </w:num>
-  <w:num w:numId="43">
-    <w:abstractNumId w:val="10"/>
+  <w:num w:numId="71">
+    <w:abstractNumId w:val="29"/>
   </w:num>
-  <w:num w:numId="44">
-    <w:abstractNumId w:val="10"/>
+  <w:num w:numId="72">
+    <w:abstractNumId w:val="29"/>
     <w:lvlOverride w:ilvl="0">
       <w:startOverride w:val="1"/>
     </w:lvlOverride>
@@ -7182,34 +10638,34 @@
       <w:startOverride w:val="1"/>
     </w:lvlOverride>
   </w:num>
-  <w:num w:numId="45">
-    <w:abstractNumId w:val="10"/>
+  <w:num w:numId="73">
+    <w:abstractNumId w:val="29"/>
   </w:num>
-  <w:num w:numId="46">
-    <w:abstractNumId w:val="10"/>
+  <w:num w:numId="74">
+    <w:abstractNumId w:val="29"/>
     <w:lvlOverride w:ilvl="0">
       <w:startOverride w:val="1"/>
     </w:lvlOverride>
   </w:num>
-  <w:num w:numId="47">
-    <w:abstractNumId w:val="10"/>
+  <w:num w:numId="75">
+    <w:abstractNumId w:val="29"/>
   </w:num>
-  <w:num w:numId="48">
-    <w:abstractNumId w:val="10"/>
+  <w:num w:numId="76">
+    <w:abstractNumId w:val="29"/>
   </w:num>
-  <w:num w:numId="49">
-    <w:abstractNumId w:val="10"/>
+  <w:num w:numId="77">
+    <w:abstractNumId w:val="29"/>
   </w:num>
-  <w:num w:numId="50">
-    <w:abstractNumId w:val="10"/>
+  <w:num w:numId="78">
+    <w:abstractNumId w:val="29"/>
   </w:num>
-  <w:num w:numId="51">
-    <w:abstractNumId w:val="10"/>
+  <w:num w:numId="79">
+    <w:abstractNumId w:val="29"/>
   </w:num>
-  <w:num w:numId="52">
+  <w:num w:numId="80">
     <w:abstractNumId w:val="7"/>
   </w:num>
-  <w:num w:numId="53">
+  <w:num w:numId="81">
     <w:abstractNumId w:val="7"/>
   </w:num>
 </w:numbering>
